--- a/OkostoltoRendszer/Documents/Fejlesztői dokumentáció.docx
+++ b/OkostoltoRendszer/Documents/Fejlesztői dokumentáció.docx
@@ -1,6 +1,6 @@
 
 <file path=word/document.xml><?xml version="1.0" encoding="utf-8"?>
-<w:document xmlns:wpc="http://schemas.microsoft.com/office/word/2010/wordprocessingCanvas" xmlns:cx="http://schemas.microsoft.com/office/drawing/2014/chartex" xmlns:cx1="http://schemas.microsoft.com/office/drawing/2015/9/8/chartex" xmlns:cx2="http://schemas.microsoft.com/office/drawing/2015/10/21/chartex" xmlns:cx3="http://schemas.microsoft.com/office/drawing/2016/5/9/chartex" xmlns:cx4="http://schemas.microsoft.com/office/drawing/2016/5/10/chartex" xmlns:cx5="http://schemas.microsoft.com/office/drawing/2016/5/11/chartex" xmlns:cx6="http://schemas.microsoft.com/office/drawing/2016/5/12/chartex" xmlns:cx7="http://schemas.microsoft.com/office/drawing/2016/5/13/chartex" xmlns:cx8="http://schemas.microsoft.com/office/drawing/2016/5/14/chartex" xmlns:mc="http://schemas.openxmlformats.org/markup-compatibility/2006" xmlns:aink="http://schemas.microsoft.com/office/drawing/2016/ink" xmlns:am3d="http://schemas.microsoft.com/office/drawing/2017/model3d" xmlns:o="urn:schemas-microsoft-com:office:office" xmlns:oel="http://schemas.microsoft.com/office/2019/extlst" xmlns:r="http://schemas.openxmlformats.org/officeDocument/2006/relationships" xmlns:m="http://schemas.openxmlformats.org/officeDocument/2006/math" xmlns:v="urn:schemas-microsoft-com:vml" xmlns:wp14="http://schemas.microsoft.com/office/word/2010/wordprocessingDrawing" xmlns:wp="http://schemas.openxmlformats.org/drawingml/2006/wordprocessingDrawing" xmlns:w10="urn:schemas-microsoft-com:office:word" xmlns:w="http://schemas.openxmlformats.org/wordprocessingml/2006/main" xmlns:w14="http://schemas.microsoft.com/office/word/2010/wordml" xmlns:w15="http://schemas.microsoft.com/office/word/2012/wordml" xmlns:w16cex="http://schemas.microsoft.com/office/word/2018/wordml/cex" xmlns:w16cid="http://schemas.microsoft.com/office/word/2016/wordml/cid" xmlns:w16="http://schemas.microsoft.com/office/word/2018/wordml" xmlns:w16du="http://schemas.microsoft.com/office/word/2023/wordml/word16du" xmlns:w16sdtdh="http://schemas.microsoft.com/office/word/2020/wordml/sdtdatahash" xmlns:w16sdtfl="http://schemas.microsoft.com/office/word/2024/wordml/sdtformatlock" xmlns:w16se="http://schemas.microsoft.com/office/word/2015/wordml/symex" xmlns:wpg="http://schemas.microsoft.com/office/word/2010/wordprocessingGroup" xmlns:wpi="http://schemas.microsoft.com/office/word/2010/wordprocessingInk" xmlns:wne="http://schemas.microsoft.com/office/word/2006/wordml" xmlns:wps="http://schemas.microsoft.com/office/word/2010/wordprocessingShape" mc:Ignorable="w14 w15 w16se w16cid w16 w16cex w16sdtdh w16sdtfl w16du wp14">
+<w:document xmlns:ve="http://schemas.openxmlformats.org/markup-compatibility/2006" xmlns:o="urn:schemas-microsoft-com:office:office" xmlns:r="http://schemas.openxmlformats.org/officeDocument/2006/relationships" xmlns:m="http://schemas.openxmlformats.org/officeDocument/2006/math" xmlns:v="urn:schemas-microsoft-com:vml" xmlns:wp="http://schemas.openxmlformats.org/drawingml/2006/wordprocessingDrawing" xmlns:w10="urn:schemas-microsoft-com:office:word" xmlns:w="http://schemas.openxmlformats.org/wordprocessingml/2006/main" xmlns:wne="http://schemas.microsoft.com/office/word/2006/wordml">
   <w:body>
     <w:p>
       <w:pPr>
@@ -10,14 +10,12 @@
         <w:rPr>
           <w:sz w:val="72"/>
           <w:szCs w:val="72"/>
-          <w:highlight w:val="yellow"/>
         </w:rPr>
       </w:pPr>
       <w:r>
         <w:rPr>
           <w:sz w:val="72"/>
           <w:szCs w:val="72"/>
-          <w:highlight w:val="yellow"/>
         </w:rPr>
         <w:t>Okostöltő Rendszer</w:t>
       </w:r>
@@ -56,7 +54,10 @@
     </w:p>
     <w:p>
       <w:r>
-        <w:t xml:space="preserve">Osztálya: </w:t>
+        <w:t>Osztály</w:t>
+      </w:r>
+      <w:r>
+        <w:t xml:space="preserve">: </w:t>
       </w:r>
       <w:bookmarkStart w:id="0" w:name="_uy939d8e3npt" w:colFirst="0" w:colLast="0"/>
       <w:bookmarkEnd w:id="0"/>
@@ -372,50 +373,18 @@
             </w:rPr>
             <w:t>4.1. Erőforrás-terv, munkaidő nyilvántartás</w:t>
           </w:r>
-        </w:p>
-        <w:p>
-          <w:pPr>
-            <w:pStyle w:val="Cmsor2"/>
-            <w:ind w:left="720"/>
-            <w:rPr>
-              <w:sz w:val="24"/>
-              <w:szCs w:val="24"/>
-            </w:rPr>
-          </w:pPr>
           <w:bookmarkStart w:id="14" w:name="_drnxs9jsrvtv" w:colFirst="0" w:colLast="0"/>
+          <w:bookmarkStart w:id="15" w:name="_ulfuxj5x1qcv" w:colFirst="0" w:colLast="0"/>
           <w:bookmarkEnd w:id="14"/>
-          <w:r>
-            <w:rPr>
-              <w:sz w:val="24"/>
-              <w:szCs w:val="24"/>
-            </w:rPr>
-            <w:t>4.2. Fejlesztői dokumentáció</w:t>
-          </w:r>
-        </w:p>
-        <w:p>
-          <w:pPr>
-            <w:pStyle w:val="Cmsor2"/>
-            <w:ind w:left="720"/>
-          </w:pPr>
-          <w:bookmarkStart w:id="15" w:name="_4sgyaaxg2qu6" w:colFirst="0" w:colLast="0"/>
           <w:bookmarkEnd w:id="15"/>
-          <w:r>
-            <w:rPr>
-              <w:sz w:val="24"/>
-              <w:szCs w:val="24"/>
-            </w:rPr>
-            <w:t>4.3. Felhasználói útmutató</w:t>
-          </w:r>
-          <w:bookmarkStart w:id="16" w:name="_ulfuxj5x1qcv" w:colFirst="0" w:colLast="0"/>
-          <w:bookmarkEnd w:id="16"/>
           <w:r>
             <w:fldChar w:fldCharType="end"/>
           </w:r>
         </w:p>
       </w:sdtContent>
     </w:sdt>
-    <w:bookmarkStart w:id="17" w:name="_5l19g1fvgx3g" w:colFirst="0" w:colLast="0" w:displacedByCustomXml="prev"/>
-    <w:bookmarkEnd w:id="17" w:displacedByCustomXml="prev"/>
+    <w:bookmarkStart w:id="16" w:name="_5l19g1fvgx3g" w:colFirst="0" w:colLast="0" w:displacedByCustomXml="prev"/>
+    <w:bookmarkEnd w:id="16" w:displacedByCustomXml="prev"/>
     <w:p>
       <w:pPr>
         <w:rPr>
@@ -441,8 +410,8 @@
           <w:color w:val="000000" w:themeColor="text1"/>
         </w:rPr>
       </w:pPr>
-      <w:bookmarkStart w:id="18" w:name="_555wczm1g606" w:colFirst="0" w:colLast="0"/>
-      <w:bookmarkEnd w:id="18"/>
+      <w:bookmarkStart w:id="17" w:name="_555wczm1g606" w:colFirst="0" w:colLast="0"/>
+      <w:bookmarkEnd w:id="17"/>
       <w:r>
         <w:rPr>
           <w:color w:val="000000" w:themeColor="text1"/>
@@ -455,8 +424,8 @@
       <w:pPr>
         <w:pStyle w:val="NormlWeb"/>
         <w:numPr>
-          <w:ilvl w:val="0"/>
-          <w:numId w:val="12"/>
+          <w:ilvl w:val="1"/>
+          <w:numId w:val="13"/>
         </w:numPr>
         <w:rPr>
           <w:rStyle w:val="Kiemels2"/>
@@ -483,7 +452,6 @@
         <w:rPr>
           <w:rStyle w:val="Kiemels2"/>
           <w:rFonts w:ascii="Arial" w:hAnsi="Arial" w:cs="Arial"/>
-          <w:b w:val="0"/>
           <w:color w:val="000000" w:themeColor="text1"/>
         </w:rPr>
       </w:pPr>
@@ -491,7 +459,6 @@
         <w:rPr>
           <w:rStyle w:val="Kiemels2"/>
           <w:rFonts w:ascii="Arial" w:hAnsi="Arial" w:cs="Arial"/>
-          <w:b w:val="0"/>
           <w:color w:val="000000" w:themeColor="text1"/>
         </w:rPr>
         <w:t>Okostöltő rendszer fejlesztése elektromos autók számára</w:t>
@@ -501,8 +468,8 @@
       <w:pPr>
         <w:pStyle w:val="Cmsor3"/>
         <w:numPr>
-          <w:ilvl w:val="0"/>
-          <w:numId w:val="12"/>
+          <w:ilvl w:val="1"/>
+          <w:numId w:val="13"/>
         </w:numPr>
         <w:rPr>
           <w:color w:val="000000" w:themeColor="text1"/>
@@ -528,23 +495,28 @@
           <w:rFonts w:ascii="Arial" w:hAnsi="Arial" w:cs="Arial"/>
           <w:color w:val="000000" w:themeColor="text1"/>
         </w:rPr>
-        <w:t xml:space="preserve">A projekt célja egy parancssorból kezelhető (CLI) okostöltő rendszer megvalósítása, amely elektromos autók töltését szimulálja. A rendszer különböző típusú </w:t>
-      </w:r>
-      <w:proofErr w:type="spellStart"/>
-      <w:r>
-        <w:rPr>
-          <w:rFonts w:ascii="Arial" w:hAnsi="Arial" w:cs="Arial"/>
-          <w:color w:val="000000" w:themeColor="text1"/>
-        </w:rPr>
-        <w:t>töltőportokat</w:t>
-      </w:r>
-      <w:proofErr w:type="spellEnd"/>
-      <w:r>
-        <w:rPr>
-          <w:rFonts w:ascii="Arial" w:hAnsi="Arial" w:cs="Arial"/>
-          <w:color w:val="000000" w:themeColor="text1"/>
-        </w:rPr>
-        <w:t xml:space="preserve"> kezel, figyelembe veszi az autómárkákhoz tartozó kedvezményeket, valamint képes a töltések automatikus leállítására, árkalkulációra és napi statisztikák készítésére.</w:t>
+        <w:t xml:space="preserve">A projekt célja egy parancssorból kezelhető (CLI) okostöltő rendszer megvalósítása, amely elektromos autók töltését szimulálja. </w:t>
+      </w:r>
+      <w:r>
+        <w:rPr>
+          <w:rFonts w:ascii="Arial" w:hAnsi="Arial" w:cs="Arial"/>
+          <w:color w:val="000000" w:themeColor="text1"/>
+        </w:rPr>
+        <w:t>A rendszer 4 féle porttal rendelkezik, amelyek különböző töltési módokat (lassú, normál 2x, gyors 2x, ultra gyors) szolgáltatnak a felhasználók számára. A Tesla, Volkswagen, Hyundai márkák kedvezményt élveznek, másokkal szemben</w:t>
+      </w:r>
+      <w:r>
+        <w:rPr>
+          <w:rFonts w:ascii="Arial" w:hAnsi="Arial" w:cs="Arial"/>
+          <w:color w:val="000000" w:themeColor="text1"/>
+        </w:rPr>
+        <w:t>. Ezen kívül a program</w:t>
+      </w:r>
+      <w:r>
+        <w:rPr>
+          <w:rFonts w:ascii="Arial" w:hAnsi="Arial" w:cs="Arial"/>
+          <w:color w:val="000000" w:themeColor="text1"/>
+        </w:rPr>
+        <w:t xml:space="preserve"> képes a töltések automatikus leállítására, árkalkulációra és napi statisztikák készítésére.</w:t>
       </w:r>
       <w:r>
         <w:rPr>
@@ -552,23 +524,21 @@
           <w:color w:val="000000" w:themeColor="text1"/>
         </w:rPr>
         <w:br/>
-        <w:t xml:space="preserve">A program offline működik, minden adatot helyben </w:t>
-      </w:r>
-      <w:proofErr w:type="spellStart"/>
-      <w:r>
-        <w:rPr>
-          <w:rFonts w:ascii="Arial" w:hAnsi="Arial" w:cs="Arial"/>
-          <w:color w:val="000000" w:themeColor="text1"/>
-        </w:rPr>
-        <w:t>dolgoz</w:t>
-      </w:r>
-      <w:proofErr w:type="spellEnd"/>
-      <w:r>
-        <w:rPr>
-          <w:rFonts w:ascii="Arial" w:hAnsi="Arial" w:cs="Arial"/>
-          <w:color w:val="000000" w:themeColor="text1"/>
-        </w:rPr>
-        <w:t xml:space="preserve"> fel és fájlba ment.</w:t>
+        <w:t>A program offline működik, minden adatot helyben dolgoz fel és</w:t>
+      </w:r>
+      <w:r>
+        <w:rPr>
+          <w:rFonts w:ascii="Arial" w:hAnsi="Arial" w:cs="Arial"/>
+          <w:color w:val="000000" w:themeColor="text1"/>
+        </w:rPr>
+        <w:t xml:space="preserve"> .txt</w:t>
+      </w:r>
+      <w:r>
+        <w:rPr>
+          <w:rFonts w:ascii="Arial" w:hAnsi="Arial" w:cs="Arial"/>
+          <w:color w:val="000000" w:themeColor="text1"/>
+        </w:rPr>
+        <w:t xml:space="preserve"> fájlba ment.</w:t>
       </w:r>
     </w:p>
     <w:p>
@@ -576,7 +546,7 @@
         <w:pStyle w:val="Cmsor1"/>
         <w:numPr>
           <w:ilvl w:val="0"/>
-          <w:numId w:val="11"/>
+          <w:numId w:val="13"/>
         </w:numPr>
         <w:rPr>
           <w:color w:val="000000" w:themeColor="text1"/>
@@ -620,7 +590,14 @@
           <w:rFonts w:ascii="Arial" w:hAnsi="Arial" w:cs="Arial"/>
           <w:color w:val="000000" w:themeColor="text1"/>
         </w:rPr>
-        <w:t>Windows 10 vagy Windows 11</w:t>
+        <w:t>Windows 10</w:t>
+      </w:r>
+      <w:r>
+        <w:rPr>
+          <w:rFonts w:ascii="Arial" w:hAnsi="Arial" w:cs="Arial"/>
+          <w:color w:val="000000" w:themeColor="text1"/>
+        </w:rPr>
+        <w:t xml:space="preserve"> vagy újabb</w:t>
       </w:r>
     </w:p>
     <w:p>
@@ -640,7 +617,41 @@
           <w:rFonts w:ascii="Arial" w:hAnsi="Arial" w:cs="Arial"/>
           <w:color w:val="000000" w:themeColor="text1"/>
         </w:rPr>
-        <w:t>Offline működés (nincs hálózati kapcsolat)</w:t>
+        <w:t>Offline mű</w:t>
+      </w:r>
+      <w:r>
+        <w:rPr>
+          <w:rFonts w:ascii="Arial" w:hAnsi="Arial" w:cs="Arial"/>
+          <w:color w:val="000000" w:themeColor="text1"/>
+        </w:rPr>
+        <w:t>ködés</w:t>
+      </w:r>
+    </w:p>
+    <w:p>
+      <w:pPr>
+        <w:pStyle w:val="NormlWeb"/>
+        <w:numPr>
+          <w:ilvl w:val="0"/>
+          <w:numId w:val="4"/>
+        </w:numPr>
+        <w:rPr>
+          <w:rFonts w:ascii="Arial" w:hAnsi="Arial" w:cs="Arial"/>
+          <w:color w:val="000000" w:themeColor="text1"/>
+        </w:rPr>
+      </w:pPr>
+      <w:r>
+        <w:rPr>
+          <w:rFonts w:ascii="Arial" w:hAnsi="Arial" w:cs="Arial"/>
+          <w:color w:val="000000" w:themeColor="text1"/>
+        </w:rPr>
+        <w:t xml:space="preserve">Fejlesztőkörnyezet: </w:t>
+      </w:r>
+      <w:r>
+        <w:rPr>
+          <w:rFonts w:ascii="Arial" w:hAnsi="Arial" w:cs="Arial"/>
+          <w:color w:val="000000" w:themeColor="text1"/>
+        </w:rPr>
+        <w:t>IntelliJ Community Edition 24.3.0</w:t>
       </w:r>
     </w:p>
     <w:p>
@@ -679,42 +690,6 @@
     </w:p>
     <w:p>
       <w:pPr>
-        <w:pStyle w:val="NormlWeb"/>
-        <w:numPr>
-          <w:ilvl w:val="0"/>
-          <w:numId w:val="5"/>
-        </w:numPr>
-        <w:rPr>
-          <w:rFonts w:ascii="Arial" w:hAnsi="Arial" w:cs="Arial"/>
-          <w:color w:val="000000" w:themeColor="text1"/>
-        </w:rPr>
-      </w:pPr>
-      <w:r>
-        <w:rPr>
-          <w:rFonts w:ascii="Arial" w:hAnsi="Arial" w:cs="Arial"/>
-          <w:color w:val="000000" w:themeColor="text1"/>
-        </w:rPr>
-        <w:t xml:space="preserve">Fejlesztőkörnyezet: </w:t>
-      </w:r>
-      <w:proofErr w:type="spellStart"/>
-      <w:r>
-        <w:rPr>
-          <w:rFonts w:ascii="Arial" w:hAnsi="Arial" w:cs="Arial"/>
-          <w:color w:val="000000" w:themeColor="text1"/>
-        </w:rPr>
-        <w:t>IntelliJ</w:t>
-      </w:r>
-      <w:proofErr w:type="spellEnd"/>
-      <w:r>
-        <w:rPr>
-          <w:rFonts w:ascii="Arial" w:hAnsi="Arial" w:cs="Arial"/>
-          <w:color w:val="000000" w:themeColor="text1"/>
-        </w:rPr>
-        <w:t xml:space="preserve"> IDEA 24.3</w:t>
-      </w:r>
-    </w:p>
-    <w:p>
-      <w:pPr>
         <w:pStyle w:val="Cmsor3"/>
         <w:rPr>
           <w:color w:val="000000" w:themeColor="text1"/>
@@ -729,107 +704,940 @@
     </w:p>
     <w:p>
       <w:pPr>
-        <w:pStyle w:val="NormlWeb"/>
+        <w:ind w:firstLine="360"/>
+        <w:rPr>
+          <w:sz w:val="24"/>
+          <w:szCs w:val="24"/>
+        </w:rPr>
+      </w:pPr>
+      <w:r>
+        <w:rPr>
+          <w:sz w:val="24"/>
+          <w:szCs w:val="24"/>
+        </w:rPr>
+        <w:t xml:space="preserve">A megoldáshoz felhasznált Java modulok: </w:t>
+      </w:r>
+    </w:p>
+    <w:p>
+      <w:pPr>
+        <w:pStyle w:val="Listaszerbekezds"/>
         <w:numPr>
           <w:ilvl w:val="0"/>
           <w:numId w:val="6"/>
         </w:numPr>
         <w:rPr>
-          <w:rFonts w:ascii="Arial" w:hAnsi="Arial" w:cs="Arial"/>
-          <w:color w:val="000000" w:themeColor="text1"/>
-        </w:rPr>
-      </w:pPr>
-      <w:r>
-        <w:rPr>
-          <w:rFonts w:ascii="Arial" w:hAnsi="Arial" w:cs="Arial"/>
-          <w:color w:val="000000" w:themeColor="text1"/>
-        </w:rPr>
-        <w:t>Konzolos (CLI) alkalmazás</w:t>
-      </w:r>
-    </w:p>
-    <w:p>
-      <w:pPr>
-        <w:pStyle w:val="NormlWeb"/>
+          <w:sz w:val="24"/>
+          <w:szCs w:val="24"/>
+        </w:rPr>
+      </w:pPr>
+      <w:r>
+        <w:rPr>
+          <w:rFonts w:ascii="Courier New" w:hAnsi="Courier New" w:cs="Courier New"/>
+          <w:b/>
+          <w:sz w:val="24"/>
+          <w:szCs w:val="24"/>
+        </w:rPr>
+        <w:t>java.util.Scanner</w:t>
+      </w:r>
+      <w:r>
+        <w:rPr>
+          <w:sz w:val="24"/>
+          <w:szCs w:val="24"/>
+        </w:rPr>
+        <w:t>: Az adatok bekérésére a scanner modult használtuk</w:t>
+      </w:r>
+    </w:p>
+    <w:p>
+      <w:pPr>
+        <w:pStyle w:val="Listaszerbekezds"/>
         <w:numPr>
           <w:ilvl w:val="0"/>
           <w:numId w:val="6"/>
         </w:numPr>
         <w:rPr>
-          <w:rFonts w:ascii="Arial" w:hAnsi="Arial" w:cs="Arial"/>
-          <w:color w:val="000000" w:themeColor="text1"/>
-        </w:rPr>
-      </w:pPr>
-      <w:r>
-        <w:rPr>
-          <w:rFonts w:ascii="Arial" w:hAnsi="Arial" w:cs="Arial"/>
-          <w:color w:val="000000" w:themeColor="text1"/>
-        </w:rPr>
-        <w:t>Menü-alapú vezérlés</w:t>
-      </w:r>
-    </w:p>
-    <w:p>
-      <w:pPr>
-        <w:pStyle w:val="NormlWeb"/>
+          <w:sz w:val="24"/>
+          <w:szCs w:val="24"/>
+        </w:rPr>
+      </w:pPr>
+      <w:r>
+        <w:rPr>
+          <w:rFonts w:ascii="Courier New" w:hAnsi="Courier New" w:cs="Courier New"/>
+          <w:b/>
+          <w:sz w:val="24"/>
+          <w:szCs w:val="24"/>
+        </w:rPr>
+        <w:t>java.io.File</w:t>
+      </w:r>
+      <w:r>
+        <w:rPr>
+          <w:sz w:val="24"/>
+          <w:szCs w:val="24"/>
+        </w:rPr>
+        <w:t>: Fájl létrehozása a töltési idők tárolásához</w:t>
+      </w:r>
+    </w:p>
+    <w:p>
+      <w:pPr>
+        <w:pStyle w:val="Listaszerbekezds"/>
         <w:numPr>
           <w:ilvl w:val="0"/>
           <w:numId w:val="6"/>
         </w:numPr>
         <w:rPr>
-          <w:rFonts w:ascii="Arial" w:hAnsi="Arial" w:cs="Arial"/>
-          <w:color w:val="000000" w:themeColor="text1"/>
-        </w:rPr>
-      </w:pPr>
-      <w:r>
-        <w:rPr>
-          <w:rFonts w:ascii="Arial" w:hAnsi="Arial" w:cs="Arial"/>
-          <w:color w:val="000000" w:themeColor="text1"/>
-        </w:rPr>
-        <w:t>Szöveges bemenet és kimenet</w:t>
-      </w:r>
-    </w:p>
-    <w:p>
-      <w:pPr>
-        <w:pStyle w:val="NormlWeb"/>
+          <w:sz w:val="24"/>
+          <w:szCs w:val="24"/>
+        </w:rPr>
+      </w:pPr>
+      <w:r>
+        <w:rPr>
+          <w:rFonts w:ascii="Courier New" w:hAnsi="Courier New" w:cs="Courier New"/>
+          <w:b/>
+          <w:sz w:val="24"/>
+          <w:szCs w:val="24"/>
+        </w:rPr>
+        <w:t>java.io.FileWriter</w:t>
+      </w:r>
+      <w:r>
+        <w:rPr>
+          <w:sz w:val="24"/>
+          <w:szCs w:val="24"/>
+        </w:rPr>
+        <w:t>: A töltési idők beleírása a létrehozott fájlba</w:t>
+      </w:r>
+    </w:p>
+    <w:p>
+      <w:pPr>
+        <w:pStyle w:val="Listaszerbekezds"/>
         <w:numPr>
           <w:ilvl w:val="0"/>
           <w:numId w:val="6"/>
         </w:numPr>
         <w:rPr>
-          <w:rFonts w:ascii="Arial" w:hAnsi="Arial" w:cs="Arial"/>
-          <w:color w:val="000000" w:themeColor="text1"/>
-        </w:rPr>
-      </w:pPr>
-      <w:r>
-        <w:rPr>
-          <w:rFonts w:ascii="Arial" w:hAnsi="Arial" w:cs="Arial"/>
-          <w:color w:val="000000" w:themeColor="text1"/>
-        </w:rPr>
-        <w:t xml:space="preserve">Naplózás </w:t>
-      </w:r>
-      <w:r>
-        <w:rPr>
-          <w:rStyle w:val="HTML-kd"/>
-          <w:rFonts w:ascii="Arial" w:hAnsi="Arial" w:cs="Arial"/>
-          <w:color w:val="000000" w:themeColor="text1"/>
-        </w:rPr>
-        <w:t>.</w:t>
-      </w:r>
-      <w:proofErr w:type="spellStart"/>
-      <w:r>
-        <w:rPr>
-          <w:rStyle w:val="HTML-kd"/>
-          <w:rFonts w:ascii="Arial" w:hAnsi="Arial" w:cs="Arial"/>
-          <w:color w:val="000000" w:themeColor="text1"/>
-        </w:rPr>
-        <w:t>txt</w:t>
-      </w:r>
-      <w:proofErr w:type="spellEnd"/>
-      <w:r>
-        <w:rPr>
-          <w:rFonts w:ascii="Arial" w:hAnsi="Arial" w:cs="Arial"/>
-          <w:color w:val="000000" w:themeColor="text1"/>
-        </w:rPr>
-        <w:t xml:space="preserve"> fájlba</w:t>
+          <w:sz w:val="24"/>
+          <w:szCs w:val="24"/>
+        </w:rPr>
+      </w:pPr>
+      <w:r>
+        <w:rPr>
+          <w:rFonts w:ascii="Courier New" w:hAnsi="Courier New" w:cs="Courier New"/>
+          <w:b/>
+          <w:sz w:val="24"/>
+          <w:szCs w:val="24"/>
+        </w:rPr>
+        <w:t>java.io.IOException</w:t>
+      </w:r>
+      <w:r>
+        <w:rPr>
+          <w:sz w:val="24"/>
+          <w:szCs w:val="24"/>
+        </w:rPr>
+        <w:t>: Egy try-catch-ben használt exception az inputoknál</w:t>
+      </w:r>
+    </w:p>
+    <w:p>
+      <w:pPr>
+        <w:pStyle w:val="Listaszerbekezds"/>
+        <w:numPr>
+          <w:ilvl w:val="0"/>
+          <w:numId w:val="6"/>
+        </w:numPr>
+        <w:rPr>
+          <w:sz w:val="24"/>
+          <w:szCs w:val="24"/>
+        </w:rPr>
+      </w:pPr>
+      <w:r>
+        <w:rPr>
+          <w:rFonts w:ascii="Courier New" w:hAnsi="Courier New" w:cs="Courier New"/>
+          <w:b/>
+          <w:sz w:val="24"/>
+          <w:szCs w:val="24"/>
+        </w:rPr>
+        <w:t>java.util.ArrayList</w:t>
+      </w:r>
+      <w:r>
+        <w:rPr>
+          <w:sz w:val="24"/>
+          <w:szCs w:val="24"/>
+        </w:rPr>
+        <w:t>: A ChargingSessionok tárolására az ArrayListet találtuk a leghatékonyabb adatszerkezetnek mivel könnyen hozzáadhatóak és elvehetőek az elemek.</w:t>
+      </w:r>
+    </w:p>
+    <w:p>
+      <w:pPr>
+        <w:pStyle w:val="Listaszerbekezds"/>
+        <w:numPr>
+          <w:ilvl w:val="0"/>
+          <w:numId w:val="6"/>
+        </w:numPr>
+        <w:rPr>
+          <w:sz w:val="24"/>
+          <w:szCs w:val="24"/>
+        </w:rPr>
+      </w:pPr>
+      <w:r>
+        <w:rPr>
+          <w:rFonts w:ascii="Courier New" w:hAnsi="Courier New" w:cs="Courier New"/>
+          <w:b/>
+          <w:sz w:val="24"/>
+          <w:szCs w:val="24"/>
+        </w:rPr>
+        <w:t>java.util.Objects</w:t>
+      </w:r>
+      <w:r>
+        <w:rPr>
+          <w:sz w:val="24"/>
+          <w:szCs w:val="24"/>
+        </w:rPr>
+        <w:t>: Az Objects.Equals() függvény használata</w:t>
+      </w:r>
+    </w:p>
+    <w:p>
+      <w:pPr>
+        <w:pStyle w:val="Listaszerbekezds"/>
+        <w:numPr>
+          <w:ilvl w:val="0"/>
+          <w:numId w:val="6"/>
+        </w:numPr>
+        <w:rPr>
+          <w:sz w:val="24"/>
+          <w:szCs w:val="24"/>
+        </w:rPr>
+      </w:pPr>
+      <w:r>
+        <w:rPr>
+          <w:rFonts w:ascii="Courier New" w:hAnsi="Courier New" w:cs="Courier New"/>
+          <w:b/>
+          <w:sz w:val="24"/>
+          <w:szCs w:val="24"/>
+        </w:rPr>
+        <w:t>java.util.StringTokenizer</w:t>
+      </w:r>
+      <w:r>
+        <w:rPr>
+          <w:b/>
+          <w:sz w:val="24"/>
+          <w:szCs w:val="24"/>
+        </w:rPr>
+        <w:t>:</w:t>
+      </w:r>
+      <w:r>
+        <w:rPr>
+          <w:sz w:val="24"/>
+          <w:szCs w:val="24"/>
+        </w:rPr>
+        <w:t xml:space="preserve"> A felhasználó által megadott bemenet felbontására alkalmaztuk</w:t>
+      </w:r>
+    </w:p>
+    <w:p>
+      <w:pPr>
+        <w:pStyle w:val="NormlWeb"/>
+        <w:rPr>
+          <w:rFonts w:ascii="Arial" w:hAnsi="Arial" w:cs="Arial"/>
+          <w:color w:val="000000" w:themeColor="text1"/>
+        </w:rPr>
+      </w:pPr>
+      <w:r>
+        <w:rPr>
+          <w:rFonts w:ascii="Arial" w:hAnsi="Arial" w:cs="Arial"/>
+          <w:color w:val="000000" w:themeColor="text1"/>
+        </w:rPr>
+        <w:t>Adatszerkezetek, Osztályok:</w:t>
+      </w:r>
+    </w:p>
+    <w:p>
+      <w:pPr>
+        <w:pStyle w:val="NormlWeb"/>
+        <w:numPr>
+          <w:ilvl w:val="0"/>
+          <w:numId w:val="15"/>
+        </w:numPr>
+        <w:rPr>
+          <w:rFonts w:ascii="Arial" w:hAnsi="Arial" w:cs="Arial"/>
+          <w:color w:val="000000" w:themeColor="text1"/>
+        </w:rPr>
+      </w:pPr>
+      <w:r>
+        <w:rPr>
+          <w:rFonts w:ascii="Courier New" w:hAnsi="Courier New" w:cs="Courier New"/>
+          <w:b/>
+          <w:color w:val="E36C0A" w:themeColor="accent6" w:themeShade="BF"/>
+        </w:rPr>
+        <w:lastRenderedPageBreak/>
+        <w:t xml:space="preserve">enum </w:t>
+      </w:r>
+      <w:r>
+        <w:rPr>
+          <w:rFonts w:ascii="Courier New" w:hAnsi="Courier New" w:cs="Courier New"/>
+          <w:b/>
+          <w:color w:val="E36C0A" w:themeColor="accent6" w:themeShade="BF"/>
+        </w:rPr>
+        <w:t>ChargeType</w:t>
+      </w:r>
+      <w:r>
+        <w:rPr>
+          <w:rFonts w:ascii="Arial" w:hAnsi="Arial" w:cs="Arial"/>
+          <w:color w:val="000000" w:themeColor="text1"/>
+        </w:rPr>
+        <w:t>:</w:t>
+      </w:r>
+      <w:r>
+        <w:rPr>
+          <w:rFonts w:ascii="Arial" w:hAnsi="Arial" w:cs="Arial"/>
+          <w:color w:val="000000" w:themeColor="text1"/>
+        </w:rPr>
+        <w:t xml:space="preserve">  A t</w:t>
+      </w:r>
+      <w:r>
+        <w:rPr>
+          <w:rFonts w:ascii="Arial" w:hAnsi="Arial" w:cs="Arial"/>
+          <w:color w:val="000000" w:themeColor="text1"/>
+        </w:rPr>
+        <w:t>öltések lehetséges típusai</w:t>
+      </w:r>
+    </w:p>
+    <w:p>
+      <w:pPr>
+        <w:pStyle w:val="NormlWeb"/>
+        <w:numPr>
+          <w:ilvl w:val="1"/>
+          <w:numId w:val="15"/>
+        </w:numPr>
+        <w:rPr>
+          <w:rFonts w:ascii="Courier New" w:hAnsi="Courier New" w:cs="Courier New"/>
+          <w:color w:val="000000" w:themeColor="text1"/>
+        </w:rPr>
+      </w:pPr>
+      <w:r>
+        <w:rPr>
+          <w:rFonts w:ascii="Courier New" w:hAnsi="Courier New" w:cs="Courier New"/>
+          <w:color w:val="000000" w:themeColor="text1"/>
+        </w:rPr>
+        <w:t>Slow</w:t>
+      </w:r>
+    </w:p>
+    <w:p>
+      <w:pPr>
+        <w:pStyle w:val="NormlWeb"/>
+        <w:numPr>
+          <w:ilvl w:val="1"/>
+          <w:numId w:val="15"/>
+        </w:numPr>
+        <w:rPr>
+          <w:rFonts w:ascii="Courier New" w:hAnsi="Courier New" w:cs="Courier New"/>
+          <w:color w:val="000000" w:themeColor="text1"/>
+        </w:rPr>
+      </w:pPr>
+      <w:r>
+        <w:rPr>
+          <w:rFonts w:ascii="Courier New" w:hAnsi="Courier New" w:cs="Courier New"/>
+          <w:color w:val="000000" w:themeColor="text1"/>
+        </w:rPr>
+        <w:t>Normal</w:t>
+      </w:r>
+    </w:p>
+    <w:p>
+      <w:pPr>
+        <w:pStyle w:val="NormlWeb"/>
+        <w:numPr>
+          <w:ilvl w:val="1"/>
+          <w:numId w:val="15"/>
+        </w:numPr>
+        <w:rPr>
+          <w:rFonts w:ascii="Courier New" w:hAnsi="Courier New" w:cs="Courier New"/>
+          <w:color w:val="000000" w:themeColor="text1"/>
+        </w:rPr>
+      </w:pPr>
+      <w:r>
+        <w:rPr>
+          <w:rFonts w:ascii="Courier New" w:hAnsi="Courier New" w:cs="Courier New"/>
+          <w:color w:val="000000" w:themeColor="text1"/>
+        </w:rPr>
+        <w:t>Fast</w:t>
+      </w:r>
+    </w:p>
+    <w:p>
+      <w:pPr>
+        <w:pStyle w:val="NormlWeb"/>
+        <w:numPr>
+          <w:ilvl w:val="1"/>
+          <w:numId w:val="15"/>
+        </w:numPr>
+        <w:rPr>
+          <w:rFonts w:ascii="Courier New" w:hAnsi="Courier New" w:cs="Courier New"/>
+          <w:color w:val="000000" w:themeColor="text1"/>
+        </w:rPr>
+      </w:pPr>
+      <w:r>
+        <w:rPr>
+          <w:rFonts w:ascii="Courier New" w:hAnsi="Courier New" w:cs="Courier New"/>
+          <w:color w:val="000000" w:themeColor="text1"/>
+        </w:rPr>
+        <w:t>Ultra_Fast</w:t>
+      </w:r>
+    </w:p>
+    <w:p>
+      <w:pPr>
+        <w:pStyle w:val="NormlWeb"/>
+        <w:numPr>
+          <w:ilvl w:val="0"/>
+          <w:numId w:val="15"/>
+        </w:numPr>
+        <w:rPr>
+          <w:rFonts w:ascii="Courier New" w:hAnsi="Courier New" w:cs="Courier New"/>
+          <w:color w:val="000000" w:themeColor="text1"/>
+        </w:rPr>
+      </w:pPr>
+      <w:r>
+        <w:rPr>
+          <w:rFonts w:ascii="Courier New" w:hAnsi="Courier New" w:cs="Courier New"/>
+          <w:b/>
+          <w:color w:val="0070C0"/>
+        </w:rPr>
+        <w:t>interface iBrands</w:t>
+      </w:r>
+      <w:r>
+        <w:rPr>
+          <w:rFonts w:ascii="Courier New" w:hAnsi="Courier New" w:cs="Courier New"/>
+          <w:color w:val="000000" w:themeColor="text1"/>
+        </w:rPr>
+        <w:t xml:space="preserve">: </w:t>
+      </w:r>
+      <w:r>
+        <w:rPr>
+          <w:rFonts w:ascii="Arial" w:hAnsi="Arial" w:cs="Arial"/>
+          <w:color w:val="000000" w:themeColor="text1"/>
+        </w:rPr>
+        <w:t>A kedvezményre jogosult márkák tömbké</w:t>
+      </w:r>
+      <w:r>
+        <w:rPr>
+          <w:rFonts w:ascii="Arial" w:hAnsi="Arial" w:cs="Arial"/>
+          <w:color w:val="000000" w:themeColor="text1"/>
+        </w:rPr>
+        <w:t>n</w:t>
+      </w:r>
+      <w:r>
+        <w:rPr>
+          <w:rFonts w:ascii="Arial" w:hAnsi="Arial" w:cs="Arial"/>
+          <w:color w:val="000000" w:themeColor="text1"/>
+        </w:rPr>
+        <w:t>t tartalmazza</w:t>
+      </w:r>
+    </w:p>
+    <w:p>
+      <w:pPr>
+        <w:pStyle w:val="NormlWeb"/>
+        <w:numPr>
+          <w:ilvl w:val="0"/>
+          <w:numId w:val="15"/>
+        </w:numPr>
+        <w:rPr>
+          <w:rFonts w:ascii="Courier New" w:hAnsi="Courier New" w:cs="Courier New"/>
+          <w:color w:val="000000" w:themeColor="text1"/>
+        </w:rPr>
+      </w:pPr>
+      <w:r>
+        <w:rPr>
+          <w:rFonts w:ascii="Courier New" w:hAnsi="Courier New" w:cs="Courier New"/>
+          <w:b/>
+          <w:color w:val="0070C0"/>
+        </w:rPr>
+        <w:t>interface iDays</w:t>
+      </w:r>
+      <w:r>
+        <w:rPr>
+          <w:rFonts w:ascii="Courier New" w:hAnsi="Courier New" w:cs="Courier New"/>
+          <w:color w:val="000000" w:themeColor="text1"/>
+        </w:rPr>
+        <w:t xml:space="preserve">: </w:t>
+      </w:r>
+      <w:r>
+        <w:rPr>
+          <w:rFonts w:ascii="Arial" w:hAnsi="Arial" w:cs="Arial"/>
+          <w:color w:val="000000" w:themeColor="text1"/>
+        </w:rPr>
+        <w:t>A</w:t>
+      </w:r>
+      <w:r>
+        <w:rPr>
+          <w:rFonts w:ascii="Arial" w:hAnsi="Arial" w:cs="Arial"/>
+          <w:color w:val="000000" w:themeColor="text1"/>
+        </w:rPr>
+        <w:t xml:space="preserve"> hónapok hosszát</w:t>
+      </w:r>
+      <w:r>
+        <w:rPr>
+          <w:rFonts w:ascii="Arial" w:hAnsi="Arial" w:cs="Arial"/>
+          <w:color w:val="000000" w:themeColor="text1"/>
+        </w:rPr>
+        <w:t xml:space="preserve"> napban</w:t>
+      </w:r>
+      <w:r>
+        <w:rPr>
+          <w:rFonts w:ascii="Arial" w:hAnsi="Arial" w:cs="Arial"/>
+          <w:color w:val="000000" w:themeColor="text1"/>
+        </w:rPr>
+        <w:t xml:space="preserve"> tartalmazza egy tömb</w:t>
+      </w:r>
+      <w:r>
+        <w:rPr>
+          <w:rFonts w:ascii="Arial" w:hAnsi="Arial" w:cs="Arial"/>
+          <w:color w:val="000000" w:themeColor="text1"/>
+        </w:rPr>
+        <w:t>ben</w:t>
+      </w:r>
+    </w:p>
+    <w:p>
+      <w:pPr>
+        <w:pStyle w:val="NormlWeb"/>
+        <w:numPr>
+          <w:ilvl w:val="0"/>
+          <w:numId w:val="15"/>
+        </w:numPr>
+        <w:rPr>
+          <w:rFonts w:ascii="Courier New" w:hAnsi="Courier New" w:cs="Courier New"/>
+          <w:color w:val="00B050"/>
+        </w:rPr>
+      </w:pPr>
+      <w:r>
+        <w:rPr>
+          <w:rFonts w:ascii="Courier New" w:hAnsi="Courier New" w:cs="Courier New"/>
+          <w:b/>
+          <w:color w:val="00B050"/>
+        </w:rPr>
+        <w:t>class ChargingPort</w:t>
+      </w:r>
+      <w:r>
+        <w:rPr>
+          <w:rFonts w:ascii="Courier New" w:hAnsi="Courier New" w:cs="Courier New"/>
+          <w:color w:val="00B050"/>
+        </w:rPr>
+        <w:t>:</w:t>
+      </w:r>
+      <w:r>
+        <w:rPr>
+          <w:rFonts w:ascii="Arial" w:hAnsi="Arial" w:cs="Arial"/>
+          <w:color w:val="000000" w:themeColor="text1"/>
+        </w:rPr>
+        <w:t xml:space="preserve"> Egy </w:t>
+      </w:r>
+      <w:r>
+        <w:rPr>
+          <w:rFonts w:ascii="Arial" w:hAnsi="Arial" w:cs="Arial"/>
+          <w:color w:val="000000" w:themeColor="text1"/>
+        </w:rPr>
+        <w:t xml:space="preserve">port példánya ami egy ChargeType-al rendelkezik. Ezen kívül le lehet kérdezni, hogy foglalt-e az </w:t>
+      </w:r>
+      <w:r>
+        <w:rPr>
+          <w:rFonts w:ascii="Courier New" w:hAnsi="Courier New" w:cs="Courier New"/>
+          <w:color w:val="000000" w:themeColor="text1"/>
+        </w:rPr>
+        <w:t>isOccupied()</w:t>
+      </w:r>
+      <w:r>
+        <w:rPr>
+          <w:rFonts w:ascii="Arial" w:hAnsi="Arial" w:cs="Arial"/>
+          <w:color w:val="000000" w:themeColor="text1"/>
+        </w:rPr>
+        <w:t xml:space="preserve"> metódussal. A töltését el lehet indítani illetve megállítani (</w:t>
+      </w:r>
+      <w:r>
+        <w:rPr>
+          <w:rFonts w:ascii="Courier New" w:hAnsi="Courier New" w:cs="Courier New"/>
+          <w:color w:val="000000" w:themeColor="text1"/>
+        </w:rPr>
+        <w:t>StartCharging()</w:t>
+      </w:r>
+      <w:r>
+        <w:rPr>
+          <w:rFonts w:ascii="Arial" w:hAnsi="Arial" w:cs="Arial"/>
+          <w:color w:val="000000" w:themeColor="text1"/>
+        </w:rPr>
+        <w:t>,</w:t>
+      </w:r>
+      <w:r>
+        <w:rPr>
+          <w:rFonts w:ascii="Courier New" w:hAnsi="Courier New" w:cs="Courier New"/>
+          <w:color w:val="000000" w:themeColor="text1"/>
+        </w:rPr>
+        <w:t>StopCharging()</w:t>
+      </w:r>
+      <w:r>
+        <w:rPr>
+          <w:rFonts w:ascii="Arial" w:hAnsi="Arial" w:cs="Arial"/>
+          <w:color w:val="000000" w:themeColor="text1"/>
+        </w:rPr>
+        <w:t>)</w:t>
+      </w:r>
+    </w:p>
+    <w:p>
+      <w:pPr>
+        <w:pStyle w:val="NormlWeb"/>
+        <w:numPr>
+          <w:ilvl w:val="0"/>
+          <w:numId w:val="15"/>
+        </w:numPr>
+        <w:rPr>
+          <w:rFonts w:ascii="Arial" w:hAnsi="Arial" w:cs="Arial"/>
+          <w:color w:val="000000" w:themeColor="text1"/>
+        </w:rPr>
+      </w:pPr>
+      <w:r>
+        <w:rPr>
+          <w:rFonts w:ascii="Courier New" w:hAnsi="Courier New" w:cs="Courier New"/>
+          <w:b/>
+          <w:color w:val="00B050"/>
+        </w:rPr>
+        <w:t>class ChargingSession</w:t>
+      </w:r>
+      <w:r>
+        <w:rPr>
+          <w:rFonts w:ascii="Courier New" w:hAnsi="Courier New" w:cs="Courier New"/>
+          <w:color w:val="000000" w:themeColor="text1"/>
+        </w:rPr>
+        <w:t xml:space="preserve">: </w:t>
+      </w:r>
+      <w:r>
+        <w:rPr>
+          <w:rFonts w:ascii="Arial" w:hAnsi="Arial" w:cs="Arial"/>
+          <w:color w:val="000000" w:themeColor="text1"/>
+        </w:rPr>
+        <w:t>Egy töltési esemény adatait tartalmazza</w:t>
+      </w:r>
+      <w:r>
+        <w:rPr>
+          <w:rFonts w:ascii="Arial" w:hAnsi="Arial" w:cs="Arial"/>
+          <w:color w:val="000000" w:themeColor="text1"/>
+        </w:rPr>
+        <w:t xml:space="preserve"> </w:t>
+      </w:r>
+    </w:p>
+    <w:p>
+      <w:pPr>
+        <w:pStyle w:val="NormlWeb"/>
+        <w:numPr>
+          <w:ilvl w:val="1"/>
+          <w:numId w:val="15"/>
+        </w:numPr>
+        <w:rPr>
+          <w:rFonts w:ascii="Arial" w:hAnsi="Arial" w:cs="Arial"/>
+          <w:color w:val="000000" w:themeColor="text1"/>
+        </w:rPr>
+      </w:pPr>
+      <w:r>
+        <w:rPr>
+          <w:rFonts w:ascii="Arial" w:hAnsi="Arial" w:cs="Arial"/>
+          <w:color w:val="000000" w:themeColor="text1"/>
+        </w:rPr>
+        <w:t>Adatok</w:t>
+      </w:r>
+      <w:r>
+        <w:rPr>
+          <w:rFonts w:ascii="Courier New" w:hAnsi="Courier New" w:cs="Courier New"/>
+          <w:color w:val="000000" w:themeColor="text1"/>
+        </w:rPr>
+        <w:t>:</w:t>
+      </w:r>
+    </w:p>
+    <w:p>
+      <w:pPr>
+        <w:pStyle w:val="NormlWeb"/>
+        <w:numPr>
+          <w:ilvl w:val="2"/>
+          <w:numId w:val="15"/>
+        </w:numPr>
+        <w:rPr>
+          <w:rFonts w:ascii="Arial" w:hAnsi="Arial" w:cs="Arial"/>
+          <w:color w:val="000000" w:themeColor="text1"/>
+        </w:rPr>
+      </w:pPr>
+      <w:r>
+        <w:rPr>
+          <w:rFonts w:ascii="Courier New" w:hAnsi="Courier New" w:cs="Courier New"/>
+          <w:color w:val="000000" w:themeColor="text1"/>
+        </w:rPr>
+        <w:t>String deviceID</w:t>
+      </w:r>
+      <w:r>
+        <w:rPr>
+          <w:rFonts w:ascii="Arial" w:hAnsi="Arial" w:cs="Arial"/>
+          <w:color w:val="000000" w:themeColor="text1"/>
+        </w:rPr>
+        <w:t>: a jelenleg töltő autó azonosítója</w:t>
+      </w:r>
+    </w:p>
+    <w:p>
+      <w:pPr>
+        <w:pStyle w:val="NormlWeb"/>
+        <w:numPr>
+          <w:ilvl w:val="2"/>
+          <w:numId w:val="15"/>
+        </w:numPr>
+        <w:rPr>
+          <w:rFonts w:ascii="Arial" w:hAnsi="Arial" w:cs="Arial"/>
+          <w:color w:val="000000" w:themeColor="text1"/>
+        </w:rPr>
+      </w:pPr>
+      <w:r>
+        <w:rPr>
+          <w:rFonts w:ascii="Courier New" w:hAnsi="Courier New" w:cs="Courier New"/>
+          <w:color w:val="000000" w:themeColor="text1"/>
+        </w:rPr>
+        <w:t>ChargingPort chargingPort</w:t>
+      </w:r>
+      <w:r>
+        <w:rPr>
+          <w:rFonts w:ascii="Arial" w:hAnsi="Arial" w:cs="Arial"/>
+          <w:color w:val="000000" w:themeColor="text1"/>
+        </w:rPr>
+        <w:t>: A használt port a hat közü</w:t>
+      </w:r>
+      <w:r>
+        <w:rPr>
+          <w:rFonts w:ascii="Arial" w:hAnsi="Arial" w:cs="Arial"/>
+          <w:color w:val="000000" w:themeColor="text1"/>
+        </w:rPr>
+        <w:t>l</w:t>
+      </w:r>
+    </w:p>
+    <w:p>
+      <w:pPr>
+        <w:pStyle w:val="NormlWeb"/>
+        <w:numPr>
+          <w:ilvl w:val="2"/>
+          <w:numId w:val="15"/>
+        </w:numPr>
+        <w:rPr>
+          <w:rFonts w:ascii="Arial" w:hAnsi="Arial" w:cs="Arial"/>
+          <w:color w:val="000000" w:themeColor="text1"/>
+        </w:rPr>
+      </w:pPr>
+      <w:r>
+        <w:rPr>
+          <w:rFonts w:ascii="Courier New" w:hAnsi="Courier New" w:cs="Courier New"/>
+          <w:color w:val="000000" w:themeColor="text1"/>
+        </w:rPr>
+        <w:t>String startTime</w:t>
+      </w:r>
+      <w:r>
+        <w:rPr>
+          <w:rFonts w:ascii="Arial" w:hAnsi="Arial" w:cs="Arial"/>
+          <w:color w:val="000000" w:themeColor="text1"/>
+        </w:rPr>
+        <w:t>: A kezdési idó</w:t>
+      </w:r>
+    </w:p>
+    <w:p>
+      <w:pPr>
+        <w:pStyle w:val="NormlWeb"/>
+        <w:numPr>
+          <w:ilvl w:val="2"/>
+          <w:numId w:val="15"/>
+        </w:numPr>
+        <w:rPr>
+          <w:rFonts w:ascii="Arial" w:hAnsi="Arial" w:cs="Arial"/>
+          <w:color w:val="000000" w:themeColor="text1"/>
+        </w:rPr>
+      </w:pPr>
+      <w:r>
+        <w:rPr>
+          <w:rFonts w:ascii="Courier New" w:hAnsi="Courier New" w:cs="Courier New"/>
+          <w:color w:val="000000" w:themeColor="text1"/>
+        </w:rPr>
+        <w:t>int durationMinutes</w:t>
+      </w:r>
+      <w:r>
+        <w:rPr>
+          <w:rFonts w:ascii="Arial" w:hAnsi="Arial" w:cs="Arial"/>
+          <w:color w:val="000000" w:themeColor="text1"/>
+        </w:rPr>
+        <w:t>: A töltés hossza percben</w:t>
+      </w:r>
+    </w:p>
+    <w:p>
+      <w:pPr>
+        <w:pStyle w:val="NormlWeb"/>
+        <w:numPr>
+          <w:ilvl w:val="2"/>
+          <w:numId w:val="15"/>
+        </w:numPr>
+        <w:rPr>
+          <w:rFonts w:ascii="Arial" w:hAnsi="Arial" w:cs="Arial"/>
+          <w:color w:val="000000" w:themeColor="text1"/>
+        </w:rPr>
+      </w:pPr>
+      <w:r>
+        <w:rPr>
+          <w:rFonts w:ascii="Courier New" w:hAnsi="Courier New" w:cs="Courier New"/>
+          <w:color w:val="000000" w:themeColor="text1"/>
+        </w:rPr>
+        <w:t>String deviceBrand</w:t>
+      </w:r>
+      <w:r>
+        <w:rPr>
+          <w:rFonts w:ascii="Arial" w:hAnsi="Arial" w:cs="Arial"/>
+          <w:color w:val="000000" w:themeColor="text1"/>
+        </w:rPr>
+        <w:t>: Az autó márkája ami a kedvezmény miatt fontos</w:t>
+      </w:r>
+    </w:p>
+    <w:p>
+      <w:pPr>
+        <w:pStyle w:val="NormlWeb"/>
+        <w:numPr>
+          <w:ilvl w:val="1"/>
+          <w:numId w:val="15"/>
+        </w:numPr>
+        <w:rPr>
+          <w:rFonts w:ascii="Arial" w:hAnsi="Arial" w:cs="Arial"/>
+          <w:color w:val="000000" w:themeColor="text1"/>
+        </w:rPr>
+      </w:pPr>
+      <w:r>
+        <w:rPr>
+          <w:rFonts w:ascii="Arial" w:hAnsi="Arial" w:cs="Arial"/>
+          <w:color w:val="000000" w:themeColor="text1"/>
+        </w:rPr>
+        <w:t xml:space="preserve">priceCalculation(): A töltés árát számolja ki. Képlete: </w:t>
+      </w:r>
+      <w:r>
+        <w:rPr>
+          <w:rFonts w:ascii="Arial" w:hAnsi="Arial" w:cs="Arial"/>
+          <w:b/>
+          <w:color w:val="000000" w:themeColor="text1"/>
+        </w:rPr>
+        <w:t xml:space="preserve">(töltés ideje / </w:t>
+      </w:r>
+      <w:r>
+        <w:rPr>
+          <w:rFonts w:ascii="Arial" w:hAnsi="Arial" w:cs="Arial"/>
+          <w:b/>
+          <w:color w:val="000000" w:themeColor="text1"/>
+        </w:rPr>
+        <w:t>60) * a port díja</w:t>
+      </w:r>
+      <w:r>
+        <w:rPr>
+          <w:rFonts w:ascii="Arial" w:hAnsi="Arial" w:cs="Arial"/>
+          <w:b/>
+          <w:color w:val="000000" w:themeColor="text1"/>
+        </w:rPr>
+        <w:t xml:space="preserve">. </w:t>
+      </w:r>
+      <w:r>
+        <w:rPr>
+          <w:rFonts w:ascii="Arial" w:hAnsi="Arial" w:cs="Arial"/>
+          <w:color w:val="000000" w:themeColor="text1"/>
+        </w:rPr>
+        <w:t>Ha az autó kedvezményt kap ennek az ér</w:t>
+      </w:r>
+      <w:r>
+        <w:rPr>
+          <w:rFonts w:ascii="Arial" w:hAnsi="Arial" w:cs="Arial"/>
+          <w:color w:val="000000" w:themeColor="text1"/>
+        </w:rPr>
+        <w:t>téknek a 80%-át veszi.</w:t>
+      </w:r>
+    </w:p>
+    <w:p>
+      <w:pPr>
+        <w:pStyle w:val="NormlWeb"/>
+        <w:numPr>
+          <w:ilvl w:val="0"/>
+          <w:numId w:val="15"/>
+        </w:numPr>
+        <w:rPr>
+          <w:rFonts w:ascii="Arial" w:hAnsi="Arial" w:cs="Arial"/>
+          <w:color w:val="000000" w:themeColor="text1"/>
+        </w:rPr>
+      </w:pPr>
+      <w:r>
+        <w:rPr>
+          <w:rFonts w:ascii="Courier New" w:hAnsi="Courier New" w:cs="Courier New"/>
+          <w:b/>
+          <w:color w:val="00B050"/>
+        </w:rPr>
+        <w:t>class ChargingStation</w:t>
+      </w:r>
+      <w:r>
+        <w:rPr>
+          <w:rFonts w:ascii="Arial" w:hAnsi="Arial" w:cs="Arial"/>
+          <w:color w:val="000000" w:themeColor="text1"/>
+        </w:rPr>
+        <w:t xml:space="preserve">: A portokat tartalmazza egy ArrayList-ben. A portokat a </w:t>
+      </w:r>
+      <w:r>
+        <w:rPr>
+          <w:rFonts w:ascii="Courier New" w:hAnsi="Courier New" w:cs="Courier New"/>
+          <w:color w:val="000000" w:themeColor="text1"/>
+        </w:rPr>
+        <w:t>getPorts()</w:t>
+      </w:r>
+      <w:r>
+        <w:rPr>
+          <w:rFonts w:ascii="Arial" w:hAnsi="Arial" w:cs="Arial"/>
+          <w:color w:val="000000" w:themeColor="text1"/>
+        </w:rPr>
+        <w:t xml:space="preserve"> metódussal lehet lekérdezni.</w:t>
+      </w:r>
+    </w:p>
+    <w:p>
+      <w:pPr>
+        <w:pStyle w:val="NormlWeb"/>
+        <w:rPr>
+          <w:rFonts w:ascii="Arial" w:hAnsi="Arial" w:cs="Arial"/>
+          <w:color w:val="000000" w:themeColor="text1"/>
+        </w:rPr>
+      </w:pPr>
+      <w:r>
+        <w:rPr>
+          <w:rFonts w:ascii="Arial" w:hAnsi="Arial" w:cs="Arial"/>
+          <w:color w:val="000000" w:themeColor="text1"/>
+        </w:rPr>
+        <w:t xml:space="preserve">Saját Exception Osztály </w:t>
+      </w:r>
+    </w:p>
+    <w:p>
+      <w:pPr>
+        <w:pStyle w:val="NormlWeb"/>
+        <w:numPr>
+          <w:ilvl w:val="0"/>
+          <w:numId w:val="14"/>
+        </w:numPr>
+        <w:rPr>
+          <w:rFonts w:ascii="Arial" w:hAnsi="Arial" w:cs="Arial"/>
+          <w:color w:val="000000" w:themeColor="text1"/>
+        </w:rPr>
+      </w:pPr>
+      <w:r>
+        <w:rPr>
+          <w:rFonts w:ascii="Courier New" w:hAnsi="Courier New" w:cs="Courier New"/>
+          <w:color w:val="FF0000"/>
+        </w:rPr>
+        <w:t>InvalidInputexception</w:t>
+      </w:r>
+      <w:r>
+        <w:t xml:space="preserve">: </w:t>
+      </w:r>
+      <w:r>
+        <w:rPr>
+          <w:rFonts w:ascii="Arial" w:hAnsi="Arial" w:cs="Arial"/>
+        </w:rPr>
+        <w:t>A program helytelenül megadott input esetén dobja. (</w:t>
+      </w:r>
+      <w:r>
+        <w:rPr>
+          <w:rFonts w:ascii="Arial" w:hAnsi="Arial" w:cs="Arial"/>
+        </w:rPr>
+        <w:t>Például ha a felhasználó</w:t>
+      </w:r>
+      <w:r>
+        <w:rPr>
+          <w:rFonts w:ascii="Arial" w:hAnsi="Arial" w:cs="Arial"/>
+        </w:rPr>
+        <w:t xml:space="preserve"> csak négy adatot ad meg)</w:t>
       </w:r>
     </w:p>
     <w:p>
@@ -931,73 +1739,331 @@
         <w:pStyle w:val="Cmsor1"/>
         <w:numPr>
           <w:ilvl w:val="0"/>
-          <w:numId w:val="11"/>
+          <w:numId w:val="13"/>
         </w:numPr>
       </w:pPr>
       <w:r>
+        <w:t>Szoftver specifikáció</w:t>
+      </w:r>
+    </w:p>
+    <w:p>
+      <w:pPr>
+        <w:rPr>
+          <w:sz w:val="28"/>
+          <w:szCs w:val="28"/>
+        </w:rPr>
+      </w:pPr>
+      <w:r>
+        <w:rPr>
+          <w:sz w:val="28"/>
+          <w:szCs w:val="28"/>
+        </w:rPr>
+        <w:t>3.1</w:t>
+      </w:r>
+      <w:r>
+        <w:rPr>
+          <w:sz w:val="28"/>
+          <w:szCs w:val="28"/>
+        </w:rPr>
+        <w:t>.</w:t>
+      </w:r>
+      <w:r>
+        <w:rPr>
+          <w:sz w:val="28"/>
+          <w:szCs w:val="28"/>
+        </w:rPr>
+        <w:t xml:space="preserve"> Ábra</w:t>
+      </w:r>
+    </w:p>
+    <w:p>
+      <w:r>
+        <w:rPr>
+          <w:noProof/>
+          <w:lang w:val="hu-HU"/>
+        </w:rPr>
         <w:lastRenderedPageBreak/>
-        <w:t>Szoftver specifikáció</w:t>
-      </w:r>
-    </w:p>
-    <w:p>
-      <w:pPr>
-        <w:spacing w:after="240"/>
-        <w:ind w:left="720"/>
-      </w:pPr>
-      <w:r>
+        <w:drawing>
+          <wp:inline distT="0" distB="0" distL="0" distR="0">
+            <wp:extent cx="5733415" cy="6134735"/>
+            <wp:effectExtent l="19050" t="0" r="635" b="0"/>
+            <wp:docPr id="2" name="Kép 1" descr="Ábra.png"/>
+            <wp:cNvGraphicFramePr>
+              <a:graphicFrameLocks xmlns:a="http://schemas.openxmlformats.org/drawingml/2006/main" noChangeAspect="1"/>
+            </wp:cNvGraphicFramePr>
+            <a:graphic xmlns:a="http://schemas.openxmlformats.org/drawingml/2006/main">
+              <a:graphicData uri="http://schemas.openxmlformats.org/drawingml/2006/picture">
+                <pic:pic xmlns:pic="http://schemas.openxmlformats.org/drawingml/2006/picture">
+                  <pic:nvPicPr>
+                    <pic:cNvPr id="0" name="Ábra.png"/>
+                    <pic:cNvPicPr/>
+                  </pic:nvPicPr>
+                  <pic:blipFill>
+                    <a:blip r:embed="rId5" cstate="print"/>
+                    <a:stretch>
+                      <a:fillRect/>
+                    </a:stretch>
+                  </pic:blipFill>
+                  <pic:spPr>
+                    <a:xfrm>
+                      <a:off x="0" y="0"/>
+                      <a:ext cx="5733415" cy="6134735"/>
+                    </a:xfrm>
+                    <a:prstGeom prst="rect">
+                      <a:avLst/>
+                    </a:prstGeom>
+                  </pic:spPr>
+                </pic:pic>
+              </a:graphicData>
+            </a:graphic>
+          </wp:inline>
+        </w:drawing>
+      </w:r>
+    </w:p>
+    <w:p>
+      <w:pPr>
+        <w:rPr>
+          <w:sz w:val="28"/>
+          <w:szCs w:val="28"/>
+        </w:rPr>
+      </w:pPr>
+      <w:r>
+        <w:rPr>
+          <w:sz w:val="28"/>
+          <w:szCs w:val="28"/>
+        </w:rPr>
+        <w:t>3.2</w:t>
+      </w:r>
+      <w:r>
+        <w:rPr>
+          <w:sz w:val="28"/>
+          <w:szCs w:val="28"/>
+        </w:rPr>
+        <w:t xml:space="preserve"> Funkciók</w:t>
+      </w:r>
+    </w:p>
+    <w:p>
+      <w:pPr>
+        <w:pStyle w:val="Listaszerbekezds"/>
+        <w:numPr>
+          <w:ilvl w:val="0"/>
+          <w:numId w:val="17"/>
+        </w:numPr>
         <w:rPr>
           <w:sz w:val="24"/>
           <w:szCs w:val="24"/>
-          <w:highlight w:val="yellow"/>
-        </w:rPr>
-        <w:t xml:space="preserve">Itt kell leírni a készülendő program terveit, bemenő és kimenő követelményeit, </w:t>
-      </w:r>
-      <w:proofErr w:type="gramStart"/>
+        </w:rPr>
+      </w:pPr>
       <w:r>
         <w:rPr>
           <w:sz w:val="24"/>
           <w:szCs w:val="24"/>
-          <w:highlight w:val="yellow"/>
-        </w:rPr>
-        <w:t>folyamatábráját,</w:t>
-      </w:r>
-      <w:proofErr w:type="gramEnd"/>
-      <w:r>
+        </w:rPr>
+        <w:t>Árkalkuláció, kedvezmények figyelembe vétele</w:t>
+      </w:r>
+    </w:p>
+    <w:p>
+      <w:pPr>
+        <w:pStyle w:val="Listaszerbekezds"/>
+        <w:numPr>
+          <w:ilvl w:val="0"/>
+          <w:numId w:val="17"/>
+        </w:numPr>
         <w:rPr>
           <w:sz w:val="24"/>
           <w:szCs w:val="24"/>
-          <w:highlight w:val="yellow"/>
-        </w:rPr>
-        <w:t xml:space="preserve"> stb.</w:t>
-      </w:r>
-    </w:p>
+        </w:rPr>
+      </w:pPr>
+      <w:r>
+        <w:rPr>
+          <w:sz w:val="24"/>
+          <w:szCs w:val="24"/>
+        </w:rPr>
+        <w:t xml:space="preserve">Töltési adatok mentése egy .txt fájlba. </w:t>
+      </w:r>
+      <w:r>
+        <w:rPr>
+          <w:sz w:val="24"/>
+          <w:szCs w:val="24"/>
+        </w:rPr>
+        <w:t>(Például</w:t>
+      </w:r>
+      <w:r>
+        <w:rPr>
+          <w:sz w:val="24"/>
+          <w:szCs w:val="24"/>
+        </w:rPr>
+        <w:t xml:space="preserve"> egy adat így néz ki a fájlban</w:t>
+      </w:r>
+      <w:r>
+        <w:rPr>
+          <w:sz w:val="24"/>
+          <w:szCs w:val="24"/>
+        </w:rPr>
+        <w:t>, egy sorban</w:t>
+      </w:r>
+      <w:r>
+        <w:rPr>
+          <w:sz w:val="24"/>
+          <w:szCs w:val="24"/>
+        </w:rPr>
+        <w:t>: AAA111, Ford, 1, 2006-12-18 09:06, 60).</w:t>
+      </w:r>
+    </w:p>
+    <w:p>
+      <w:pPr>
+        <w:pStyle w:val="Listaszerbekezds"/>
+        <w:numPr>
+          <w:ilvl w:val="0"/>
+          <w:numId w:val="17"/>
+        </w:numPr>
+        <w:rPr>
+          <w:sz w:val="24"/>
+          <w:szCs w:val="24"/>
+        </w:rPr>
+      </w:pPr>
+      <w:r>
+        <w:rPr>
+          <w:sz w:val="24"/>
+          <w:szCs w:val="24"/>
+        </w:rPr>
+        <w:t>Fizetés, fizetés</w:t>
+      </w:r>
+      <w:r>
+        <w:rPr>
+          <w:sz w:val="24"/>
+          <w:szCs w:val="24"/>
+        </w:rPr>
+        <w:t xml:space="preserve"> azonnali</w:t>
+      </w:r>
+      <w:r>
+        <w:rPr>
+          <w:sz w:val="24"/>
+          <w:szCs w:val="24"/>
+        </w:rPr>
+        <w:t xml:space="preserve"> megszakítása</w:t>
+      </w:r>
+    </w:p>
+    <w:p>
+      <w:pPr>
+        <w:rPr>
+          <w:sz w:val="24"/>
+          <w:szCs w:val="24"/>
+        </w:rPr>
+      </w:pPr>
+    </w:p>
+    <w:p/>
+    <w:p/>
+    <w:p/>
+    <w:p/>
+    <w:p/>
+    <w:p/>
+    <w:p/>
     <w:p>
       <w:pPr>
         <w:pStyle w:val="Cmsor1"/>
         <w:numPr>
           <w:ilvl w:val="0"/>
-          <w:numId w:val="11"/>
+          <w:numId w:val="13"/>
         </w:numPr>
       </w:pPr>
-      <w:bookmarkStart w:id="19" w:name="_m7za6tlbe8an" w:colFirst="0" w:colLast="0"/>
-      <w:bookmarkEnd w:id="19"/>
-      <w:r>
+      <w:bookmarkStart w:id="18" w:name="_m7za6tlbe8an" w:colFirst="0" w:colLast="0"/>
+      <w:bookmarkEnd w:id="18"/>
+      <w:r>
+        <w:lastRenderedPageBreak/>
         <w:t>Dokumentációk</w:t>
+      </w:r>
+    </w:p>
+    <w:p>
+      <w:pPr>
+        <w:pStyle w:val="Listaszerbekezds"/>
+        <w:numPr>
+          <w:ilvl w:val="1"/>
+          <w:numId w:val="13"/>
+        </w:numPr>
+        <w:spacing w:after="240"/>
+        <w:rPr>
+          <w:sz w:val="28"/>
+          <w:szCs w:val="28"/>
+        </w:rPr>
+      </w:pPr>
+      <w:r>
+        <w:rPr>
+          <w:noProof/>
+          <w:sz w:val="28"/>
+          <w:szCs w:val="28"/>
+          <w:lang w:val="hu-HU"/>
+        </w:rPr>
+        <w:drawing>
+          <wp:anchor distT="0" distB="0" distL="114300" distR="114300" simplePos="0" relativeHeight="251658240" behindDoc="0" locked="0" layoutInCell="1" allowOverlap="1">
+            <wp:simplePos x="0" y="0"/>
+            <wp:positionH relativeFrom="column">
+              <wp:posOffset>-438150</wp:posOffset>
+            </wp:positionH>
+            <wp:positionV relativeFrom="paragraph">
+              <wp:posOffset>454660</wp:posOffset>
+            </wp:positionV>
+            <wp:extent cx="6530340" cy="2905125"/>
+            <wp:effectExtent l="19050" t="0" r="3810" b="0"/>
+            <wp:wrapSquare wrapText="bothSides"/>
+            <wp:docPr id="1" name="Kép 1"/>
+            <wp:cNvGraphicFramePr>
+              <a:graphicFrameLocks xmlns:a="http://schemas.openxmlformats.org/drawingml/2006/main" noChangeAspect="1"/>
+            </wp:cNvGraphicFramePr>
+            <a:graphic xmlns:a="http://schemas.openxmlformats.org/drawingml/2006/main">
+              <a:graphicData uri="http://schemas.openxmlformats.org/drawingml/2006/picture">
+                <pic:pic xmlns:pic="http://schemas.openxmlformats.org/drawingml/2006/picture">
+                  <pic:nvPicPr>
+                    <pic:cNvPr id="0" name="Picture 1"/>
+                    <pic:cNvPicPr>
+                      <a:picLocks noChangeAspect="1" noChangeArrowheads="1"/>
+                    </pic:cNvPicPr>
+                  </pic:nvPicPr>
+                  <pic:blipFill>
+                    <a:blip r:embed="rId6" cstate="print"/>
+                    <a:srcRect/>
+                    <a:stretch>
+                      <a:fillRect/>
+                    </a:stretch>
+                  </pic:blipFill>
+                  <pic:spPr bwMode="auto">
+                    <a:xfrm>
+                      <a:off x="0" y="0"/>
+                      <a:ext cx="6530340" cy="2905125"/>
+                    </a:xfrm>
+                    <a:prstGeom prst="rect">
+                      <a:avLst/>
+                    </a:prstGeom>
+                    <a:noFill/>
+                    <a:ln w="9525">
+                      <a:noFill/>
+                      <a:miter lim="800000"/>
+                      <a:headEnd/>
+                      <a:tailEnd/>
+                    </a:ln>
+                  </pic:spPr>
+                </pic:pic>
+              </a:graphicData>
+            </a:graphic>
+          </wp:anchor>
+        </w:drawing>
+      </w:r>
+      <w:r>
+        <w:rPr>
+          <w:sz w:val="28"/>
+          <w:szCs w:val="28"/>
+        </w:rPr>
+        <w:t>Ütemterv, munkaidő nyilvántartás</w:t>
       </w:r>
     </w:p>
     <w:p>
       <w:pPr>
         <w:spacing w:after="240"/>
         <w:ind w:left="720"/>
-      </w:pPr>
-      <w:r>
         <w:rPr>
           <w:sz w:val="24"/>
           <w:szCs w:val="24"/>
-          <w:highlight w:val="yellow"/>
-        </w:rPr>
-        <w:t>Itt kell leírni az erőforrás-tervet, mennyit dolgoztatok rajta, napokra és órákra lebontva. A fejlesztői részben az elkészült programot részletesen be kell mutatni, olyan szinten, hogy azt egy másik fejlesztői is értelmezni tudja. A felhasználói útmutató pedig egy rövid leírás arról, hogy egy hétköznapi felhasználó hogyan tudja használni az elkészült programot.</w:t>
-      </w:r>
+        </w:rPr>
+      </w:pPr>
     </w:p>
     <w:sectPr>
       <w:pgSz w:w="11909" w:h="16834"/>
@@ -1010,8 +2076,8 @@
 </file>
 
 <file path=word/numbering.xml><?xml version="1.0" encoding="utf-8"?>
-<w:numbering xmlns:wpc="http://schemas.microsoft.com/office/word/2010/wordprocessingCanvas" xmlns:cx="http://schemas.microsoft.com/office/drawing/2014/chartex" xmlns:cx1="http://schemas.microsoft.com/office/drawing/2015/9/8/chartex" xmlns:cx2="http://schemas.microsoft.com/office/drawing/2015/10/21/chartex" xmlns:cx3="http://schemas.microsoft.com/office/drawing/2016/5/9/chartex" xmlns:cx4="http://schemas.microsoft.com/office/drawing/2016/5/10/chartex" xmlns:cx5="http://schemas.microsoft.com/office/drawing/2016/5/11/chartex" xmlns:cx6="http://schemas.microsoft.com/office/drawing/2016/5/12/chartex" xmlns:cx7="http://schemas.microsoft.com/office/drawing/2016/5/13/chartex" xmlns:cx8="http://schemas.microsoft.com/office/drawing/2016/5/14/chartex" xmlns:mc="http://schemas.openxmlformats.org/markup-compatibility/2006" xmlns:aink="http://schemas.microsoft.com/office/drawing/2016/ink" xmlns:am3d="http://schemas.microsoft.com/office/drawing/2017/model3d" xmlns:o="urn:schemas-microsoft-com:office:office" xmlns:oel="http://schemas.microsoft.com/office/2019/extlst" xmlns:r="http://schemas.openxmlformats.org/officeDocument/2006/relationships" xmlns:m="http://schemas.openxmlformats.org/officeDocument/2006/math" xmlns:v="urn:schemas-microsoft-com:vml" xmlns:wp14="http://schemas.microsoft.com/office/word/2010/wordprocessingDrawing" xmlns:wp="http://schemas.openxmlformats.org/drawingml/2006/wordprocessingDrawing" xmlns:w10="urn:schemas-microsoft-com:office:word" xmlns:w="http://schemas.openxmlformats.org/wordprocessingml/2006/main" xmlns:w14="http://schemas.microsoft.com/office/word/2010/wordml" xmlns:w15="http://schemas.microsoft.com/office/word/2012/wordml" xmlns:w16cex="http://schemas.microsoft.com/office/word/2018/wordml/cex" xmlns:w16cid="http://schemas.microsoft.com/office/word/2016/wordml/cid" xmlns:w16="http://schemas.microsoft.com/office/word/2018/wordml" xmlns:w16du="http://schemas.microsoft.com/office/word/2023/wordml/word16du" xmlns:w16sdtdh="http://schemas.microsoft.com/office/word/2020/wordml/sdtdatahash" xmlns:w16sdtfl="http://schemas.microsoft.com/office/word/2024/wordml/sdtformatlock" xmlns:w16se="http://schemas.microsoft.com/office/word/2015/wordml/symex" xmlns:wpg="http://schemas.microsoft.com/office/word/2010/wordprocessingGroup" xmlns:wpi="http://schemas.microsoft.com/office/word/2010/wordprocessingInk" xmlns:wne="http://schemas.microsoft.com/office/word/2006/wordml" xmlns:wps="http://schemas.microsoft.com/office/word/2010/wordprocessingShape" mc:Ignorable="w14 w15 w16se w16cid w16 w16cex w16sdtdh w16sdtfl w16du wp14">
-  <w:abstractNum w:abstractNumId="0" w15:restartNumberingAfterBreak="0">
+<w:numbering xmlns:ve="http://schemas.openxmlformats.org/markup-compatibility/2006" xmlns:o="urn:schemas-microsoft-com:office:office" xmlns:r="http://schemas.openxmlformats.org/officeDocument/2006/relationships" xmlns:m="http://schemas.openxmlformats.org/officeDocument/2006/math" xmlns:v="urn:schemas-microsoft-com:vml" xmlns:wp="http://schemas.openxmlformats.org/drawingml/2006/wordprocessingDrawing" xmlns:w10="urn:schemas-microsoft-com:office:word" xmlns:w="http://schemas.openxmlformats.org/wordprocessingml/2006/main" xmlns:wne="http://schemas.microsoft.com/office/word/2006/wordml">
+  <w:abstractNum w:abstractNumId="0">
     <w:nsid w:val="02EA7FBF"/>
     <w:multiLevelType w:val="multilevel"/>
     <w:tmpl w:val="3F6EBA52"/>
@@ -1160,7 +2226,7 @@
       </w:rPr>
     </w:lvl>
   </w:abstractNum>
-  <w:abstractNum w:abstractNumId="1" w15:restartNumberingAfterBreak="0">
+  <w:abstractNum w:abstractNumId="1">
     <w:nsid w:val="093A2D4B"/>
     <w:multiLevelType w:val="multilevel"/>
     <w:tmpl w:val="7D9ADAD6"/>
@@ -1278,7 +2344,120 @@
       </w:rPr>
     </w:lvl>
   </w:abstractNum>
-  <w:abstractNum w:abstractNumId="2" w15:restartNumberingAfterBreak="0">
+  <w:abstractNum w:abstractNumId="2">
+    <w:nsid w:val="0E726835"/>
+    <w:multiLevelType w:val="hybridMultilevel"/>
+    <w:tmpl w:val="1CDC9B3E"/>
+    <w:lvl w:ilvl="0" w:tplc="040E0001">
+      <w:start w:val="1"/>
+      <w:numFmt w:val="bullet"/>
+      <w:lvlText w:val=""/>
+      <w:lvlJc w:val="left"/>
+      <w:pPr>
+        <w:ind w:left="720" w:hanging="360"/>
+      </w:pPr>
+      <w:rPr>
+        <w:rFonts w:ascii="Symbol" w:hAnsi="Symbol" w:hint="default"/>
+      </w:rPr>
+    </w:lvl>
+    <w:lvl w:ilvl="1" w:tplc="040E0003" w:tentative="1">
+      <w:start w:val="1"/>
+      <w:numFmt w:val="bullet"/>
+      <w:lvlText w:val="o"/>
+      <w:lvlJc w:val="left"/>
+      <w:pPr>
+        <w:ind w:left="1440" w:hanging="360"/>
+      </w:pPr>
+      <w:rPr>
+        <w:rFonts w:ascii="Courier New" w:hAnsi="Courier New" w:cs="Courier New" w:hint="default"/>
+      </w:rPr>
+    </w:lvl>
+    <w:lvl w:ilvl="2" w:tplc="040E0005" w:tentative="1">
+      <w:start w:val="1"/>
+      <w:numFmt w:val="bullet"/>
+      <w:lvlText w:val=""/>
+      <w:lvlJc w:val="left"/>
+      <w:pPr>
+        <w:ind w:left="2160" w:hanging="360"/>
+      </w:pPr>
+      <w:rPr>
+        <w:rFonts w:ascii="Wingdings" w:hAnsi="Wingdings" w:hint="default"/>
+      </w:rPr>
+    </w:lvl>
+    <w:lvl w:ilvl="3" w:tplc="040E0001" w:tentative="1">
+      <w:start w:val="1"/>
+      <w:numFmt w:val="bullet"/>
+      <w:lvlText w:val=""/>
+      <w:lvlJc w:val="left"/>
+      <w:pPr>
+        <w:ind w:left="2880" w:hanging="360"/>
+      </w:pPr>
+      <w:rPr>
+        <w:rFonts w:ascii="Symbol" w:hAnsi="Symbol" w:hint="default"/>
+      </w:rPr>
+    </w:lvl>
+    <w:lvl w:ilvl="4" w:tplc="040E0003" w:tentative="1">
+      <w:start w:val="1"/>
+      <w:numFmt w:val="bullet"/>
+      <w:lvlText w:val="o"/>
+      <w:lvlJc w:val="left"/>
+      <w:pPr>
+        <w:ind w:left="3600" w:hanging="360"/>
+      </w:pPr>
+      <w:rPr>
+        <w:rFonts w:ascii="Courier New" w:hAnsi="Courier New" w:cs="Courier New" w:hint="default"/>
+      </w:rPr>
+    </w:lvl>
+    <w:lvl w:ilvl="5" w:tplc="040E0005" w:tentative="1">
+      <w:start w:val="1"/>
+      <w:numFmt w:val="bullet"/>
+      <w:lvlText w:val=""/>
+      <w:lvlJc w:val="left"/>
+      <w:pPr>
+        <w:ind w:left="4320" w:hanging="360"/>
+      </w:pPr>
+      <w:rPr>
+        <w:rFonts w:ascii="Wingdings" w:hAnsi="Wingdings" w:hint="default"/>
+      </w:rPr>
+    </w:lvl>
+    <w:lvl w:ilvl="6" w:tplc="040E0001" w:tentative="1">
+      <w:start w:val="1"/>
+      <w:numFmt w:val="bullet"/>
+      <w:lvlText w:val=""/>
+      <w:lvlJc w:val="left"/>
+      <w:pPr>
+        <w:ind w:left="5040" w:hanging="360"/>
+      </w:pPr>
+      <w:rPr>
+        <w:rFonts w:ascii="Symbol" w:hAnsi="Symbol" w:hint="default"/>
+      </w:rPr>
+    </w:lvl>
+    <w:lvl w:ilvl="7" w:tplc="040E0003" w:tentative="1">
+      <w:start w:val="1"/>
+      <w:numFmt w:val="bullet"/>
+      <w:lvlText w:val="o"/>
+      <w:lvlJc w:val="left"/>
+      <w:pPr>
+        <w:ind w:left="5760" w:hanging="360"/>
+      </w:pPr>
+      <w:rPr>
+        <w:rFonts w:ascii="Courier New" w:hAnsi="Courier New" w:cs="Courier New" w:hint="default"/>
+      </w:rPr>
+    </w:lvl>
+    <w:lvl w:ilvl="8" w:tplc="040E0005" w:tentative="1">
+      <w:start w:val="1"/>
+      <w:numFmt w:val="bullet"/>
+      <w:lvlText w:val=""/>
+      <w:lvlJc w:val="left"/>
+      <w:pPr>
+        <w:ind w:left="6480" w:hanging="360"/>
+      </w:pPr>
+      <w:rPr>
+        <w:rFonts w:ascii="Wingdings" w:hAnsi="Wingdings" w:hint="default"/>
+      </w:rPr>
+    </w:lvl>
+  </w:abstractNum>
+  <w:abstractNum w:abstractNumId="3">
     <w:nsid w:val="29E31EA8"/>
     <w:multiLevelType w:val="hybridMultilevel"/>
     <w:tmpl w:val="946A2850"/>
@@ -1364,7 +2543,7 @@
       </w:pPr>
     </w:lvl>
   </w:abstractNum>
-  <w:abstractNum w:abstractNumId="3" w15:restartNumberingAfterBreak="0">
+  <w:abstractNum w:abstractNumId="4">
     <w:nsid w:val="30600E06"/>
     <w:multiLevelType w:val="multilevel"/>
     <w:tmpl w:val="80025172"/>
@@ -1477,7 +2656,346 @@
       </w:rPr>
     </w:lvl>
   </w:abstractNum>
-  <w:abstractNum w:abstractNumId="4" w15:restartNumberingAfterBreak="0">
+  <w:abstractNum w:abstractNumId="5">
+    <w:nsid w:val="306306F8"/>
+    <w:multiLevelType w:val="multilevel"/>
+    <w:tmpl w:val="F8080C7E"/>
+    <w:lvl w:ilvl="0">
+      <w:start w:val="1"/>
+      <w:numFmt w:val="decimal"/>
+      <w:lvlText w:val="%1."/>
+      <w:lvlJc w:val="left"/>
+      <w:pPr>
+        <w:ind w:left="480" w:hanging="480"/>
+      </w:pPr>
+      <w:rPr>
+        <w:rFonts w:hint="default"/>
+      </w:rPr>
+    </w:lvl>
+    <w:lvl w:ilvl="1">
+      <w:start w:val="1"/>
+      <w:numFmt w:val="decimal"/>
+      <w:lvlText w:val="%1.%2."/>
+      <w:lvlJc w:val="left"/>
+      <w:pPr>
+        <w:ind w:left="720" w:hanging="720"/>
+      </w:pPr>
+      <w:rPr>
+        <w:rFonts w:hint="default"/>
+      </w:rPr>
+    </w:lvl>
+    <w:lvl w:ilvl="2">
+      <w:start w:val="1"/>
+      <w:numFmt w:val="decimal"/>
+      <w:lvlText w:val="%1.%2.%3."/>
+      <w:lvlJc w:val="left"/>
+      <w:pPr>
+        <w:ind w:left="720" w:hanging="720"/>
+      </w:pPr>
+      <w:rPr>
+        <w:rFonts w:hint="default"/>
+      </w:rPr>
+    </w:lvl>
+    <w:lvl w:ilvl="3">
+      <w:start w:val="1"/>
+      <w:numFmt w:val="decimal"/>
+      <w:lvlText w:val="%1.%2.%3.%4."/>
+      <w:lvlJc w:val="left"/>
+      <w:pPr>
+        <w:ind w:left="1080" w:hanging="1080"/>
+      </w:pPr>
+      <w:rPr>
+        <w:rFonts w:hint="default"/>
+      </w:rPr>
+    </w:lvl>
+    <w:lvl w:ilvl="4">
+      <w:start w:val="1"/>
+      <w:numFmt w:val="decimal"/>
+      <w:lvlText w:val="%1.%2.%3.%4.%5."/>
+      <w:lvlJc w:val="left"/>
+      <w:pPr>
+        <w:ind w:left="1440" w:hanging="1440"/>
+      </w:pPr>
+      <w:rPr>
+        <w:rFonts w:hint="default"/>
+      </w:rPr>
+    </w:lvl>
+    <w:lvl w:ilvl="5">
+      <w:start w:val="1"/>
+      <w:numFmt w:val="decimal"/>
+      <w:lvlText w:val="%1.%2.%3.%4.%5.%6."/>
+      <w:lvlJc w:val="left"/>
+      <w:pPr>
+        <w:ind w:left="1440" w:hanging="1440"/>
+      </w:pPr>
+      <w:rPr>
+        <w:rFonts w:hint="default"/>
+      </w:rPr>
+    </w:lvl>
+    <w:lvl w:ilvl="6">
+      <w:start w:val="1"/>
+      <w:numFmt w:val="decimal"/>
+      <w:lvlText w:val="%1.%2.%3.%4.%5.%6.%7."/>
+      <w:lvlJc w:val="left"/>
+      <w:pPr>
+        <w:ind w:left="1800" w:hanging="1800"/>
+      </w:pPr>
+      <w:rPr>
+        <w:rFonts w:hint="default"/>
+      </w:rPr>
+    </w:lvl>
+    <w:lvl w:ilvl="7">
+      <w:start w:val="1"/>
+      <w:numFmt w:val="decimal"/>
+      <w:lvlText w:val="%1.%2.%3.%4.%5.%6.%7.%8."/>
+      <w:lvlJc w:val="left"/>
+      <w:pPr>
+        <w:ind w:left="2160" w:hanging="2160"/>
+      </w:pPr>
+      <w:rPr>
+        <w:rFonts w:hint="default"/>
+      </w:rPr>
+    </w:lvl>
+    <w:lvl w:ilvl="8">
+      <w:start w:val="1"/>
+      <w:numFmt w:val="decimal"/>
+      <w:lvlText w:val="%1.%2.%3.%4.%5.%6.%7.%8.%9."/>
+      <w:lvlJc w:val="left"/>
+      <w:pPr>
+        <w:ind w:left="2160" w:hanging="2160"/>
+      </w:pPr>
+      <w:rPr>
+        <w:rFonts w:hint="default"/>
+      </w:rPr>
+    </w:lvl>
+  </w:abstractNum>
+  <w:abstractNum w:abstractNumId="6">
+    <w:nsid w:val="3591447D"/>
+    <w:multiLevelType w:val="hybridMultilevel"/>
+    <w:tmpl w:val="76AAB484"/>
+    <w:lvl w:ilvl="0" w:tplc="040E0003">
+      <w:start w:val="1"/>
+      <w:numFmt w:val="bullet"/>
+      <w:lvlText w:val="o"/>
+      <w:lvlJc w:val="left"/>
+      <w:pPr>
+        <w:ind w:left="720" w:hanging="360"/>
+      </w:pPr>
+      <w:rPr>
+        <w:rFonts w:ascii="Courier New" w:hAnsi="Courier New" w:cs="Courier New" w:hint="default"/>
+      </w:rPr>
+    </w:lvl>
+    <w:lvl w:ilvl="1" w:tplc="040E0003" w:tentative="1">
+      <w:start w:val="1"/>
+      <w:numFmt w:val="bullet"/>
+      <w:lvlText w:val="o"/>
+      <w:lvlJc w:val="left"/>
+      <w:pPr>
+        <w:ind w:left="1440" w:hanging="360"/>
+      </w:pPr>
+      <w:rPr>
+        <w:rFonts w:ascii="Courier New" w:hAnsi="Courier New" w:cs="Courier New" w:hint="default"/>
+      </w:rPr>
+    </w:lvl>
+    <w:lvl w:ilvl="2" w:tplc="040E0005" w:tentative="1">
+      <w:start w:val="1"/>
+      <w:numFmt w:val="bullet"/>
+      <w:lvlText w:val=""/>
+      <w:lvlJc w:val="left"/>
+      <w:pPr>
+        <w:ind w:left="2160" w:hanging="360"/>
+      </w:pPr>
+      <w:rPr>
+        <w:rFonts w:ascii="Wingdings" w:hAnsi="Wingdings" w:hint="default"/>
+      </w:rPr>
+    </w:lvl>
+    <w:lvl w:ilvl="3" w:tplc="040E0001" w:tentative="1">
+      <w:start w:val="1"/>
+      <w:numFmt w:val="bullet"/>
+      <w:lvlText w:val=""/>
+      <w:lvlJc w:val="left"/>
+      <w:pPr>
+        <w:ind w:left="2880" w:hanging="360"/>
+      </w:pPr>
+      <w:rPr>
+        <w:rFonts w:ascii="Symbol" w:hAnsi="Symbol" w:hint="default"/>
+      </w:rPr>
+    </w:lvl>
+    <w:lvl w:ilvl="4" w:tplc="040E0003" w:tentative="1">
+      <w:start w:val="1"/>
+      <w:numFmt w:val="bullet"/>
+      <w:lvlText w:val="o"/>
+      <w:lvlJc w:val="left"/>
+      <w:pPr>
+        <w:ind w:left="3600" w:hanging="360"/>
+      </w:pPr>
+      <w:rPr>
+        <w:rFonts w:ascii="Courier New" w:hAnsi="Courier New" w:cs="Courier New" w:hint="default"/>
+      </w:rPr>
+    </w:lvl>
+    <w:lvl w:ilvl="5" w:tplc="040E0005" w:tentative="1">
+      <w:start w:val="1"/>
+      <w:numFmt w:val="bullet"/>
+      <w:lvlText w:val=""/>
+      <w:lvlJc w:val="left"/>
+      <w:pPr>
+        <w:ind w:left="4320" w:hanging="360"/>
+      </w:pPr>
+      <w:rPr>
+        <w:rFonts w:ascii="Wingdings" w:hAnsi="Wingdings" w:hint="default"/>
+      </w:rPr>
+    </w:lvl>
+    <w:lvl w:ilvl="6" w:tplc="040E0001" w:tentative="1">
+      <w:start w:val="1"/>
+      <w:numFmt w:val="bullet"/>
+      <w:lvlText w:val=""/>
+      <w:lvlJc w:val="left"/>
+      <w:pPr>
+        <w:ind w:left="5040" w:hanging="360"/>
+      </w:pPr>
+      <w:rPr>
+        <w:rFonts w:ascii="Symbol" w:hAnsi="Symbol" w:hint="default"/>
+      </w:rPr>
+    </w:lvl>
+    <w:lvl w:ilvl="7" w:tplc="040E0003" w:tentative="1">
+      <w:start w:val="1"/>
+      <w:numFmt w:val="bullet"/>
+      <w:lvlText w:val="o"/>
+      <w:lvlJc w:val="left"/>
+      <w:pPr>
+        <w:ind w:left="5760" w:hanging="360"/>
+      </w:pPr>
+      <w:rPr>
+        <w:rFonts w:ascii="Courier New" w:hAnsi="Courier New" w:cs="Courier New" w:hint="default"/>
+      </w:rPr>
+    </w:lvl>
+    <w:lvl w:ilvl="8" w:tplc="040E0005" w:tentative="1">
+      <w:start w:val="1"/>
+      <w:numFmt w:val="bullet"/>
+      <w:lvlText w:val=""/>
+      <w:lvlJc w:val="left"/>
+      <w:pPr>
+        <w:ind w:left="6480" w:hanging="360"/>
+      </w:pPr>
+      <w:rPr>
+        <w:rFonts w:ascii="Wingdings" w:hAnsi="Wingdings" w:hint="default"/>
+      </w:rPr>
+    </w:lvl>
+  </w:abstractNum>
+  <w:abstractNum w:abstractNumId="7">
+    <w:nsid w:val="3D941750"/>
+    <w:multiLevelType w:val="hybridMultilevel"/>
+    <w:tmpl w:val="2BEE901C"/>
+    <w:lvl w:ilvl="0" w:tplc="040E0001">
+      <w:start w:val="1"/>
+      <w:numFmt w:val="bullet"/>
+      <w:lvlText w:val=""/>
+      <w:lvlJc w:val="left"/>
+      <w:pPr>
+        <w:ind w:left="720" w:hanging="360"/>
+      </w:pPr>
+      <w:rPr>
+        <w:rFonts w:ascii="Symbol" w:hAnsi="Symbol" w:hint="default"/>
+      </w:rPr>
+    </w:lvl>
+    <w:lvl w:ilvl="1" w:tplc="040E0003" w:tentative="1">
+      <w:start w:val="1"/>
+      <w:numFmt w:val="bullet"/>
+      <w:lvlText w:val="o"/>
+      <w:lvlJc w:val="left"/>
+      <w:pPr>
+        <w:ind w:left="1440" w:hanging="360"/>
+      </w:pPr>
+      <w:rPr>
+        <w:rFonts w:ascii="Courier New" w:hAnsi="Courier New" w:cs="Courier New" w:hint="default"/>
+      </w:rPr>
+    </w:lvl>
+    <w:lvl w:ilvl="2" w:tplc="040E0005" w:tentative="1">
+      <w:start w:val="1"/>
+      <w:numFmt w:val="bullet"/>
+      <w:lvlText w:val=""/>
+      <w:lvlJc w:val="left"/>
+      <w:pPr>
+        <w:ind w:left="2160" w:hanging="360"/>
+      </w:pPr>
+      <w:rPr>
+        <w:rFonts w:ascii="Wingdings" w:hAnsi="Wingdings" w:hint="default"/>
+      </w:rPr>
+    </w:lvl>
+    <w:lvl w:ilvl="3" w:tplc="040E0001" w:tentative="1">
+      <w:start w:val="1"/>
+      <w:numFmt w:val="bullet"/>
+      <w:lvlText w:val=""/>
+      <w:lvlJc w:val="left"/>
+      <w:pPr>
+        <w:ind w:left="2880" w:hanging="360"/>
+      </w:pPr>
+      <w:rPr>
+        <w:rFonts w:ascii="Symbol" w:hAnsi="Symbol" w:hint="default"/>
+      </w:rPr>
+    </w:lvl>
+    <w:lvl w:ilvl="4" w:tplc="040E0003" w:tentative="1">
+      <w:start w:val="1"/>
+      <w:numFmt w:val="bullet"/>
+      <w:lvlText w:val="o"/>
+      <w:lvlJc w:val="left"/>
+      <w:pPr>
+        <w:ind w:left="3600" w:hanging="360"/>
+      </w:pPr>
+      <w:rPr>
+        <w:rFonts w:ascii="Courier New" w:hAnsi="Courier New" w:cs="Courier New" w:hint="default"/>
+      </w:rPr>
+    </w:lvl>
+    <w:lvl w:ilvl="5" w:tplc="040E0005" w:tentative="1">
+      <w:start w:val="1"/>
+      <w:numFmt w:val="bullet"/>
+      <w:lvlText w:val=""/>
+      <w:lvlJc w:val="left"/>
+      <w:pPr>
+        <w:ind w:left="4320" w:hanging="360"/>
+      </w:pPr>
+      <w:rPr>
+        <w:rFonts w:ascii="Wingdings" w:hAnsi="Wingdings" w:hint="default"/>
+      </w:rPr>
+    </w:lvl>
+    <w:lvl w:ilvl="6" w:tplc="040E0001" w:tentative="1">
+      <w:start w:val="1"/>
+      <w:numFmt w:val="bullet"/>
+      <w:lvlText w:val=""/>
+      <w:lvlJc w:val="left"/>
+      <w:pPr>
+        <w:ind w:left="5040" w:hanging="360"/>
+      </w:pPr>
+      <w:rPr>
+        <w:rFonts w:ascii="Symbol" w:hAnsi="Symbol" w:hint="default"/>
+      </w:rPr>
+    </w:lvl>
+    <w:lvl w:ilvl="7" w:tplc="040E0003" w:tentative="1">
+      <w:start w:val="1"/>
+      <w:numFmt w:val="bullet"/>
+      <w:lvlText w:val="o"/>
+      <w:lvlJc w:val="left"/>
+      <w:pPr>
+        <w:ind w:left="5760" w:hanging="360"/>
+      </w:pPr>
+      <w:rPr>
+        <w:rFonts w:ascii="Courier New" w:hAnsi="Courier New" w:cs="Courier New" w:hint="default"/>
+      </w:rPr>
+    </w:lvl>
+    <w:lvl w:ilvl="8" w:tplc="040E0005" w:tentative="1">
+      <w:start w:val="1"/>
+      <w:numFmt w:val="bullet"/>
+      <w:lvlText w:val=""/>
+      <w:lvlJc w:val="left"/>
+      <w:pPr>
+        <w:ind w:left="6480" w:hanging="360"/>
+      </w:pPr>
+      <w:rPr>
+        <w:rFonts w:ascii="Wingdings" w:hAnsi="Wingdings" w:hint="default"/>
+      </w:rPr>
+    </w:lvl>
+  </w:abstractNum>
+  <w:abstractNum w:abstractNumId="8">
     <w:nsid w:val="49A5157C"/>
     <w:multiLevelType w:val="multilevel"/>
     <w:tmpl w:val="C91CE662"/>
@@ -1626,7 +3144,7 @@
       </w:rPr>
     </w:lvl>
   </w:abstractNum>
-  <w:abstractNum w:abstractNumId="5" w15:restartNumberingAfterBreak="0">
+  <w:abstractNum w:abstractNumId="9">
     <w:nsid w:val="4F9B467F"/>
     <w:multiLevelType w:val="hybridMultilevel"/>
     <w:tmpl w:val="7BB8E6D4"/>
@@ -1712,7 +3230,7 @@
       </w:pPr>
     </w:lvl>
   </w:abstractNum>
-  <w:abstractNum w:abstractNumId="6" w15:restartNumberingAfterBreak="0">
+  <w:abstractNum w:abstractNumId="10">
     <w:nsid w:val="50C54DC2"/>
     <w:multiLevelType w:val="multilevel"/>
     <w:tmpl w:val="9B3270F6"/>
@@ -1861,7 +3379,7 @@
       </w:rPr>
     </w:lvl>
   </w:abstractNum>
-  <w:abstractNum w:abstractNumId="7" w15:restartNumberingAfterBreak="0">
+  <w:abstractNum w:abstractNumId="11">
     <w:nsid w:val="56BE02C5"/>
     <w:multiLevelType w:val="hybridMultilevel"/>
     <w:tmpl w:val="3500AC52"/>
@@ -1974,7 +3492,7 @@
       </w:rPr>
     </w:lvl>
   </w:abstractNum>
-  <w:abstractNum w:abstractNumId="8" w15:restartNumberingAfterBreak="0">
+  <w:abstractNum w:abstractNumId="12">
     <w:nsid w:val="57E81CCE"/>
     <w:multiLevelType w:val="hybridMultilevel"/>
     <w:tmpl w:val="A784F6F2"/>
@@ -2060,7 +3578,120 @@
       </w:pPr>
     </w:lvl>
   </w:abstractNum>
-  <w:abstractNum w:abstractNumId="9" w15:restartNumberingAfterBreak="0">
+  <w:abstractNum w:abstractNumId="13">
+    <w:nsid w:val="5FD701B2"/>
+    <w:multiLevelType w:val="hybridMultilevel"/>
+    <w:tmpl w:val="7340EFA4"/>
+    <w:lvl w:ilvl="0" w:tplc="040E0001">
+      <w:start w:val="1"/>
+      <w:numFmt w:val="bullet"/>
+      <w:lvlText w:val=""/>
+      <w:lvlJc w:val="left"/>
+      <w:pPr>
+        <w:ind w:left="720" w:hanging="360"/>
+      </w:pPr>
+      <w:rPr>
+        <w:rFonts w:ascii="Symbol" w:hAnsi="Symbol" w:hint="default"/>
+      </w:rPr>
+    </w:lvl>
+    <w:lvl w:ilvl="1" w:tplc="040E0003">
+      <w:start w:val="1"/>
+      <w:numFmt w:val="bullet"/>
+      <w:lvlText w:val="o"/>
+      <w:lvlJc w:val="left"/>
+      <w:pPr>
+        <w:ind w:left="1440" w:hanging="360"/>
+      </w:pPr>
+      <w:rPr>
+        <w:rFonts w:ascii="Courier New" w:hAnsi="Courier New" w:cs="Courier New" w:hint="default"/>
+      </w:rPr>
+    </w:lvl>
+    <w:lvl w:ilvl="2" w:tplc="040E0005">
+      <w:start w:val="1"/>
+      <w:numFmt w:val="bullet"/>
+      <w:lvlText w:val=""/>
+      <w:lvlJc w:val="left"/>
+      <w:pPr>
+        <w:ind w:left="2160" w:hanging="360"/>
+      </w:pPr>
+      <w:rPr>
+        <w:rFonts w:ascii="Wingdings" w:hAnsi="Wingdings" w:hint="default"/>
+      </w:rPr>
+    </w:lvl>
+    <w:lvl w:ilvl="3" w:tplc="040E0001" w:tentative="1">
+      <w:start w:val="1"/>
+      <w:numFmt w:val="bullet"/>
+      <w:lvlText w:val=""/>
+      <w:lvlJc w:val="left"/>
+      <w:pPr>
+        <w:ind w:left="2880" w:hanging="360"/>
+      </w:pPr>
+      <w:rPr>
+        <w:rFonts w:ascii="Symbol" w:hAnsi="Symbol" w:hint="default"/>
+      </w:rPr>
+    </w:lvl>
+    <w:lvl w:ilvl="4" w:tplc="040E0003" w:tentative="1">
+      <w:start w:val="1"/>
+      <w:numFmt w:val="bullet"/>
+      <w:lvlText w:val="o"/>
+      <w:lvlJc w:val="left"/>
+      <w:pPr>
+        <w:ind w:left="3600" w:hanging="360"/>
+      </w:pPr>
+      <w:rPr>
+        <w:rFonts w:ascii="Courier New" w:hAnsi="Courier New" w:cs="Courier New" w:hint="default"/>
+      </w:rPr>
+    </w:lvl>
+    <w:lvl w:ilvl="5" w:tplc="040E0005" w:tentative="1">
+      <w:start w:val="1"/>
+      <w:numFmt w:val="bullet"/>
+      <w:lvlText w:val=""/>
+      <w:lvlJc w:val="left"/>
+      <w:pPr>
+        <w:ind w:left="4320" w:hanging="360"/>
+      </w:pPr>
+      <w:rPr>
+        <w:rFonts w:ascii="Wingdings" w:hAnsi="Wingdings" w:hint="default"/>
+      </w:rPr>
+    </w:lvl>
+    <w:lvl w:ilvl="6" w:tplc="040E0001" w:tentative="1">
+      <w:start w:val="1"/>
+      <w:numFmt w:val="bullet"/>
+      <w:lvlText w:val=""/>
+      <w:lvlJc w:val="left"/>
+      <w:pPr>
+        <w:ind w:left="5040" w:hanging="360"/>
+      </w:pPr>
+      <w:rPr>
+        <w:rFonts w:ascii="Symbol" w:hAnsi="Symbol" w:hint="default"/>
+      </w:rPr>
+    </w:lvl>
+    <w:lvl w:ilvl="7" w:tplc="040E0003" w:tentative="1">
+      <w:start w:val="1"/>
+      <w:numFmt w:val="bullet"/>
+      <w:lvlText w:val="o"/>
+      <w:lvlJc w:val="left"/>
+      <w:pPr>
+        <w:ind w:left="5760" w:hanging="360"/>
+      </w:pPr>
+      <w:rPr>
+        <w:rFonts w:ascii="Courier New" w:hAnsi="Courier New" w:cs="Courier New" w:hint="default"/>
+      </w:rPr>
+    </w:lvl>
+    <w:lvl w:ilvl="8" w:tplc="040E0005" w:tentative="1">
+      <w:start w:val="1"/>
+      <w:numFmt w:val="bullet"/>
+      <w:lvlText w:val=""/>
+      <w:lvlJc w:val="left"/>
+      <w:pPr>
+        <w:ind w:left="6480" w:hanging="360"/>
+      </w:pPr>
+      <w:rPr>
+        <w:rFonts w:ascii="Wingdings" w:hAnsi="Wingdings" w:hint="default"/>
+      </w:rPr>
+    </w:lvl>
+  </w:abstractNum>
+  <w:abstractNum w:abstractNumId="14">
     <w:nsid w:val="634E63B2"/>
     <w:multiLevelType w:val="multilevel"/>
     <w:tmpl w:val="C86A293E"/>
@@ -2209,7 +3840,7 @@
       </w:rPr>
     </w:lvl>
   </w:abstractNum>
-  <w:abstractNum w:abstractNumId="10" w15:restartNumberingAfterBreak="0">
+  <w:abstractNum w:abstractNumId="15">
     <w:nsid w:val="6C8278F5"/>
     <w:multiLevelType w:val="multilevel"/>
     <w:tmpl w:val="2D2661E0"/>
@@ -2322,7 +3953,7 @@
       </w:rPr>
     </w:lvl>
   </w:abstractNum>
-  <w:abstractNum w:abstractNumId="11" w15:restartNumberingAfterBreak="0">
+  <w:abstractNum w:abstractNumId="16">
     <w:nsid w:val="75D65EB0"/>
     <w:multiLevelType w:val="multilevel"/>
     <w:tmpl w:val="1EECCD6A"/>
@@ -2440,54 +4071,69 @@
       </w:rPr>
     </w:lvl>
   </w:abstractNum>
-  <w:num w:numId="1" w16cid:durableId="637956712">
+  <w:num w:numId="1">
+    <w:abstractNumId w:val="15"/>
+  </w:num>
+  <w:num w:numId="2">
+    <w:abstractNumId w:val="4"/>
+  </w:num>
+  <w:num w:numId="3">
+    <w:abstractNumId w:val="16"/>
+  </w:num>
+  <w:num w:numId="4">
+    <w:abstractNumId w:val="8"/>
+  </w:num>
+  <w:num w:numId="5">
+    <w:abstractNumId w:val="14"/>
+  </w:num>
+  <w:num w:numId="6">
     <w:abstractNumId w:val="10"/>
   </w:num>
-  <w:num w:numId="2" w16cid:durableId="1603679763">
+  <w:num w:numId="7">
+    <w:abstractNumId w:val="0"/>
+  </w:num>
+  <w:num w:numId="8">
+    <w:abstractNumId w:val="9"/>
+  </w:num>
+  <w:num w:numId="9">
     <w:abstractNumId w:val="3"/>
   </w:num>
-  <w:num w:numId="3" w16cid:durableId="1666124570">
+  <w:num w:numId="10">
+    <w:abstractNumId w:val="12"/>
+  </w:num>
+  <w:num w:numId="11">
+    <w:abstractNumId w:val="1"/>
+  </w:num>
+  <w:num w:numId="12">
     <w:abstractNumId w:val="11"/>
   </w:num>
-  <w:num w:numId="4" w16cid:durableId="1489400310">
-    <w:abstractNumId w:val="4"/>
-  </w:num>
-  <w:num w:numId="5" w16cid:durableId="2069839362">
-    <w:abstractNumId w:val="9"/>
-  </w:num>
-  <w:num w:numId="6" w16cid:durableId="1121463195">
-    <w:abstractNumId w:val="6"/>
-  </w:num>
-  <w:num w:numId="7" w16cid:durableId="194659309">
-    <w:abstractNumId w:val="0"/>
-  </w:num>
-  <w:num w:numId="8" w16cid:durableId="819468771">
+  <w:num w:numId="13">
     <w:abstractNumId w:val="5"/>
   </w:num>
-  <w:num w:numId="9" w16cid:durableId="638652467">
+  <w:num w:numId="14">
     <w:abstractNumId w:val="2"/>
   </w:num>
-  <w:num w:numId="10" w16cid:durableId="578296268">
-    <w:abstractNumId w:val="8"/>
+  <w:num w:numId="15">
+    <w:abstractNumId w:val="13"/>
   </w:num>
-  <w:num w:numId="11" w16cid:durableId="1557475874">
-    <w:abstractNumId w:val="1"/>
+  <w:num w:numId="16">
+    <w:abstractNumId w:val="7"/>
   </w:num>
-  <w:num w:numId="12" w16cid:durableId="777677359">
-    <w:abstractNumId w:val="7"/>
+  <w:num w:numId="17">
+    <w:abstractNumId w:val="6"/>
   </w:num>
 </w:numbering>
 </file>
 
 <file path=word/styles.xml><?xml version="1.0" encoding="utf-8"?>
-<w:styles xmlns:mc="http://schemas.openxmlformats.org/markup-compatibility/2006" xmlns:r="http://schemas.openxmlformats.org/officeDocument/2006/relationships" xmlns:w="http://schemas.openxmlformats.org/wordprocessingml/2006/main" xmlns:w14="http://schemas.microsoft.com/office/word/2010/wordml" xmlns:w15="http://schemas.microsoft.com/office/word/2012/wordml" xmlns:w16cex="http://schemas.microsoft.com/office/word/2018/wordml/cex" xmlns:w16cid="http://schemas.microsoft.com/office/word/2016/wordml/cid" xmlns:w16="http://schemas.microsoft.com/office/word/2018/wordml" xmlns:w16du="http://schemas.microsoft.com/office/word/2023/wordml/word16du" xmlns:w16sdtdh="http://schemas.microsoft.com/office/word/2020/wordml/sdtdatahash" xmlns:w16sdtfl="http://schemas.microsoft.com/office/word/2024/wordml/sdtformatlock" xmlns:w16se="http://schemas.microsoft.com/office/word/2015/wordml/symex" mc:Ignorable="w14 w15 w16se w16cid w16 w16cex w16sdtdh w16sdtfl w16du">
+<w:styles xmlns:r="http://schemas.openxmlformats.org/officeDocument/2006/relationships" xmlns:w="http://schemas.openxmlformats.org/wordprocessingml/2006/main">
   <w:docDefaults>
     <w:rPrDefault>
       <w:rPr>
         <w:rFonts w:ascii="Arial" w:eastAsia="Arial" w:hAnsi="Arial" w:cs="Arial"/>
         <w:sz w:val="22"/>
         <w:szCs w:val="22"/>
-        <w:lang w:val="hu" w:eastAsia="hu-HU" w:bidi="ar-SA"/>
+        <w:lang w:eastAsia="hu-HU" w:bidi="ar-SA"/>
       </w:rPr>
     </w:rPrDefault>
     <w:pPrDefault>
@@ -2496,387 +4142,149 @@
       </w:pPr>
     </w:pPrDefault>
   </w:docDefaults>
-  <w:latentStyles w:defLockedState="0" w:defUIPriority="99" w:defSemiHidden="0" w:defUnhideWhenUsed="0" w:defQFormat="0" w:count="376">
-    <w:lsdException w:name="Normal" w:uiPriority="0" w:qFormat="1"/>
-    <w:lsdException w:name="heading 1" w:uiPriority="9" w:qFormat="1"/>
-    <w:lsdException w:name="heading 2" w:semiHidden="1" w:uiPriority="9" w:unhideWhenUsed="1" w:qFormat="1"/>
-    <w:lsdException w:name="heading 3" w:semiHidden="1" w:uiPriority="9" w:unhideWhenUsed="1" w:qFormat="1"/>
-    <w:lsdException w:name="heading 4" w:semiHidden="1" w:uiPriority="9" w:unhideWhenUsed="1" w:qFormat="1"/>
-    <w:lsdException w:name="heading 5" w:semiHidden="1" w:uiPriority="9" w:unhideWhenUsed="1" w:qFormat="1"/>
-    <w:lsdException w:name="heading 6" w:semiHidden="1" w:uiPriority="9" w:unhideWhenUsed="1" w:qFormat="1"/>
-    <w:lsdException w:name="heading 7" w:semiHidden="1" w:uiPriority="9" w:unhideWhenUsed="1" w:qFormat="1"/>
-    <w:lsdException w:name="heading 8" w:semiHidden="1" w:uiPriority="9" w:unhideWhenUsed="1" w:qFormat="1"/>
-    <w:lsdException w:name="heading 9" w:semiHidden="1" w:uiPriority="9" w:unhideWhenUsed="1" w:qFormat="1"/>
-    <w:lsdException w:name="index 1" w:semiHidden="1" w:unhideWhenUsed="1"/>
-    <w:lsdException w:name="index 2" w:semiHidden="1" w:unhideWhenUsed="1"/>
-    <w:lsdException w:name="index 3" w:semiHidden="1" w:unhideWhenUsed="1"/>
-    <w:lsdException w:name="index 4" w:semiHidden="1" w:unhideWhenUsed="1"/>
-    <w:lsdException w:name="index 5" w:semiHidden="1" w:unhideWhenUsed="1"/>
-    <w:lsdException w:name="index 6" w:semiHidden="1" w:unhideWhenUsed="1"/>
-    <w:lsdException w:name="index 7" w:semiHidden="1" w:unhideWhenUsed="1"/>
-    <w:lsdException w:name="index 8" w:semiHidden="1" w:unhideWhenUsed="1"/>
-    <w:lsdException w:name="index 9" w:semiHidden="1" w:unhideWhenUsed="1"/>
-    <w:lsdException w:name="toc 1" w:semiHidden="1" w:uiPriority="39" w:unhideWhenUsed="1"/>
-    <w:lsdException w:name="toc 2" w:semiHidden="1" w:uiPriority="39" w:unhideWhenUsed="1"/>
-    <w:lsdException w:name="toc 3" w:semiHidden="1" w:uiPriority="39" w:unhideWhenUsed="1"/>
-    <w:lsdException w:name="toc 4" w:semiHidden="1" w:uiPriority="39" w:unhideWhenUsed="1"/>
-    <w:lsdException w:name="toc 5" w:semiHidden="1" w:uiPriority="39" w:unhideWhenUsed="1"/>
-    <w:lsdException w:name="toc 6" w:semiHidden="1" w:uiPriority="39" w:unhideWhenUsed="1"/>
-    <w:lsdException w:name="toc 7" w:semiHidden="1" w:uiPriority="39" w:unhideWhenUsed="1"/>
-    <w:lsdException w:name="toc 8" w:semiHidden="1" w:uiPriority="39" w:unhideWhenUsed="1"/>
-    <w:lsdException w:name="toc 9" w:semiHidden="1" w:uiPriority="39" w:unhideWhenUsed="1"/>
-    <w:lsdException w:name="Normal Indent" w:semiHidden="1" w:unhideWhenUsed="1"/>
-    <w:lsdException w:name="footnote text" w:semiHidden="1" w:unhideWhenUsed="1"/>
-    <w:lsdException w:name="annotation text" w:semiHidden="1" w:unhideWhenUsed="1"/>
-    <w:lsdException w:name="header" w:semiHidden="1" w:unhideWhenUsed="1"/>
-    <w:lsdException w:name="footer" w:semiHidden="1" w:unhideWhenUsed="1"/>
-    <w:lsdException w:name="index heading" w:semiHidden="1" w:unhideWhenUsed="1"/>
-    <w:lsdException w:name="caption" w:semiHidden="1" w:uiPriority="35" w:unhideWhenUsed="1" w:qFormat="1"/>
-    <w:lsdException w:name="table of figures" w:semiHidden="1" w:unhideWhenUsed="1"/>
-    <w:lsdException w:name="envelope address" w:semiHidden="1" w:unhideWhenUsed="1"/>
-    <w:lsdException w:name="envelope return" w:semiHidden="1" w:unhideWhenUsed="1"/>
-    <w:lsdException w:name="footnote reference" w:semiHidden="1" w:unhideWhenUsed="1"/>
-    <w:lsdException w:name="annotation reference" w:semiHidden="1" w:unhideWhenUsed="1"/>
-    <w:lsdException w:name="line number" w:semiHidden="1" w:unhideWhenUsed="1"/>
-    <w:lsdException w:name="page number" w:semiHidden="1" w:unhideWhenUsed="1"/>
-    <w:lsdException w:name="endnote reference" w:semiHidden="1" w:unhideWhenUsed="1"/>
-    <w:lsdException w:name="endnote text" w:semiHidden="1" w:unhideWhenUsed="1"/>
-    <w:lsdException w:name="table of authorities" w:semiHidden="1" w:unhideWhenUsed="1"/>
-    <w:lsdException w:name="macro" w:semiHidden="1" w:unhideWhenUsed="1"/>
-    <w:lsdException w:name="toa heading" w:semiHidden="1" w:unhideWhenUsed="1"/>
-    <w:lsdException w:name="List" w:semiHidden="1" w:unhideWhenUsed="1"/>
-    <w:lsdException w:name="List Bullet" w:semiHidden="1" w:unhideWhenUsed="1"/>
-    <w:lsdException w:name="List Number" w:semiHidden="1" w:unhideWhenUsed="1"/>
-    <w:lsdException w:name="List 2" w:semiHidden="1" w:unhideWhenUsed="1"/>
-    <w:lsdException w:name="List 3" w:semiHidden="1" w:unhideWhenUsed="1"/>
-    <w:lsdException w:name="List 4" w:semiHidden="1" w:unhideWhenUsed="1"/>
-    <w:lsdException w:name="List 5" w:semiHidden="1" w:unhideWhenUsed="1"/>
-    <w:lsdException w:name="List Bullet 2" w:semiHidden="1" w:unhideWhenUsed="1"/>
-    <w:lsdException w:name="List Bullet 3" w:semiHidden="1" w:unhideWhenUsed="1"/>
-    <w:lsdException w:name="List Bullet 4" w:semiHidden="1" w:unhideWhenUsed="1"/>
-    <w:lsdException w:name="List Bullet 5" w:semiHidden="1" w:unhideWhenUsed="1"/>
-    <w:lsdException w:name="List Number 2" w:semiHidden="1" w:unhideWhenUsed="1"/>
-    <w:lsdException w:name="List Number 3" w:semiHidden="1" w:unhideWhenUsed="1"/>
-    <w:lsdException w:name="List Number 4" w:semiHidden="1" w:unhideWhenUsed="1"/>
-    <w:lsdException w:name="List Number 5" w:semiHidden="1" w:unhideWhenUsed="1"/>
-    <w:lsdException w:name="Title" w:uiPriority="10" w:qFormat="1"/>
-    <w:lsdException w:name="Closing" w:semiHidden="1" w:unhideWhenUsed="1"/>
-    <w:lsdException w:name="Signature" w:semiHidden="1" w:unhideWhenUsed="1"/>
-    <w:lsdException w:name="Default Paragraph Font" w:semiHidden="1" w:uiPriority="1" w:unhideWhenUsed="1"/>
-    <w:lsdException w:name="Body Text" w:semiHidden="1" w:unhideWhenUsed="1"/>
-    <w:lsdException w:name="Body Text Indent" w:semiHidden="1" w:unhideWhenUsed="1"/>
-    <w:lsdException w:name="List Continue" w:semiHidden="1" w:unhideWhenUsed="1"/>
-    <w:lsdException w:name="List Continue 2" w:semiHidden="1" w:unhideWhenUsed="1"/>
-    <w:lsdException w:name="List Continue 3" w:semiHidden="1" w:unhideWhenUsed="1"/>
-    <w:lsdException w:name="List Continue 4" w:semiHidden="1" w:unhideWhenUsed="1"/>
-    <w:lsdException w:name="List Continue 5" w:semiHidden="1" w:unhideWhenUsed="1"/>
-    <w:lsdException w:name="Message Header" w:semiHidden="1" w:unhideWhenUsed="1"/>
-    <w:lsdException w:name="Subtitle" w:uiPriority="11" w:qFormat="1"/>
-    <w:lsdException w:name="Salutation" w:semiHidden="1" w:unhideWhenUsed="1"/>
-    <w:lsdException w:name="Date" w:semiHidden="1" w:unhideWhenUsed="1"/>
-    <w:lsdException w:name="Body Text First Indent" w:semiHidden="1" w:unhideWhenUsed="1"/>
-    <w:lsdException w:name="Body Text First Indent 2" w:semiHidden="1" w:unhideWhenUsed="1"/>
-    <w:lsdException w:name="Note Heading" w:semiHidden="1" w:unhideWhenUsed="1"/>
-    <w:lsdException w:name="Body Text 2" w:semiHidden="1" w:unhideWhenUsed="1"/>
-    <w:lsdException w:name="Body Text 3" w:semiHidden="1" w:unhideWhenUsed="1"/>
-    <w:lsdException w:name="Body Text Indent 2" w:semiHidden="1" w:unhideWhenUsed="1"/>
-    <w:lsdException w:name="Body Text Indent 3" w:semiHidden="1" w:unhideWhenUsed="1"/>
-    <w:lsdException w:name="Block Text" w:semiHidden="1" w:unhideWhenUsed="1"/>
-    <w:lsdException w:name="Hyperlink" w:semiHidden="1" w:unhideWhenUsed="1"/>
-    <w:lsdException w:name="FollowedHyperlink" w:semiHidden="1" w:unhideWhenUsed="1"/>
-    <w:lsdException w:name="Strong" w:uiPriority="22" w:qFormat="1"/>
-    <w:lsdException w:name="Emphasis" w:uiPriority="20" w:qFormat="1"/>
-    <w:lsdException w:name="Document Map" w:semiHidden="1" w:unhideWhenUsed="1"/>
-    <w:lsdException w:name="Plain Text" w:semiHidden="1" w:unhideWhenUsed="1"/>
-    <w:lsdException w:name="E-mail Signature" w:semiHidden="1" w:unhideWhenUsed="1"/>
-    <w:lsdException w:name="HTML Top of Form" w:semiHidden="1" w:unhideWhenUsed="1"/>
-    <w:lsdException w:name="HTML Bottom of Form" w:semiHidden="1" w:unhideWhenUsed="1"/>
-    <w:lsdException w:name="Normal (Web)" w:semiHidden="1" w:unhideWhenUsed="1"/>
-    <w:lsdException w:name="HTML Acronym" w:semiHidden="1" w:unhideWhenUsed="1"/>
-    <w:lsdException w:name="HTML Address" w:semiHidden="1" w:unhideWhenUsed="1"/>
-    <w:lsdException w:name="HTML Cite" w:semiHidden="1" w:unhideWhenUsed="1"/>
-    <w:lsdException w:name="HTML Code" w:semiHidden="1" w:unhideWhenUsed="1"/>
-    <w:lsdException w:name="HTML Definition" w:semiHidden="1" w:unhideWhenUsed="1"/>
-    <w:lsdException w:name="HTML Keyboard" w:semiHidden="1" w:unhideWhenUsed="1"/>
-    <w:lsdException w:name="HTML Preformatted" w:semiHidden="1" w:unhideWhenUsed="1"/>
-    <w:lsdException w:name="HTML Sample" w:semiHidden="1" w:unhideWhenUsed="1"/>
-    <w:lsdException w:name="HTML Typewriter" w:semiHidden="1" w:unhideWhenUsed="1"/>
-    <w:lsdException w:name="HTML Variable" w:semiHidden="1" w:unhideWhenUsed="1"/>
-    <w:lsdException w:name="Normal Table" w:semiHidden="1" w:unhideWhenUsed="1"/>
-    <w:lsdException w:name="annotation subject" w:semiHidden="1" w:unhideWhenUsed="1"/>
-    <w:lsdException w:name="No List" w:semiHidden="1" w:unhideWhenUsed="1"/>
-    <w:lsdException w:name="Outline List 1" w:semiHidden="1" w:unhideWhenUsed="1"/>
-    <w:lsdException w:name="Outline List 2" w:semiHidden="1" w:unhideWhenUsed="1"/>
-    <w:lsdException w:name="Outline List 3" w:semiHidden="1" w:unhideWhenUsed="1"/>
-    <w:lsdException w:name="Table Simple 1" w:semiHidden="1" w:unhideWhenUsed="1"/>
-    <w:lsdException w:name="Table Simple 2" w:semiHidden="1" w:unhideWhenUsed="1"/>
-    <w:lsdException w:name="Table Simple 3" w:semiHidden="1" w:unhideWhenUsed="1"/>
-    <w:lsdException w:name="Table Classic 1" w:semiHidden="1" w:unhideWhenUsed="1"/>
-    <w:lsdException w:name="Table Classic 2" w:semiHidden="1" w:unhideWhenUsed="1"/>
-    <w:lsdException w:name="Table Classic 3" w:semiHidden="1" w:unhideWhenUsed="1"/>
-    <w:lsdException w:name="Table Classic 4" w:semiHidden="1" w:unhideWhenUsed="1"/>
-    <w:lsdException w:name="Table Colorful 1" w:semiHidden="1" w:unhideWhenUsed="1"/>
-    <w:lsdException w:name="Table Colorful 2" w:semiHidden="1" w:unhideWhenUsed="1"/>
-    <w:lsdException w:name="Table Colorful 3" w:semiHidden="1" w:unhideWhenUsed="1"/>
-    <w:lsdException w:name="Table Columns 1" w:semiHidden="1" w:unhideWhenUsed="1"/>
-    <w:lsdException w:name="Table Columns 2" w:semiHidden="1" w:unhideWhenUsed="1"/>
-    <w:lsdException w:name="Table Columns 3" w:semiHidden="1" w:unhideWhenUsed="1"/>
-    <w:lsdException w:name="Table Columns 4" w:semiHidden="1" w:unhideWhenUsed="1"/>
-    <w:lsdException w:name="Table Columns 5" w:semiHidden="1" w:unhideWhenUsed="1"/>
-    <w:lsdException w:name="Table Grid 1" w:semiHidden="1" w:unhideWhenUsed="1"/>
-    <w:lsdException w:name="Table Grid 2" w:semiHidden="1" w:unhideWhenUsed="1"/>
-    <w:lsdException w:name="Table Grid 3" w:semiHidden="1" w:unhideWhenUsed="1"/>
-    <w:lsdException w:name="Table Grid 4" w:semiHidden="1" w:unhideWhenUsed="1"/>
-    <w:lsdException w:name="Table Grid 5" w:semiHidden="1" w:unhideWhenUsed="1"/>
-    <w:lsdException w:name="Table Grid 6" w:semiHidden="1" w:unhideWhenUsed="1"/>
-    <w:lsdException w:name="Table Grid 7" w:semiHidden="1" w:unhideWhenUsed="1"/>
-    <w:lsdException w:name="Table Grid 8" w:semiHidden="1" w:unhideWhenUsed="1"/>
-    <w:lsdException w:name="Table List 1" w:semiHidden="1" w:unhideWhenUsed="1"/>
-    <w:lsdException w:name="Table List 2" w:semiHidden="1" w:unhideWhenUsed="1"/>
-    <w:lsdException w:name="Table List 3" w:semiHidden="1" w:unhideWhenUsed="1"/>
-    <w:lsdException w:name="Table List 4" w:semiHidden="1" w:unhideWhenUsed="1"/>
-    <w:lsdException w:name="Table List 5" w:semiHidden="1" w:unhideWhenUsed="1"/>
-    <w:lsdException w:name="Table List 6" w:semiHidden="1" w:unhideWhenUsed="1"/>
-    <w:lsdException w:name="Table List 7" w:semiHidden="1" w:unhideWhenUsed="1"/>
-    <w:lsdException w:name="Table List 8" w:semiHidden="1" w:unhideWhenUsed="1"/>
-    <w:lsdException w:name="Table 3D effects 1" w:semiHidden="1" w:unhideWhenUsed="1"/>
-    <w:lsdException w:name="Table 3D effects 2" w:semiHidden="1" w:unhideWhenUsed="1"/>
-    <w:lsdException w:name="Table 3D effects 3" w:semiHidden="1" w:unhideWhenUsed="1"/>
-    <w:lsdException w:name="Table Contemporary" w:semiHidden="1" w:unhideWhenUsed="1"/>
-    <w:lsdException w:name="Table Elegant" w:semiHidden="1" w:unhideWhenUsed="1"/>
-    <w:lsdException w:name="Table Professional" w:semiHidden="1" w:unhideWhenUsed="1"/>
-    <w:lsdException w:name="Table Subtle 1" w:semiHidden="1" w:unhideWhenUsed="1"/>
-    <w:lsdException w:name="Table Subtle 2" w:semiHidden="1" w:unhideWhenUsed="1"/>
-    <w:lsdException w:name="Table Web 1" w:semiHidden="1" w:unhideWhenUsed="1"/>
-    <w:lsdException w:name="Table Web 2" w:semiHidden="1" w:unhideWhenUsed="1"/>
-    <w:lsdException w:name="Table Web 3" w:semiHidden="1" w:unhideWhenUsed="1"/>
-    <w:lsdException w:name="Balloon Text" w:semiHidden="1" w:unhideWhenUsed="1"/>
-    <w:lsdException w:name="Table Grid" w:uiPriority="39"/>
-    <w:lsdException w:name="Table Theme" w:semiHidden="1" w:unhideWhenUsed="1"/>
-    <w:lsdException w:name="Placeholder Text" w:semiHidden="1"/>
-    <w:lsdException w:name="No Spacing" w:uiPriority="1" w:qFormat="1"/>
-    <w:lsdException w:name="Light Shading" w:uiPriority="60"/>
-    <w:lsdException w:name="Light List" w:uiPriority="61"/>
-    <w:lsdException w:name="Light Grid" w:uiPriority="62"/>
-    <w:lsdException w:name="Medium Shading 1" w:uiPriority="63"/>
-    <w:lsdException w:name="Medium Shading 2" w:uiPriority="64"/>
-    <w:lsdException w:name="Medium List 1" w:uiPriority="65"/>
-    <w:lsdException w:name="Medium List 2" w:uiPriority="66"/>
-    <w:lsdException w:name="Medium Grid 1" w:uiPriority="67"/>
-    <w:lsdException w:name="Medium Grid 2" w:uiPriority="68"/>
-    <w:lsdException w:name="Medium Grid 3" w:uiPriority="69"/>
-    <w:lsdException w:name="Dark List" w:uiPriority="70"/>
-    <w:lsdException w:name="Colorful Shading" w:uiPriority="71"/>
-    <w:lsdException w:name="Colorful List" w:uiPriority="72"/>
-    <w:lsdException w:name="Colorful Grid" w:uiPriority="73"/>
-    <w:lsdException w:name="Light Shading Accent 1" w:uiPriority="60"/>
-    <w:lsdException w:name="Light List Accent 1" w:uiPriority="61"/>
-    <w:lsdException w:name="Light Grid Accent 1" w:uiPriority="62"/>
-    <w:lsdException w:name="Medium Shading 1 Accent 1" w:uiPriority="63"/>
-    <w:lsdException w:name="Medium Shading 2 Accent 1" w:uiPriority="64"/>
-    <w:lsdException w:name="Medium List 1 Accent 1" w:uiPriority="65"/>
-    <w:lsdException w:name="Revision" w:semiHidden="1"/>
-    <w:lsdException w:name="List Paragraph" w:uiPriority="34" w:qFormat="1"/>
-    <w:lsdException w:name="Quote" w:uiPriority="29" w:qFormat="1"/>
-    <w:lsdException w:name="Intense Quote" w:uiPriority="30" w:qFormat="1"/>
-    <w:lsdException w:name="Medium List 2 Accent 1" w:uiPriority="66"/>
-    <w:lsdException w:name="Medium Grid 1 Accent 1" w:uiPriority="67"/>
-    <w:lsdException w:name="Medium Grid 2 Accent 1" w:uiPriority="68"/>
-    <w:lsdException w:name="Medium Grid 3 Accent 1" w:uiPriority="69"/>
-    <w:lsdException w:name="Dark List Accent 1" w:uiPriority="70"/>
-    <w:lsdException w:name="Colorful Shading Accent 1" w:uiPriority="71"/>
-    <w:lsdException w:name="Colorful List Accent 1" w:uiPriority="72"/>
-    <w:lsdException w:name="Colorful Grid Accent 1" w:uiPriority="73"/>
-    <w:lsdException w:name="Light Shading Accent 2" w:uiPriority="60"/>
-    <w:lsdException w:name="Light List Accent 2" w:uiPriority="61"/>
-    <w:lsdException w:name="Light Grid Accent 2" w:uiPriority="62"/>
-    <w:lsdException w:name="Medium Shading 1 Accent 2" w:uiPriority="63"/>
-    <w:lsdException w:name="Medium Shading 2 Accent 2" w:uiPriority="64"/>
-    <w:lsdException w:name="Medium List 1 Accent 2" w:uiPriority="65"/>
-    <w:lsdException w:name="Medium List 2 Accent 2" w:uiPriority="66"/>
-    <w:lsdException w:name="Medium Grid 1 Accent 2" w:uiPriority="67"/>
-    <w:lsdException w:name="Medium Grid 2 Accent 2" w:uiPriority="68"/>
-    <w:lsdException w:name="Medium Grid 3 Accent 2" w:uiPriority="69"/>
-    <w:lsdException w:name="Dark List Accent 2" w:uiPriority="70"/>
-    <w:lsdException w:name="Colorful Shading Accent 2" w:uiPriority="71"/>
-    <w:lsdException w:name="Colorful List Accent 2" w:uiPriority="72"/>
-    <w:lsdException w:name="Colorful Grid Accent 2" w:uiPriority="73"/>
-    <w:lsdException w:name="Light Shading Accent 3" w:uiPriority="60"/>
-    <w:lsdException w:name="Light List Accent 3" w:uiPriority="61"/>
-    <w:lsdException w:name="Light Grid Accent 3" w:uiPriority="62"/>
-    <w:lsdException w:name="Medium Shading 1 Accent 3" w:uiPriority="63"/>
-    <w:lsdException w:name="Medium Shading 2 Accent 3" w:uiPriority="64"/>
-    <w:lsdException w:name="Medium List 1 Accent 3" w:uiPriority="65"/>
-    <w:lsdException w:name="Medium List 2 Accent 3" w:uiPriority="66"/>
-    <w:lsdException w:name="Medium Grid 1 Accent 3" w:uiPriority="67"/>
-    <w:lsdException w:name="Medium Grid 2 Accent 3" w:uiPriority="68"/>
-    <w:lsdException w:name="Medium Grid 3 Accent 3" w:uiPriority="69"/>
-    <w:lsdException w:name="Dark List Accent 3" w:uiPriority="70"/>
-    <w:lsdException w:name="Colorful Shading Accent 3" w:uiPriority="71"/>
-    <w:lsdException w:name="Colorful List Accent 3" w:uiPriority="72"/>
-    <w:lsdException w:name="Colorful Grid Accent 3" w:uiPriority="73"/>
-    <w:lsdException w:name="Light Shading Accent 4" w:uiPriority="60"/>
-    <w:lsdException w:name="Light List Accent 4" w:uiPriority="61"/>
-    <w:lsdException w:name="Light Grid Accent 4" w:uiPriority="62"/>
-    <w:lsdException w:name="Medium Shading 1 Accent 4" w:uiPriority="63"/>
-    <w:lsdException w:name="Medium Shading 2 Accent 4" w:uiPriority="64"/>
-    <w:lsdException w:name="Medium List 1 Accent 4" w:uiPriority="65"/>
-    <w:lsdException w:name="Medium List 2 Accent 4" w:uiPriority="66"/>
-    <w:lsdException w:name="Medium Grid 1 Accent 4" w:uiPriority="67"/>
-    <w:lsdException w:name="Medium Grid 2 Accent 4" w:uiPriority="68"/>
-    <w:lsdException w:name="Medium Grid 3 Accent 4" w:uiPriority="69"/>
-    <w:lsdException w:name="Dark List Accent 4" w:uiPriority="70"/>
-    <w:lsdException w:name="Colorful Shading Accent 4" w:uiPriority="71"/>
-    <w:lsdException w:name="Colorful List Accent 4" w:uiPriority="72"/>
-    <w:lsdException w:name="Colorful Grid Accent 4" w:uiPriority="73"/>
-    <w:lsdException w:name="Light Shading Accent 5" w:uiPriority="60"/>
-    <w:lsdException w:name="Light List Accent 5" w:uiPriority="61"/>
-    <w:lsdException w:name="Light Grid Accent 5" w:uiPriority="62"/>
-    <w:lsdException w:name="Medium Shading 1 Accent 5" w:uiPriority="63"/>
-    <w:lsdException w:name="Medium Shading 2 Accent 5" w:uiPriority="64"/>
-    <w:lsdException w:name="Medium List 1 Accent 5" w:uiPriority="65"/>
-    <w:lsdException w:name="Medium List 2 Accent 5" w:uiPriority="66"/>
-    <w:lsdException w:name="Medium Grid 1 Accent 5" w:uiPriority="67"/>
-    <w:lsdException w:name="Medium Grid 2 Accent 5" w:uiPriority="68"/>
-    <w:lsdException w:name="Medium Grid 3 Accent 5" w:uiPriority="69"/>
-    <w:lsdException w:name="Dark List Accent 5" w:uiPriority="70"/>
-    <w:lsdException w:name="Colorful Shading Accent 5" w:uiPriority="71"/>
-    <w:lsdException w:name="Colorful List Accent 5" w:uiPriority="72"/>
-    <w:lsdException w:name="Colorful Grid Accent 5" w:uiPriority="73"/>
-    <w:lsdException w:name="Light Shading Accent 6" w:uiPriority="60"/>
-    <w:lsdException w:name="Light List Accent 6" w:uiPriority="61"/>
-    <w:lsdException w:name="Light Grid Accent 6" w:uiPriority="62"/>
-    <w:lsdException w:name="Medium Shading 1 Accent 6" w:uiPriority="63"/>
-    <w:lsdException w:name="Medium Shading 2 Accent 6" w:uiPriority="64"/>
-    <w:lsdException w:name="Medium List 1 Accent 6" w:uiPriority="65"/>
-    <w:lsdException w:name="Medium List 2 Accent 6" w:uiPriority="66"/>
-    <w:lsdException w:name="Medium Grid 1 Accent 6" w:uiPriority="67"/>
-    <w:lsdException w:name="Medium Grid 2 Accent 6" w:uiPriority="68"/>
-    <w:lsdException w:name="Medium Grid 3 Accent 6" w:uiPriority="69"/>
-    <w:lsdException w:name="Dark List Accent 6" w:uiPriority="70"/>
-    <w:lsdException w:name="Colorful Shading Accent 6" w:uiPriority="71"/>
-    <w:lsdException w:name="Colorful List Accent 6" w:uiPriority="72"/>
-    <w:lsdException w:name="Colorful Grid Accent 6" w:uiPriority="73"/>
-    <w:lsdException w:name="Subtle Emphasis" w:uiPriority="19" w:qFormat="1"/>
-    <w:lsdException w:name="Intense Emphasis" w:uiPriority="21" w:qFormat="1"/>
-    <w:lsdException w:name="Subtle Reference" w:uiPriority="31" w:qFormat="1"/>
-    <w:lsdException w:name="Intense Reference" w:uiPriority="32" w:qFormat="1"/>
-    <w:lsdException w:name="Book Title" w:uiPriority="33" w:qFormat="1"/>
-    <w:lsdException w:name="Bibliography" w:semiHidden="1" w:uiPriority="37" w:unhideWhenUsed="1"/>
-    <w:lsdException w:name="TOC Heading" w:semiHidden="1" w:uiPriority="39" w:unhideWhenUsed="1" w:qFormat="1"/>
-    <w:lsdException w:name="Plain Table 1" w:uiPriority="41"/>
-    <w:lsdException w:name="Plain Table 2" w:uiPriority="42"/>
-    <w:lsdException w:name="Plain Table 3" w:uiPriority="43"/>
-    <w:lsdException w:name="Plain Table 4" w:uiPriority="44"/>
-    <w:lsdException w:name="Plain Table 5" w:uiPriority="45"/>
-    <w:lsdException w:name="Grid Table Light" w:uiPriority="40"/>
-    <w:lsdException w:name="Grid Table 1 Light" w:uiPriority="46"/>
-    <w:lsdException w:name="Grid Table 2" w:uiPriority="47"/>
-    <w:lsdException w:name="Grid Table 3" w:uiPriority="48"/>
-    <w:lsdException w:name="Grid Table 4" w:uiPriority="49"/>
-    <w:lsdException w:name="Grid Table 5 Dark" w:uiPriority="50"/>
-    <w:lsdException w:name="Grid Table 6 Colorful" w:uiPriority="51"/>
-    <w:lsdException w:name="Grid Table 7 Colorful" w:uiPriority="52"/>
-    <w:lsdException w:name="Grid Table 1 Light Accent 1" w:uiPriority="46"/>
-    <w:lsdException w:name="Grid Table 2 Accent 1" w:uiPriority="47"/>
-    <w:lsdException w:name="Grid Table 3 Accent 1" w:uiPriority="48"/>
-    <w:lsdException w:name="Grid Table 4 Accent 1" w:uiPriority="49"/>
-    <w:lsdException w:name="Grid Table 5 Dark Accent 1" w:uiPriority="50"/>
-    <w:lsdException w:name="Grid Table 6 Colorful Accent 1" w:uiPriority="51"/>
-    <w:lsdException w:name="Grid Table 7 Colorful Accent 1" w:uiPriority="52"/>
-    <w:lsdException w:name="Grid Table 1 Light Accent 2" w:uiPriority="46"/>
-    <w:lsdException w:name="Grid Table 2 Accent 2" w:uiPriority="47"/>
-    <w:lsdException w:name="Grid Table 3 Accent 2" w:uiPriority="48"/>
-    <w:lsdException w:name="Grid Table 4 Accent 2" w:uiPriority="49"/>
-    <w:lsdException w:name="Grid Table 5 Dark Accent 2" w:uiPriority="50"/>
-    <w:lsdException w:name="Grid Table 6 Colorful Accent 2" w:uiPriority="51"/>
-    <w:lsdException w:name="Grid Table 7 Colorful Accent 2" w:uiPriority="52"/>
-    <w:lsdException w:name="Grid Table 1 Light Accent 3" w:uiPriority="46"/>
-    <w:lsdException w:name="Grid Table 2 Accent 3" w:uiPriority="47"/>
-    <w:lsdException w:name="Grid Table 3 Accent 3" w:uiPriority="48"/>
-    <w:lsdException w:name="Grid Table 4 Accent 3" w:uiPriority="49"/>
-    <w:lsdException w:name="Grid Table 5 Dark Accent 3" w:uiPriority="50"/>
-    <w:lsdException w:name="Grid Table 6 Colorful Accent 3" w:uiPriority="51"/>
-    <w:lsdException w:name="Grid Table 7 Colorful Accent 3" w:uiPriority="52"/>
-    <w:lsdException w:name="Grid Table 1 Light Accent 4" w:uiPriority="46"/>
-    <w:lsdException w:name="Grid Table 2 Accent 4" w:uiPriority="47"/>
-    <w:lsdException w:name="Grid Table 3 Accent 4" w:uiPriority="48"/>
-    <w:lsdException w:name="Grid Table 4 Accent 4" w:uiPriority="49"/>
-    <w:lsdException w:name="Grid Table 5 Dark Accent 4" w:uiPriority="50"/>
-    <w:lsdException w:name="Grid Table 6 Colorful Accent 4" w:uiPriority="51"/>
-    <w:lsdException w:name="Grid Table 7 Colorful Accent 4" w:uiPriority="52"/>
-    <w:lsdException w:name="Grid Table 1 Light Accent 5" w:uiPriority="46"/>
-    <w:lsdException w:name="Grid Table 2 Accent 5" w:uiPriority="47"/>
-    <w:lsdException w:name="Grid Table 3 Accent 5" w:uiPriority="48"/>
-    <w:lsdException w:name="Grid Table 4 Accent 5" w:uiPriority="49"/>
-    <w:lsdException w:name="Grid Table 5 Dark Accent 5" w:uiPriority="50"/>
-    <w:lsdException w:name="Grid Table 6 Colorful Accent 5" w:uiPriority="51"/>
-    <w:lsdException w:name="Grid Table 7 Colorful Accent 5" w:uiPriority="52"/>
-    <w:lsdException w:name="Grid Table 1 Light Accent 6" w:uiPriority="46"/>
-    <w:lsdException w:name="Grid Table 2 Accent 6" w:uiPriority="47"/>
-    <w:lsdException w:name="Grid Table 3 Accent 6" w:uiPriority="48"/>
-    <w:lsdException w:name="Grid Table 4 Accent 6" w:uiPriority="49"/>
-    <w:lsdException w:name="Grid Table 5 Dark Accent 6" w:uiPriority="50"/>
-    <w:lsdException w:name="Grid Table 6 Colorful Accent 6" w:uiPriority="51"/>
-    <w:lsdException w:name="Grid Table 7 Colorful Accent 6" w:uiPriority="52"/>
-    <w:lsdException w:name="List Table 1 Light" w:uiPriority="46"/>
-    <w:lsdException w:name="List Table 2" w:uiPriority="47"/>
-    <w:lsdException w:name="List Table 3" w:uiPriority="48"/>
-    <w:lsdException w:name="List Table 4" w:uiPriority="49"/>
-    <w:lsdException w:name="List Table 5 Dark" w:uiPriority="50"/>
-    <w:lsdException w:name="List Table 6 Colorful" w:uiPriority="51"/>
-    <w:lsdException w:name="List Table 7 Colorful" w:uiPriority="52"/>
-    <w:lsdException w:name="List Table 1 Light Accent 1" w:uiPriority="46"/>
-    <w:lsdException w:name="List Table 2 Accent 1" w:uiPriority="47"/>
-    <w:lsdException w:name="List Table 3 Accent 1" w:uiPriority="48"/>
-    <w:lsdException w:name="List Table 4 Accent 1" w:uiPriority="49"/>
-    <w:lsdException w:name="List Table 5 Dark Accent 1" w:uiPriority="50"/>
-    <w:lsdException w:name="List Table 6 Colorful Accent 1" w:uiPriority="51"/>
-    <w:lsdException w:name="List Table 7 Colorful Accent 1" w:uiPriority="52"/>
-    <w:lsdException w:name="List Table 1 Light Accent 2" w:uiPriority="46"/>
-    <w:lsdException w:name="List Table 2 Accent 2" w:uiPriority="47"/>
-    <w:lsdException w:name="List Table 3 Accent 2" w:uiPriority="48"/>
-    <w:lsdException w:name="List Table 4 Accent 2" w:uiPriority="49"/>
-    <w:lsdException w:name="List Table 5 Dark Accent 2" w:uiPriority="50"/>
-    <w:lsdException w:name="List Table 6 Colorful Accent 2" w:uiPriority="51"/>
-    <w:lsdException w:name="List Table 7 Colorful Accent 2" w:uiPriority="52"/>
-    <w:lsdException w:name="List Table 1 Light Accent 3" w:uiPriority="46"/>
-    <w:lsdException w:name="List Table 2 Accent 3" w:uiPriority="47"/>
-    <w:lsdException w:name="List Table 3 Accent 3" w:uiPriority="48"/>
-    <w:lsdException w:name="List Table 4 Accent 3" w:uiPriority="49"/>
-    <w:lsdException w:name="List Table 5 Dark Accent 3" w:uiPriority="50"/>
-    <w:lsdException w:name="List Table 6 Colorful Accent 3" w:uiPriority="51"/>
-    <w:lsdException w:name="List Table 7 Colorful Accent 3" w:uiPriority="52"/>
-    <w:lsdException w:name="List Table 1 Light Accent 4" w:uiPriority="46"/>
-    <w:lsdException w:name="List Table 2 Accent 4" w:uiPriority="47"/>
-    <w:lsdException w:name="List Table 3 Accent 4" w:uiPriority="48"/>
-    <w:lsdException w:name="List Table 4 Accent 4" w:uiPriority="49"/>
-    <w:lsdException w:name="List Table 5 Dark Accent 4" w:uiPriority="50"/>
-    <w:lsdException w:name="List Table 6 Colorful Accent 4" w:uiPriority="51"/>
-    <w:lsdException w:name="List Table 7 Colorful Accent 4" w:uiPriority="52"/>
-    <w:lsdException w:name="List Table 1 Light Accent 5" w:uiPriority="46"/>
-    <w:lsdException w:name="List Table 2 Accent 5" w:uiPriority="47"/>
-    <w:lsdException w:name="List Table 3 Accent 5" w:uiPriority="48"/>
-    <w:lsdException w:name="List Table 4 Accent 5" w:uiPriority="49"/>
-    <w:lsdException w:name="List Table 5 Dark Accent 5" w:uiPriority="50"/>
-    <w:lsdException w:name="List Table 6 Colorful Accent 5" w:uiPriority="51"/>
-    <w:lsdException w:name="List Table 7 Colorful Accent 5" w:uiPriority="52"/>
-    <w:lsdException w:name="List Table 1 Light Accent 6" w:uiPriority="46"/>
-    <w:lsdException w:name="List Table 2 Accent 6" w:uiPriority="47"/>
-    <w:lsdException w:name="List Table 3 Accent 6" w:uiPriority="48"/>
-    <w:lsdException w:name="List Table 4 Accent 6" w:uiPriority="49"/>
-    <w:lsdException w:name="List Table 5 Dark Accent 6" w:uiPriority="50"/>
-    <w:lsdException w:name="List Table 6 Colorful Accent 6" w:uiPriority="51"/>
-    <w:lsdException w:name="List Table 7 Colorful Accent 6" w:uiPriority="52"/>
-    <w:lsdException w:name="Mention" w:semiHidden="1" w:unhideWhenUsed="1"/>
-    <w:lsdException w:name="Smart Hyperlink" w:semiHidden="1" w:unhideWhenUsed="1"/>
-    <w:lsdException w:name="Hashtag" w:semiHidden="1" w:unhideWhenUsed="1"/>
-    <w:lsdException w:name="Unresolved Mention" w:semiHidden="1" w:unhideWhenUsed="1"/>
-    <w:lsdException w:name="Smart Link" w:semiHidden="1" w:unhideWhenUsed="1"/>
+  <w:latentStyles w:defLockedState="0" w:defUIPriority="99" w:defSemiHidden="1" w:defUnhideWhenUsed="1" w:defQFormat="0" w:count="267">
+    <w:lsdException w:name="Normal" w:semiHidden="0" w:uiPriority="0" w:unhideWhenUsed="0" w:qFormat="1"/>
+    <w:lsdException w:name="heading 1" w:semiHidden="0" w:uiPriority="9" w:unhideWhenUsed="0" w:qFormat="1"/>
+    <w:lsdException w:name="heading 2" w:uiPriority="9" w:qFormat="1"/>
+    <w:lsdException w:name="heading 3" w:uiPriority="9" w:qFormat="1"/>
+    <w:lsdException w:name="heading 4" w:uiPriority="9" w:qFormat="1"/>
+    <w:lsdException w:name="heading 5" w:uiPriority="9" w:qFormat="1"/>
+    <w:lsdException w:name="heading 6" w:uiPriority="9" w:qFormat="1"/>
+    <w:lsdException w:name="heading 7" w:uiPriority="9" w:qFormat="1"/>
+    <w:lsdException w:name="heading 8" w:uiPriority="9" w:qFormat="1"/>
+    <w:lsdException w:name="heading 9" w:uiPriority="9" w:qFormat="1"/>
+    <w:lsdException w:name="toc 1" w:uiPriority="39"/>
+    <w:lsdException w:name="toc 2" w:uiPriority="39"/>
+    <w:lsdException w:name="toc 3" w:uiPriority="39"/>
+    <w:lsdException w:name="toc 4" w:uiPriority="39"/>
+    <w:lsdException w:name="toc 5" w:uiPriority="39"/>
+    <w:lsdException w:name="toc 6" w:uiPriority="39"/>
+    <w:lsdException w:name="toc 7" w:uiPriority="39"/>
+    <w:lsdException w:name="toc 8" w:uiPriority="39"/>
+    <w:lsdException w:name="toc 9" w:uiPriority="39"/>
+    <w:lsdException w:name="caption" w:uiPriority="35" w:qFormat="1"/>
+    <w:lsdException w:name="Title" w:semiHidden="0" w:uiPriority="10" w:unhideWhenUsed="0" w:qFormat="1"/>
+    <w:lsdException w:name="Default Paragraph Font" w:uiPriority="1"/>
+    <w:lsdException w:name="Subtitle" w:semiHidden="0" w:uiPriority="11" w:unhideWhenUsed="0" w:qFormat="1"/>
+    <w:lsdException w:name="Strong" w:semiHidden="0" w:uiPriority="22" w:unhideWhenUsed="0" w:qFormat="1"/>
+    <w:lsdException w:name="Emphasis" w:semiHidden="0" w:uiPriority="20" w:unhideWhenUsed="0" w:qFormat="1"/>
+    <w:lsdException w:name="Table Grid" w:semiHidden="0" w:uiPriority="39" w:unhideWhenUsed="0"/>
+    <w:lsdException w:name="Placeholder Text" w:unhideWhenUsed="0"/>
+    <w:lsdException w:name="No Spacing" w:semiHidden="0" w:uiPriority="1" w:unhideWhenUsed="0" w:qFormat="1"/>
+    <w:lsdException w:name="Light Shading" w:semiHidden="0" w:uiPriority="60" w:unhideWhenUsed="0"/>
+    <w:lsdException w:name="Light List" w:semiHidden="0" w:uiPriority="61" w:unhideWhenUsed="0"/>
+    <w:lsdException w:name="Light Grid" w:semiHidden="0" w:uiPriority="62" w:unhideWhenUsed="0"/>
+    <w:lsdException w:name="Medium Shading 1" w:semiHidden="0" w:uiPriority="63" w:unhideWhenUsed="0"/>
+    <w:lsdException w:name="Medium Shading 2" w:semiHidden="0" w:uiPriority="64" w:unhideWhenUsed="0"/>
+    <w:lsdException w:name="Medium List 1" w:semiHidden="0" w:uiPriority="65" w:unhideWhenUsed="0"/>
+    <w:lsdException w:name="Medium List 2" w:semiHidden="0" w:uiPriority="66" w:unhideWhenUsed="0"/>
+    <w:lsdException w:name="Medium Grid 1" w:semiHidden="0" w:uiPriority="67" w:unhideWhenUsed="0"/>
+    <w:lsdException w:name="Medium Grid 2" w:semiHidden="0" w:uiPriority="68" w:unhideWhenUsed="0"/>
+    <w:lsdException w:name="Medium Grid 3" w:semiHidden="0" w:uiPriority="69" w:unhideWhenUsed="0"/>
+    <w:lsdException w:name="Dark List" w:semiHidden="0" w:uiPriority="70" w:unhideWhenUsed="0"/>
+    <w:lsdException w:name="Colorful Shading" w:semiHidden="0" w:uiPriority="71" w:unhideWhenUsed="0"/>
+    <w:lsdException w:name="Colorful List" w:semiHidden="0" w:uiPriority="72" w:unhideWhenUsed="0"/>
+    <w:lsdException w:name="Colorful Grid" w:semiHidden="0" w:uiPriority="73" w:unhideWhenUsed="0"/>
+    <w:lsdException w:name="Light Shading Accent 1" w:semiHidden="0" w:uiPriority="60" w:unhideWhenUsed="0"/>
+    <w:lsdException w:name="Light List Accent 1" w:semiHidden="0" w:uiPriority="61" w:unhideWhenUsed="0"/>
+    <w:lsdException w:name="Light Grid Accent 1" w:semiHidden="0" w:uiPriority="62" w:unhideWhenUsed="0"/>
+    <w:lsdException w:name="Medium Shading 1 Accent 1" w:semiHidden="0" w:uiPriority="63" w:unhideWhenUsed="0"/>
+    <w:lsdException w:name="Medium Shading 2 Accent 1" w:semiHidden="0" w:uiPriority="64" w:unhideWhenUsed="0"/>
+    <w:lsdException w:name="Medium List 1 Accent 1" w:semiHidden="0" w:uiPriority="65" w:unhideWhenUsed="0"/>
+    <w:lsdException w:name="Revision" w:unhideWhenUsed="0"/>
+    <w:lsdException w:name="List Paragraph" w:semiHidden="0" w:uiPriority="34" w:unhideWhenUsed="0" w:qFormat="1"/>
+    <w:lsdException w:name="Quote" w:semiHidden="0" w:uiPriority="29" w:unhideWhenUsed="0" w:qFormat="1"/>
+    <w:lsdException w:name="Intense Quote" w:semiHidden="0" w:uiPriority="30" w:unhideWhenUsed="0" w:qFormat="1"/>
+    <w:lsdException w:name="Medium List 2 Accent 1" w:semiHidden="0" w:uiPriority="66" w:unhideWhenUsed="0"/>
+    <w:lsdException w:name="Medium Grid 1 Accent 1" w:semiHidden="0" w:uiPriority="67" w:unhideWhenUsed="0"/>
+    <w:lsdException w:name="Medium Grid 2 Accent 1" w:semiHidden="0" w:uiPriority="68" w:unhideWhenUsed="0"/>
+    <w:lsdException w:name="Medium Grid 3 Accent 1" w:semiHidden="0" w:uiPriority="69" w:unhideWhenUsed="0"/>
+    <w:lsdException w:name="Dark List Accent 1" w:semiHidden="0" w:uiPriority="70" w:unhideWhenUsed="0"/>
+    <w:lsdException w:name="Colorful Shading Accent 1" w:semiHidden="0" w:uiPriority="71" w:unhideWhenUsed="0"/>
+    <w:lsdException w:name="Colorful List Accent 1" w:semiHidden="0" w:uiPriority="72" w:unhideWhenUsed="0"/>
+    <w:lsdException w:name="Colorful Grid Accent 1" w:semiHidden="0" w:uiPriority="73" w:unhideWhenUsed="0"/>
+    <w:lsdException w:name="Light Shading Accent 2" w:semiHidden="0" w:uiPriority="60" w:unhideWhenUsed="0"/>
+    <w:lsdException w:name="Light List Accent 2" w:semiHidden="0" w:uiPriority="61" w:unhideWhenUsed="0"/>
+    <w:lsdException w:name="Light Grid Accent 2" w:semiHidden="0" w:uiPriority="62" w:unhideWhenUsed="0"/>
+    <w:lsdException w:name="Medium Shading 1 Accent 2" w:semiHidden="0" w:uiPriority="63" w:unhideWhenUsed="0"/>
+    <w:lsdException w:name="Medium Shading 2 Accent 2" w:semiHidden="0" w:uiPriority="64" w:unhideWhenUsed="0"/>
+    <w:lsdException w:name="Medium List 1 Accent 2" w:semiHidden="0" w:uiPriority="65" w:unhideWhenUsed="0"/>
+    <w:lsdException w:name="Medium List 2 Accent 2" w:semiHidden="0" w:uiPriority="66" w:unhideWhenUsed="0"/>
+    <w:lsdException w:name="Medium Grid 1 Accent 2" w:semiHidden="0" w:uiPriority="67" w:unhideWhenUsed="0"/>
+    <w:lsdException w:name="Medium Grid 2 Accent 2" w:semiHidden="0" w:uiPriority="68" w:unhideWhenUsed="0"/>
+    <w:lsdException w:name="Medium Grid 3 Accent 2" w:semiHidden="0" w:uiPriority="69" w:unhideWhenUsed="0"/>
+    <w:lsdException w:name="Dark List Accent 2" w:semiHidden="0" w:uiPriority="70" w:unhideWhenUsed="0"/>
+    <w:lsdException w:name="Colorful Shading Accent 2" w:semiHidden="0" w:uiPriority="71" w:unhideWhenUsed="0"/>
+    <w:lsdException w:name="Colorful List Accent 2" w:semiHidden="0" w:uiPriority="72" w:unhideWhenUsed="0"/>
+    <w:lsdException w:name="Colorful Grid Accent 2" w:semiHidden="0" w:uiPriority="73" w:unhideWhenUsed="0"/>
+    <w:lsdException w:name="Light Shading Accent 3" w:semiHidden="0" w:uiPriority="60" w:unhideWhenUsed="0"/>
+    <w:lsdException w:name="Light List Accent 3" w:semiHidden="0" w:uiPriority="61" w:unhideWhenUsed="0"/>
+    <w:lsdException w:name="Light Grid Accent 3" w:semiHidden="0" w:uiPriority="62" w:unhideWhenUsed="0"/>
+    <w:lsdException w:name="Medium Shading 1 Accent 3" w:semiHidden="0" w:uiPriority="63" w:unhideWhenUsed="0"/>
+    <w:lsdException w:name="Medium Shading 2 Accent 3" w:semiHidden="0" w:uiPriority="64" w:unhideWhenUsed="0"/>
+    <w:lsdException w:name="Medium List 1 Accent 3" w:semiHidden="0" w:uiPriority="65" w:unhideWhenUsed="0"/>
+    <w:lsdException w:name="Medium List 2 Accent 3" w:semiHidden="0" w:uiPriority="66" w:unhideWhenUsed="0"/>
+    <w:lsdException w:name="Medium Grid 1 Accent 3" w:semiHidden="0" w:uiPriority="67" w:unhideWhenUsed="0"/>
+    <w:lsdException w:name="Medium Grid 2 Accent 3" w:semiHidden="0" w:uiPriority="68" w:unhideWhenUsed="0"/>
+    <w:lsdException w:name="Medium Grid 3 Accent 3" w:semiHidden="0" w:uiPriority="69" w:unhideWhenUsed="0"/>
+    <w:lsdException w:name="Dark List Accent 3" w:semiHidden="0" w:uiPriority="70" w:unhideWhenUsed="0"/>
+    <w:lsdException w:name="Colorful Shading Accent 3" w:semiHidden="0" w:uiPriority="71" w:unhideWhenUsed="0"/>
+    <w:lsdException w:name="Colorful List Accent 3" w:semiHidden="0" w:uiPriority="72" w:unhideWhenUsed="0"/>
+    <w:lsdException w:name="Colorful Grid Accent 3" w:semiHidden="0" w:uiPriority="73" w:unhideWhenUsed="0"/>
+    <w:lsdException w:name="Light Shading Accent 4" w:semiHidden="0" w:uiPriority="60" w:unhideWhenUsed="0"/>
+    <w:lsdException w:name="Light List Accent 4" w:semiHidden="0" w:uiPriority="61" w:unhideWhenUsed="0"/>
+    <w:lsdException w:name="Light Grid Accent 4" w:semiHidden="0" w:uiPriority="62" w:unhideWhenUsed="0"/>
+    <w:lsdException w:name="Medium Shading 1 Accent 4" w:semiHidden="0" w:uiPriority="63" w:unhideWhenUsed="0"/>
+    <w:lsdException w:name="Medium Shading 2 Accent 4" w:semiHidden="0" w:uiPriority="64" w:unhideWhenUsed="0"/>
+    <w:lsdException w:name="Medium List 1 Accent 4" w:semiHidden="0" w:uiPriority="65" w:unhideWhenUsed="0"/>
+    <w:lsdException w:name="Medium List 2 Accent 4" w:semiHidden="0" w:uiPriority="66" w:unhideWhenUsed="0"/>
+    <w:lsdException w:name="Medium Grid 1 Accent 4" w:semiHidden="0" w:uiPriority="67" w:unhideWhenUsed="0"/>
+    <w:lsdException w:name="Medium Grid 2 Accent 4" w:semiHidden="0" w:uiPriority="68" w:unhideWhenUsed="0"/>
+    <w:lsdException w:name="Medium Grid 3 Accent 4" w:semiHidden="0" w:uiPriority="69" w:unhideWhenUsed="0"/>
+    <w:lsdException w:name="Dark List Accent 4" w:semiHidden="0" w:uiPriority="70" w:unhideWhenUsed="0"/>
+    <w:lsdException w:name="Colorful Shading Accent 4" w:semiHidden="0" w:uiPriority="71" w:unhideWhenUsed="0"/>
+    <w:lsdException w:name="Colorful List Accent 4" w:semiHidden="0" w:uiPriority="72" w:unhideWhenUsed="0"/>
+    <w:lsdException w:name="Colorful Grid Accent 4" w:semiHidden="0" w:uiPriority="73" w:unhideWhenUsed="0"/>
+    <w:lsdException w:name="Light Shading Accent 5" w:semiHidden="0" w:uiPriority="60" w:unhideWhenUsed="0"/>
+    <w:lsdException w:name="Light List Accent 5" w:semiHidden="0" w:uiPriority="61" w:unhideWhenUsed="0"/>
+    <w:lsdException w:name="Light Grid Accent 5" w:semiHidden="0" w:uiPriority="62" w:unhideWhenUsed="0"/>
+    <w:lsdException w:name="Medium Shading 1 Accent 5" w:semiHidden="0" w:uiPriority="63" w:unhideWhenUsed="0"/>
+    <w:lsdException w:name="Medium Shading 2 Accent 5" w:semiHidden="0" w:uiPriority="64" w:unhideWhenUsed="0"/>
+    <w:lsdException w:name="Medium List 1 Accent 5" w:semiHidden="0" w:uiPriority="65" w:unhideWhenUsed="0"/>
+    <w:lsdException w:name="Medium List 2 Accent 5" w:semiHidden="0" w:uiPriority="66" w:unhideWhenUsed="0"/>
+    <w:lsdException w:name="Medium Grid 1 Accent 5" w:semiHidden="0" w:uiPriority="67" w:unhideWhenUsed="0"/>
+    <w:lsdException w:name="Medium Grid 2 Accent 5" w:semiHidden="0" w:uiPriority="68" w:unhideWhenUsed="0"/>
+    <w:lsdException w:name="Medium Grid 3 Accent 5" w:semiHidden="0" w:uiPriority="69" w:unhideWhenUsed="0"/>
+    <w:lsdException w:name="Dark List Accent 5" w:semiHidden="0" w:uiPriority="70" w:unhideWhenUsed="0"/>
+    <w:lsdException w:name="Colorful Shading Accent 5" w:semiHidden="0" w:uiPriority="71" w:unhideWhenUsed="0"/>
+    <w:lsdException w:name="Colorful List Accent 5" w:semiHidden="0" w:uiPriority="72" w:unhideWhenUsed="0"/>
+    <w:lsdException w:name="Colorful Grid Accent 5" w:semiHidden="0" w:uiPriority="73" w:unhideWhenUsed="0"/>
+    <w:lsdException w:name="Light Shading Accent 6" w:semiHidden="0" w:uiPriority="60" w:unhideWhenUsed="0"/>
+    <w:lsdException w:name="Light List Accent 6" w:semiHidden="0" w:uiPriority="61" w:unhideWhenUsed="0"/>
+    <w:lsdException w:name="Light Grid Accent 6" w:semiHidden="0" w:uiPriority="62" w:unhideWhenUsed="0"/>
+    <w:lsdException w:name="Medium Shading 1 Accent 6" w:semiHidden="0" w:uiPriority="63" w:unhideWhenUsed="0"/>
+    <w:lsdException w:name="Medium Shading 2 Accent 6" w:semiHidden="0" w:uiPriority="64" w:unhideWhenUsed="0"/>
+    <w:lsdException w:name="Medium List 1 Accent 6" w:semiHidden="0" w:uiPriority="65" w:unhideWhenUsed="0"/>
+    <w:lsdException w:name="Medium List 2 Accent 6" w:semiHidden="0" w:uiPriority="66" w:unhideWhenUsed="0"/>
+    <w:lsdException w:name="Medium Grid 1 Accent 6" w:semiHidden="0" w:uiPriority="67" w:unhideWhenUsed="0"/>
+    <w:lsdException w:name="Medium Grid 2 Accent 6" w:semiHidden="0" w:uiPriority="68" w:unhideWhenUsed="0"/>
+    <w:lsdException w:name="Medium Grid 3 Accent 6" w:semiHidden="0" w:uiPriority="69" w:unhideWhenUsed="0"/>
+    <w:lsdException w:name="Dark List Accent 6" w:semiHidden="0" w:uiPriority="70" w:unhideWhenUsed="0"/>
+    <w:lsdException w:name="Colorful Shading Accent 6" w:semiHidden="0" w:uiPriority="71" w:unhideWhenUsed="0"/>
+    <w:lsdException w:name="Colorful List Accent 6" w:semiHidden="0" w:uiPriority="72" w:unhideWhenUsed="0"/>
+    <w:lsdException w:name="Colorful Grid Accent 6" w:semiHidden="0" w:uiPriority="73" w:unhideWhenUsed="0"/>
+    <w:lsdException w:name="Subtle Emphasis" w:semiHidden="0" w:uiPriority="19" w:unhideWhenUsed="0" w:qFormat="1"/>
+    <w:lsdException w:name="Intense Emphasis" w:semiHidden="0" w:uiPriority="21" w:unhideWhenUsed="0" w:qFormat="1"/>
+    <w:lsdException w:name="Subtle Reference" w:semiHidden="0" w:uiPriority="31" w:unhideWhenUsed="0" w:qFormat="1"/>
+    <w:lsdException w:name="Intense Reference" w:semiHidden="0" w:uiPriority="32" w:unhideWhenUsed="0" w:qFormat="1"/>
+    <w:lsdException w:name="Book Title" w:semiHidden="0" w:uiPriority="33" w:unhideWhenUsed="0" w:qFormat="1"/>
+    <w:lsdException w:name="Bibliography" w:uiPriority="37"/>
+    <w:lsdException w:name="TOC Heading" w:uiPriority="39" w:qFormat="1"/>
   </w:latentStyles>
   <w:style w:type="paragraph" w:default="1" w:styleId="Norml">
     <w:name w:val="Normal"/>
     <w:qFormat/>
+    <w:rsid w:val="00BB2EE1"/>
   </w:style>
   <w:style w:type="paragraph" w:styleId="Cmsor1">
     <w:name w:val="heading 1"/>
@@ -2884,6 +4292,7 @@
     <w:next w:val="Norml"/>
     <w:uiPriority w:val="9"/>
     <w:qFormat/>
+    <w:rsid w:val="00BB2EE1"/>
     <w:pPr>
       <w:keepNext/>
       <w:keepLines/>
@@ -2902,6 +4311,7 @@
     <w:uiPriority w:val="9"/>
     <w:unhideWhenUsed/>
     <w:qFormat/>
+    <w:rsid w:val="00BB2EE1"/>
     <w:pPr>
       <w:keepNext/>
       <w:keepLines/>
@@ -2921,6 +4331,7 @@
     <w:semiHidden/>
     <w:unhideWhenUsed/>
     <w:qFormat/>
+    <w:rsid w:val="00BB2EE1"/>
     <w:pPr>
       <w:keepNext/>
       <w:keepLines/>
@@ -2941,6 +4352,7 @@
     <w:semiHidden/>
     <w:unhideWhenUsed/>
     <w:qFormat/>
+    <w:rsid w:val="00BB2EE1"/>
     <w:pPr>
       <w:keepNext/>
       <w:keepLines/>
@@ -2961,6 +4373,7 @@
     <w:semiHidden/>
     <w:unhideWhenUsed/>
     <w:qFormat/>
+    <w:rsid w:val="00BB2EE1"/>
     <w:pPr>
       <w:keepNext/>
       <w:keepLines/>
@@ -2979,6 +4392,7 @@
     <w:semiHidden/>
     <w:unhideWhenUsed/>
     <w:qFormat/>
+    <w:rsid w:val="00BB2EE1"/>
     <w:pPr>
       <w:keepNext/>
       <w:keepLines/>
@@ -2993,7 +4407,6 @@
   <w:style w:type="character" w:default="1" w:styleId="Bekezdsalapbettpusa">
     <w:name w:val="Default Paragraph Font"/>
     <w:uiPriority w:val="1"/>
-    <w:semiHidden/>
     <w:unhideWhenUsed/>
   </w:style>
   <w:style w:type="table" w:default="1" w:styleId="Normltblzat">
@@ -3001,6 +4414,7 @@
     <w:uiPriority w:val="99"/>
     <w:semiHidden/>
     <w:unhideWhenUsed/>
+    <w:qFormat/>
     <w:tblPr>
       <w:tblInd w:w="0" w:type="dxa"/>
       <w:tblCellMar>
@@ -3019,6 +4433,7 @@
   </w:style>
   <w:style w:type="table" w:customStyle="1" w:styleId="TableNormal">
     <w:name w:val="Table Normal"/>
+    <w:rsid w:val="00BB2EE1"/>
     <w:tblPr>
       <w:tblCellMar>
         <w:top w:w="0" w:type="dxa"/>
@@ -3034,6 +4449,7 @@
     <w:next w:val="Norml"/>
     <w:uiPriority w:val="10"/>
     <w:qFormat/>
+    <w:rsid w:val="00BB2EE1"/>
     <w:pPr>
       <w:keepNext/>
       <w:keepLines/>
@@ -3050,6 +4466,7 @@
     <w:next w:val="Norml"/>
     <w:uiPriority w:val="11"/>
     <w:qFormat/>
+    <w:rsid w:val="00BB2EE1"/>
     <w:pPr>
       <w:keepNext/>
       <w:keepLines/>
@@ -3100,6 +4517,47 @@
       <w:sz w:val="20"/>
       <w:szCs w:val="20"/>
     </w:rPr>
+  </w:style>
+  <w:style w:type="paragraph" w:styleId="Buborkszveg">
+    <w:name w:val="Balloon Text"/>
+    <w:basedOn w:val="Norml"/>
+    <w:link w:val="BuborkszvegChar"/>
+    <w:uiPriority w:val="99"/>
+    <w:semiHidden/>
+    <w:unhideWhenUsed/>
+    <w:rsid w:val="005D094B"/>
+    <w:pPr>
+      <w:spacing w:line="240" w:lineRule="auto"/>
+    </w:pPr>
+    <w:rPr>
+      <w:rFonts w:ascii="Tahoma" w:hAnsi="Tahoma" w:cs="Tahoma"/>
+      <w:sz w:val="16"/>
+      <w:szCs w:val="16"/>
+    </w:rPr>
+  </w:style>
+  <w:style w:type="character" w:customStyle="1" w:styleId="BuborkszvegChar">
+    <w:name w:val="Buborékszöveg Char"/>
+    <w:basedOn w:val="Bekezdsalapbettpusa"/>
+    <w:link w:val="Buborkszveg"/>
+    <w:uiPriority w:val="99"/>
+    <w:semiHidden/>
+    <w:rsid w:val="005D094B"/>
+    <w:rPr>
+      <w:rFonts w:ascii="Tahoma" w:hAnsi="Tahoma" w:cs="Tahoma"/>
+      <w:sz w:val="16"/>
+      <w:szCs w:val="16"/>
+    </w:rPr>
+  </w:style>
+  <w:style w:type="paragraph" w:styleId="Listaszerbekezds">
+    <w:name w:val="List Paragraph"/>
+    <w:basedOn w:val="Norml"/>
+    <w:uiPriority w:val="34"/>
+    <w:qFormat/>
+    <w:rsid w:val="001706BF"/>
+    <w:pPr>
+      <w:ind w:left="720"/>
+      <w:contextualSpacing/>
+    </w:pPr>
   </w:style>
 </w:styles>
 </file>

--- a/OkostoltoRendszer/Documents/Fejlesztői dokumentáció.docx
+++ b/OkostoltoRendszer/Documents/Fejlesztői dokumentáció.docx
@@ -1,6 +1,6 @@
 
 <file path=word/document.xml><?xml version="1.0" encoding="utf-8"?>
-<w:document xmlns:ve="http://schemas.openxmlformats.org/markup-compatibility/2006" xmlns:o="urn:schemas-microsoft-com:office:office" xmlns:r="http://schemas.openxmlformats.org/officeDocument/2006/relationships" xmlns:m="http://schemas.openxmlformats.org/officeDocument/2006/math" xmlns:v="urn:schemas-microsoft-com:vml" xmlns:wp="http://schemas.openxmlformats.org/drawingml/2006/wordprocessingDrawing" xmlns:w10="urn:schemas-microsoft-com:office:word" xmlns:w="http://schemas.openxmlformats.org/wordprocessingml/2006/main" xmlns:wne="http://schemas.microsoft.com/office/word/2006/wordml">
+<w:document xmlns:wpc="http://schemas.microsoft.com/office/word/2010/wordprocessingCanvas" xmlns:cx="http://schemas.microsoft.com/office/drawing/2014/chartex" xmlns:cx1="http://schemas.microsoft.com/office/drawing/2015/9/8/chartex" xmlns:cx2="http://schemas.microsoft.com/office/drawing/2015/10/21/chartex" xmlns:cx3="http://schemas.microsoft.com/office/drawing/2016/5/9/chartex" xmlns:cx4="http://schemas.microsoft.com/office/drawing/2016/5/10/chartex" xmlns:cx5="http://schemas.microsoft.com/office/drawing/2016/5/11/chartex" xmlns:cx6="http://schemas.microsoft.com/office/drawing/2016/5/12/chartex" xmlns:cx7="http://schemas.microsoft.com/office/drawing/2016/5/13/chartex" xmlns:cx8="http://schemas.microsoft.com/office/drawing/2016/5/14/chartex" xmlns:mc="http://schemas.openxmlformats.org/markup-compatibility/2006" xmlns:aink="http://schemas.microsoft.com/office/drawing/2016/ink" xmlns:am3d="http://schemas.microsoft.com/office/drawing/2017/model3d" xmlns:o="urn:schemas-microsoft-com:office:office" xmlns:oel="http://schemas.microsoft.com/office/2019/extlst" xmlns:r="http://schemas.openxmlformats.org/officeDocument/2006/relationships" xmlns:m="http://schemas.openxmlformats.org/officeDocument/2006/math" xmlns:v="urn:schemas-microsoft-com:vml" xmlns:wp14="http://schemas.microsoft.com/office/word/2010/wordprocessingDrawing" xmlns:wp="http://schemas.openxmlformats.org/drawingml/2006/wordprocessingDrawing" xmlns:w10="urn:schemas-microsoft-com:office:word" xmlns:w="http://schemas.openxmlformats.org/wordprocessingml/2006/main" xmlns:w14="http://schemas.microsoft.com/office/word/2010/wordml" xmlns:w15="http://schemas.microsoft.com/office/word/2012/wordml" xmlns:w16cex="http://schemas.microsoft.com/office/word/2018/wordml/cex" xmlns:w16cid="http://schemas.microsoft.com/office/word/2016/wordml/cid" xmlns:w16="http://schemas.microsoft.com/office/word/2018/wordml" xmlns:w16du="http://schemas.microsoft.com/office/word/2023/wordml/word16du" xmlns:w16sdtdh="http://schemas.microsoft.com/office/word/2020/wordml/sdtdatahash" xmlns:w16sdtfl="http://schemas.microsoft.com/office/word/2024/wordml/sdtformatlock" xmlns:w16se="http://schemas.microsoft.com/office/word/2015/wordml/symex" xmlns:wpg="http://schemas.microsoft.com/office/word/2010/wordprocessingGroup" xmlns:wpi="http://schemas.microsoft.com/office/word/2010/wordprocessingInk" xmlns:wne="http://schemas.microsoft.com/office/word/2006/wordml" xmlns:wps="http://schemas.microsoft.com/office/word/2010/wordprocessingShape" mc:Ignorable="w14 w15 w16se w16cid w16 w16cex w16sdtdh w16sdtfl w16du wp14">
   <w:body>
     <w:p>
       <w:pPr>
@@ -502,7 +502,23 @@
           <w:rFonts w:ascii="Arial" w:hAnsi="Arial" w:cs="Arial"/>
           <w:color w:val="000000" w:themeColor="text1"/>
         </w:rPr>
-        <w:t>A rendszer 4 féle porttal rendelkezik, amelyek különböző töltési módokat (lassú, normál 2x, gyors 2x, ultra gyors) szolgáltatnak a felhasználók számára. A Tesla, Volkswagen, Hyundai márkák kedvezményt élveznek, másokkal szemben</w:t>
+        <w:t xml:space="preserve">A rendszer 4 féle </w:t>
+      </w:r>
+      <w:proofErr w:type="spellStart"/>
+      <w:r>
+        <w:rPr>
+          <w:rFonts w:ascii="Arial" w:hAnsi="Arial" w:cs="Arial"/>
+          <w:color w:val="000000" w:themeColor="text1"/>
+        </w:rPr>
+        <w:t>porttal</w:t>
+      </w:r>
+      <w:proofErr w:type="spellEnd"/>
+      <w:r>
+        <w:rPr>
+          <w:rFonts w:ascii="Arial" w:hAnsi="Arial" w:cs="Arial"/>
+          <w:color w:val="000000" w:themeColor="text1"/>
+        </w:rPr>
+        <w:t xml:space="preserve"> rendelkezik, amelyek különböző töltési módokat (lassú, normál 2x, gyors 2x, ultra gyors) szolgáltatnak a felhasználók számára. A Tesla, Volkswagen, Hyundai márkák kedvezményt élveznek, másokkal szemben</w:t>
       </w:r>
       <w:r>
         <w:rPr>
@@ -524,15 +540,40 @@
           <w:color w:val="000000" w:themeColor="text1"/>
         </w:rPr>
         <w:br/>
-        <w:t>A program offline működik, minden adatot helyben dolgoz fel és</w:t>
-      </w:r>
-      <w:r>
-        <w:rPr>
-          <w:rFonts w:ascii="Arial" w:hAnsi="Arial" w:cs="Arial"/>
-          <w:color w:val="000000" w:themeColor="text1"/>
-        </w:rPr>
-        <w:t xml:space="preserve"> .txt</w:t>
-      </w:r>
+        <w:t xml:space="preserve">A program offline működik, minden adatot helyben </w:t>
+      </w:r>
+      <w:proofErr w:type="spellStart"/>
+      <w:r>
+        <w:rPr>
+          <w:rFonts w:ascii="Arial" w:hAnsi="Arial" w:cs="Arial"/>
+          <w:color w:val="000000" w:themeColor="text1"/>
+        </w:rPr>
+        <w:t>dolgoz</w:t>
+      </w:r>
+      <w:proofErr w:type="spellEnd"/>
+      <w:r>
+        <w:rPr>
+          <w:rFonts w:ascii="Arial" w:hAnsi="Arial" w:cs="Arial"/>
+          <w:color w:val="000000" w:themeColor="text1"/>
+        </w:rPr>
+        <w:t xml:space="preserve"> fel és</w:t>
+      </w:r>
+      <w:r>
+        <w:rPr>
+          <w:rFonts w:ascii="Arial" w:hAnsi="Arial" w:cs="Arial"/>
+          <w:color w:val="000000" w:themeColor="text1"/>
+        </w:rPr>
+        <w:t xml:space="preserve"> .</w:t>
+      </w:r>
+      <w:proofErr w:type="spellStart"/>
+      <w:r>
+        <w:rPr>
+          <w:rFonts w:ascii="Arial" w:hAnsi="Arial" w:cs="Arial"/>
+          <w:color w:val="000000" w:themeColor="text1"/>
+        </w:rPr>
+        <w:t>txt</w:t>
+      </w:r>
+      <w:proofErr w:type="spellEnd"/>
       <w:r>
         <w:rPr>
           <w:rFonts w:ascii="Arial" w:hAnsi="Arial" w:cs="Arial"/>
@@ -646,12 +687,37 @@
         </w:rPr>
         <w:t xml:space="preserve">Fejlesztőkörnyezet: </w:t>
       </w:r>
-      <w:r>
-        <w:rPr>
-          <w:rFonts w:ascii="Arial" w:hAnsi="Arial" w:cs="Arial"/>
-          <w:color w:val="000000" w:themeColor="text1"/>
-        </w:rPr>
-        <w:t>IntelliJ Community Edition 24.3.0</w:t>
+      <w:proofErr w:type="spellStart"/>
+      <w:r>
+        <w:rPr>
+          <w:rFonts w:ascii="Arial" w:hAnsi="Arial" w:cs="Arial"/>
+          <w:color w:val="000000" w:themeColor="text1"/>
+        </w:rPr>
+        <w:t>IntelliJ</w:t>
+      </w:r>
+      <w:proofErr w:type="spellEnd"/>
+      <w:r>
+        <w:rPr>
+          <w:rFonts w:ascii="Arial" w:hAnsi="Arial" w:cs="Arial"/>
+          <w:color w:val="000000" w:themeColor="text1"/>
+        </w:rPr>
+        <w:t xml:space="preserve"> </w:t>
+      </w:r>
+      <w:proofErr w:type="spellStart"/>
+      <w:r>
+        <w:rPr>
+          <w:rFonts w:ascii="Arial" w:hAnsi="Arial" w:cs="Arial"/>
+          <w:color w:val="000000" w:themeColor="text1"/>
+        </w:rPr>
+        <w:t>Community</w:t>
+      </w:r>
+      <w:proofErr w:type="spellEnd"/>
+      <w:r>
+        <w:rPr>
+          <w:rFonts w:ascii="Arial" w:hAnsi="Arial" w:cs="Arial"/>
+          <w:color w:val="000000" w:themeColor="text1"/>
+        </w:rPr>
+        <w:t xml:space="preserve"> Edition 24.3.0</w:t>
       </w:r>
     </w:p>
     <w:p>
@@ -730,6 +796,7 @@
           <w:szCs w:val="24"/>
         </w:rPr>
       </w:pPr>
+      <w:proofErr w:type="spellStart"/>
       <w:r>
         <w:rPr>
           <w:rFonts w:ascii="Courier New" w:hAnsi="Courier New" w:cs="Courier New"/>
@@ -739,12 +806,29 @@
         </w:rPr>
         <w:t>java.util.Scanner</w:t>
       </w:r>
+      <w:proofErr w:type="spellEnd"/>
       <w:r>
         <w:rPr>
           <w:sz w:val="24"/>
           <w:szCs w:val="24"/>
         </w:rPr>
-        <w:t>: Az adatok bekérésére a scanner modult használtuk</w:t>
+        <w:t xml:space="preserve">: Az adatok bekérésére a </w:t>
+      </w:r>
+      <w:proofErr w:type="spellStart"/>
+      <w:r>
+        <w:rPr>
+          <w:sz w:val="24"/>
+          <w:szCs w:val="24"/>
+        </w:rPr>
+        <w:t>scanner</w:t>
+      </w:r>
+      <w:proofErr w:type="spellEnd"/>
+      <w:r>
+        <w:rPr>
+          <w:sz w:val="24"/>
+          <w:szCs w:val="24"/>
+        </w:rPr>
+        <w:t xml:space="preserve"> modult használtuk</w:t>
       </w:r>
     </w:p>
     <w:p>
@@ -759,6 +843,7 @@
           <w:szCs w:val="24"/>
         </w:rPr>
       </w:pPr>
+      <w:proofErr w:type="spellStart"/>
       <w:r>
         <w:rPr>
           <w:rFonts w:ascii="Courier New" w:hAnsi="Courier New" w:cs="Courier New"/>
@@ -768,6 +853,7 @@
         </w:rPr>
         <w:t>java.io.File</w:t>
       </w:r>
+      <w:proofErr w:type="spellEnd"/>
       <w:r>
         <w:rPr>
           <w:sz w:val="24"/>
@@ -788,6 +874,7 @@
           <w:szCs w:val="24"/>
         </w:rPr>
       </w:pPr>
+      <w:proofErr w:type="spellStart"/>
       <w:r>
         <w:rPr>
           <w:rFonts w:ascii="Courier New" w:hAnsi="Courier New" w:cs="Courier New"/>
@@ -797,6 +884,7 @@
         </w:rPr>
         <w:t>java.io.FileWriter</w:t>
       </w:r>
+      <w:proofErr w:type="spellEnd"/>
       <w:r>
         <w:rPr>
           <w:sz w:val="24"/>
@@ -817,6 +905,7 @@
           <w:szCs w:val="24"/>
         </w:rPr>
       </w:pPr>
+      <w:proofErr w:type="spellStart"/>
       <w:r>
         <w:rPr>
           <w:rFonts w:ascii="Courier New" w:hAnsi="Courier New" w:cs="Courier New"/>
@@ -826,12 +915,61 @@
         </w:rPr>
         <w:t>java.io.IOException</w:t>
       </w:r>
+      <w:proofErr w:type="spellEnd"/>
       <w:r>
         <w:rPr>
           <w:sz w:val="24"/>
           <w:szCs w:val="24"/>
         </w:rPr>
-        <w:t>: Egy try-catch-ben használt exception az inputoknál</w:t>
+        <w:t xml:space="preserve">: Egy </w:t>
+      </w:r>
+      <w:proofErr w:type="spellStart"/>
+      <w:r>
+        <w:rPr>
+          <w:sz w:val="24"/>
+          <w:szCs w:val="24"/>
+        </w:rPr>
+        <w:t>try</w:t>
+      </w:r>
+      <w:proofErr w:type="spellEnd"/>
+      <w:r>
+        <w:rPr>
+          <w:sz w:val="24"/>
+          <w:szCs w:val="24"/>
+        </w:rPr>
+        <w:t>-</w:t>
+      </w:r>
+      <w:proofErr w:type="spellStart"/>
+      <w:r>
+        <w:rPr>
+          <w:sz w:val="24"/>
+          <w:szCs w:val="24"/>
+        </w:rPr>
+        <w:t>catch</w:t>
+      </w:r>
+      <w:proofErr w:type="spellEnd"/>
+      <w:r>
+        <w:rPr>
+          <w:sz w:val="24"/>
+          <w:szCs w:val="24"/>
+        </w:rPr>
+        <w:t xml:space="preserve">-ben használt </w:t>
+      </w:r>
+      <w:proofErr w:type="spellStart"/>
+      <w:r>
+        <w:rPr>
+          <w:sz w:val="24"/>
+          <w:szCs w:val="24"/>
+        </w:rPr>
+        <w:t>exception</w:t>
+      </w:r>
+      <w:proofErr w:type="spellEnd"/>
+      <w:r>
+        <w:rPr>
+          <w:sz w:val="24"/>
+          <w:szCs w:val="24"/>
+        </w:rPr>
+        <w:t xml:space="preserve"> az inputoknál</w:t>
       </w:r>
     </w:p>
     <w:p>
@@ -846,6 +984,7 @@
           <w:szCs w:val="24"/>
         </w:rPr>
       </w:pPr>
+      <w:proofErr w:type="spellStart"/>
       <w:r>
         <w:rPr>
           <w:rFonts w:ascii="Courier New" w:hAnsi="Courier New" w:cs="Courier New"/>
@@ -855,12 +994,45 @@
         </w:rPr>
         <w:t>java.util.ArrayList</w:t>
       </w:r>
+      <w:proofErr w:type="spellEnd"/>
       <w:r>
         <w:rPr>
           <w:sz w:val="24"/>
           <w:szCs w:val="24"/>
         </w:rPr>
-        <w:t>: A ChargingSessionok tárolására az ArrayListet találtuk a leghatékonyabb adatszerkezetnek mivel könnyen hozzáadhatóak és elvehetőek az elemek.</w:t>
+        <w:t xml:space="preserve">: A </w:t>
+      </w:r>
+      <w:proofErr w:type="spellStart"/>
+      <w:r>
+        <w:rPr>
+          <w:sz w:val="24"/>
+          <w:szCs w:val="24"/>
+        </w:rPr>
+        <w:t>ChargingSessionok</w:t>
+      </w:r>
+      <w:proofErr w:type="spellEnd"/>
+      <w:r>
+        <w:rPr>
+          <w:sz w:val="24"/>
+          <w:szCs w:val="24"/>
+        </w:rPr>
+        <w:t xml:space="preserve"> tárolására az </w:t>
+      </w:r>
+      <w:proofErr w:type="spellStart"/>
+      <w:r>
+        <w:rPr>
+          <w:sz w:val="24"/>
+          <w:szCs w:val="24"/>
+        </w:rPr>
+        <w:t>ArrayListet</w:t>
+      </w:r>
+      <w:proofErr w:type="spellEnd"/>
+      <w:r>
+        <w:rPr>
+          <w:sz w:val="24"/>
+          <w:szCs w:val="24"/>
+        </w:rPr>
+        <w:t xml:space="preserve"> találtuk a leghatékonyabb adatszerkezetnek mivel könnyen hozzáadhatóak és elvehetőek az elemek.</w:t>
       </w:r>
     </w:p>
     <w:p>
@@ -875,6 +1047,7 @@
           <w:szCs w:val="24"/>
         </w:rPr>
       </w:pPr>
+      <w:proofErr w:type="spellStart"/>
       <w:r>
         <w:rPr>
           <w:rFonts w:ascii="Courier New" w:hAnsi="Courier New" w:cs="Courier New"/>
@@ -884,12 +1057,29 @@
         </w:rPr>
         <w:t>java.util.Objects</w:t>
       </w:r>
+      <w:proofErr w:type="spellEnd"/>
       <w:r>
         <w:rPr>
           <w:sz w:val="24"/>
           <w:szCs w:val="24"/>
         </w:rPr>
-        <w:t>: Az Objects.Equals() függvény használata</w:t>
+        <w:t xml:space="preserve">: Az </w:t>
+      </w:r>
+      <w:proofErr w:type="spellStart"/>
+      <w:r>
+        <w:rPr>
+          <w:sz w:val="24"/>
+          <w:szCs w:val="24"/>
+        </w:rPr>
+        <w:t>Objects.Equals</w:t>
+      </w:r>
+      <w:proofErr w:type="spellEnd"/>
+      <w:r>
+        <w:rPr>
+          <w:sz w:val="24"/>
+          <w:szCs w:val="24"/>
+        </w:rPr>
+        <w:t>() függvény használata</w:t>
       </w:r>
     </w:p>
     <w:p>
@@ -904,6 +1094,7 @@
           <w:szCs w:val="24"/>
         </w:rPr>
       </w:pPr>
+      <w:proofErr w:type="spellStart"/>
       <w:r>
         <w:rPr>
           <w:rFonts w:ascii="Courier New" w:hAnsi="Courier New" w:cs="Courier New"/>
@@ -913,6 +1104,7 @@
         </w:rPr>
         <w:t>java.util.StringTokenizer</w:t>
       </w:r>
+      <w:proofErr w:type="spellEnd"/>
       <w:r>
         <w:rPr>
           <w:b/>
@@ -957,6 +1149,7 @@
           <w:color w:val="000000" w:themeColor="text1"/>
         </w:rPr>
       </w:pPr>
+      <w:proofErr w:type="spellStart"/>
       <w:r>
         <w:rPr>
           <w:rFonts w:ascii="Courier New" w:hAnsi="Courier New" w:cs="Courier New"/>
@@ -964,16 +1157,27 @@
           <w:color w:val="E36C0A" w:themeColor="accent6" w:themeShade="BF"/>
         </w:rPr>
         <w:lastRenderedPageBreak/>
-        <w:t xml:space="preserve">enum </w:t>
-      </w:r>
+        <w:t>enum</w:t>
+      </w:r>
+      <w:proofErr w:type="spellEnd"/>
       <w:r>
         <w:rPr>
           <w:rFonts w:ascii="Courier New" w:hAnsi="Courier New" w:cs="Courier New"/>
           <w:b/>
           <w:color w:val="E36C0A" w:themeColor="accent6" w:themeShade="BF"/>
         </w:rPr>
+        <w:t xml:space="preserve"> </w:t>
+      </w:r>
+      <w:proofErr w:type="spellStart"/>
+      <w:r>
+        <w:rPr>
+          <w:rFonts w:ascii="Courier New" w:hAnsi="Courier New" w:cs="Courier New"/>
+          <w:b/>
+          <w:color w:val="E36C0A" w:themeColor="accent6" w:themeShade="BF"/>
+        </w:rPr>
         <w:t>ChargeType</w:t>
       </w:r>
+      <w:proofErr w:type="spellEnd"/>
       <w:r>
         <w:rPr>
           <w:rFonts w:ascii="Arial" w:hAnsi="Arial" w:cs="Arial"/>
@@ -1008,6 +1212,7 @@
           <w:color w:val="000000" w:themeColor="text1"/>
         </w:rPr>
       </w:pPr>
+      <w:proofErr w:type="spellStart"/>
       <w:r>
         <w:rPr>
           <w:rFonts w:ascii="Courier New" w:hAnsi="Courier New" w:cs="Courier New"/>
@@ -1015,6 +1220,7 @@
         </w:rPr>
         <w:t>Slow</w:t>
       </w:r>
+      <w:proofErr w:type="spellEnd"/>
     </w:p>
     <w:p>
       <w:pPr>
@@ -1028,6 +1234,7 @@
           <w:color w:val="000000" w:themeColor="text1"/>
         </w:rPr>
       </w:pPr>
+      <w:proofErr w:type="spellStart"/>
       <w:r>
         <w:rPr>
           <w:rFonts w:ascii="Courier New" w:hAnsi="Courier New" w:cs="Courier New"/>
@@ -1035,6 +1242,7 @@
         </w:rPr>
         <w:t>Normal</w:t>
       </w:r>
+      <w:proofErr w:type="spellEnd"/>
     </w:p>
     <w:p>
       <w:pPr>
@@ -1048,6 +1256,7 @@
           <w:color w:val="000000" w:themeColor="text1"/>
         </w:rPr>
       </w:pPr>
+      <w:proofErr w:type="spellStart"/>
       <w:r>
         <w:rPr>
           <w:rFonts w:ascii="Courier New" w:hAnsi="Courier New" w:cs="Courier New"/>
@@ -1055,6 +1264,7 @@
         </w:rPr>
         <w:t>Fast</w:t>
       </w:r>
+      <w:proofErr w:type="spellEnd"/>
     </w:p>
     <w:p>
       <w:pPr>
@@ -1068,6 +1278,7 @@
           <w:color w:val="000000" w:themeColor="text1"/>
         </w:rPr>
       </w:pPr>
+      <w:proofErr w:type="spellStart"/>
       <w:r>
         <w:rPr>
           <w:rFonts w:ascii="Courier New" w:hAnsi="Courier New" w:cs="Courier New"/>
@@ -1075,6 +1286,7 @@
         </w:rPr>
         <w:t>Ultra_Fast</w:t>
       </w:r>
+      <w:proofErr w:type="spellEnd"/>
     </w:p>
     <w:p>
       <w:pPr>
@@ -1088,14 +1300,34 @@
           <w:color w:val="000000" w:themeColor="text1"/>
         </w:rPr>
       </w:pPr>
+      <w:proofErr w:type="spellStart"/>
       <w:r>
         <w:rPr>
           <w:rFonts w:ascii="Courier New" w:hAnsi="Courier New" w:cs="Courier New"/>
           <w:b/>
           <w:color w:val="0070C0"/>
         </w:rPr>
-        <w:t>interface iBrands</w:t>
-      </w:r>
+        <w:t>interface</w:t>
+      </w:r>
+      <w:proofErr w:type="spellEnd"/>
+      <w:r>
+        <w:rPr>
+          <w:rFonts w:ascii="Courier New" w:hAnsi="Courier New" w:cs="Courier New"/>
+          <w:b/>
+          <w:color w:val="0070C0"/>
+        </w:rPr>
+        <w:t xml:space="preserve"> </w:t>
+      </w:r>
+      <w:proofErr w:type="spellStart"/>
+      <w:r>
+        <w:rPr>
+          <w:rFonts w:ascii="Courier New" w:hAnsi="Courier New" w:cs="Courier New"/>
+          <w:b/>
+          <w:color w:val="0070C0"/>
+        </w:rPr>
+        <w:t>iBrands</w:t>
+      </w:r>
+      <w:proofErr w:type="spellEnd"/>
       <w:r>
         <w:rPr>
           <w:rFonts w:ascii="Courier New" w:hAnsi="Courier New" w:cs="Courier New"/>
@@ -1137,14 +1369,34 @@
           <w:color w:val="000000" w:themeColor="text1"/>
         </w:rPr>
       </w:pPr>
+      <w:proofErr w:type="spellStart"/>
       <w:r>
         <w:rPr>
           <w:rFonts w:ascii="Courier New" w:hAnsi="Courier New" w:cs="Courier New"/>
           <w:b/>
           <w:color w:val="0070C0"/>
         </w:rPr>
-        <w:t>interface iDays</w:t>
-      </w:r>
+        <w:t>interface</w:t>
+      </w:r>
+      <w:proofErr w:type="spellEnd"/>
+      <w:r>
+        <w:rPr>
+          <w:rFonts w:ascii="Courier New" w:hAnsi="Courier New" w:cs="Courier New"/>
+          <w:b/>
+          <w:color w:val="0070C0"/>
+        </w:rPr>
+        <w:t xml:space="preserve"> </w:t>
+      </w:r>
+      <w:proofErr w:type="spellStart"/>
+      <w:r>
+        <w:rPr>
+          <w:rFonts w:ascii="Courier New" w:hAnsi="Courier New" w:cs="Courier New"/>
+          <w:b/>
+          <w:color w:val="0070C0"/>
+        </w:rPr>
+        <w:t>iDays</w:t>
+      </w:r>
+      <w:proofErr w:type="spellEnd"/>
       <w:r>
         <w:rPr>
           <w:rFonts w:ascii="Courier New" w:hAnsi="Courier New" w:cs="Courier New"/>
@@ -1200,19 +1452,39 @@
           <w:color w:val="00B050"/>
         </w:rPr>
       </w:pPr>
+      <w:proofErr w:type="spellStart"/>
       <w:r>
         <w:rPr>
           <w:rFonts w:ascii="Courier New" w:hAnsi="Courier New" w:cs="Courier New"/>
           <w:b/>
           <w:color w:val="00B050"/>
         </w:rPr>
-        <w:t>class ChargingPort</w:t>
-      </w:r>
-      <w:r>
-        <w:rPr>
-          <w:rFonts w:ascii="Courier New" w:hAnsi="Courier New" w:cs="Courier New"/>
+        <w:t>class</w:t>
+      </w:r>
+      <w:proofErr w:type="spellEnd"/>
+      <w:r>
+        <w:rPr>
+          <w:rFonts w:ascii="Courier New" w:hAnsi="Courier New" w:cs="Courier New"/>
+          <w:b/>
           <w:color w:val="00B050"/>
         </w:rPr>
+        <w:t xml:space="preserve"> </w:t>
+      </w:r>
+      <w:proofErr w:type="spellStart"/>
+      <w:r>
+        <w:rPr>
+          <w:rFonts w:ascii="Courier New" w:hAnsi="Courier New" w:cs="Courier New"/>
+          <w:b/>
+          <w:color w:val="00B050"/>
+        </w:rPr>
+        <w:t>ChargingPort</w:t>
+      </w:r>
+      <w:proofErr w:type="spellEnd"/>
+      <w:r>
+        <w:rPr>
+          <w:rFonts w:ascii="Courier New" w:hAnsi="Courier New" w:cs="Courier New"/>
+          <w:color w:val="00B050"/>
+        </w:rPr>
         <w:t>:</w:t>
       </w:r>
       <w:r>
@@ -1227,14 +1499,39 @@
           <w:rFonts w:ascii="Arial" w:hAnsi="Arial" w:cs="Arial"/>
           <w:color w:val="000000" w:themeColor="text1"/>
         </w:rPr>
-        <w:t xml:space="preserve">port példánya ami egy ChargeType-al rendelkezik. Ezen kívül le lehet kérdezni, hogy foglalt-e az </w:t>
-      </w:r>
-      <w:r>
-        <w:rPr>
-          <w:rFonts w:ascii="Courier New" w:hAnsi="Courier New" w:cs="Courier New"/>
-          <w:color w:val="000000" w:themeColor="text1"/>
-        </w:rPr>
-        <w:t>isOccupied()</w:t>
+        <w:t xml:space="preserve">port példánya ami egy </w:t>
+      </w:r>
+      <w:proofErr w:type="spellStart"/>
+      <w:r>
+        <w:rPr>
+          <w:rFonts w:ascii="Arial" w:hAnsi="Arial" w:cs="Arial"/>
+          <w:color w:val="000000" w:themeColor="text1"/>
+        </w:rPr>
+        <w:t>ChargeType-al</w:t>
+      </w:r>
+      <w:proofErr w:type="spellEnd"/>
+      <w:r>
+        <w:rPr>
+          <w:rFonts w:ascii="Arial" w:hAnsi="Arial" w:cs="Arial"/>
+          <w:color w:val="000000" w:themeColor="text1"/>
+        </w:rPr>
+        <w:t xml:space="preserve"> rendelkezik. Ezen kívül le lehet kérdezni, hogy foglalt-e az </w:t>
+      </w:r>
+      <w:proofErr w:type="spellStart"/>
+      <w:r>
+        <w:rPr>
+          <w:rFonts w:ascii="Courier New" w:hAnsi="Courier New" w:cs="Courier New"/>
+          <w:color w:val="000000" w:themeColor="text1"/>
+        </w:rPr>
+        <w:t>isOccupied</w:t>
+      </w:r>
+      <w:proofErr w:type="spellEnd"/>
+      <w:r>
+        <w:rPr>
+          <w:rFonts w:ascii="Courier New" w:hAnsi="Courier New" w:cs="Courier New"/>
+          <w:color w:val="000000" w:themeColor="text1"/>
+        </w:rPr>
+        <w:t>()</w:t>
       </w:r>
       <w:r>
         <w:rPr>
@@ -1243,12 +1540,21 @@
         </w:rPr>
         <w:t xml:space="preserve"> metódussal. A töltését el lehet indítani illetve megállítani (</w:t>
       </w:r>
-      <w:r>
-        <w:rPr>
-          <w:rFonts w:ascii="Courier New" w:hAnsi="Courier New" w:cs="Courier New"/>
-          <w:color w:val="000000" w:themeColor="text1"/>
-        </w:rPr>
-        <w:t>StartCharging()</w:t>
+      <w:proofErr w:type="spellStart"/>
+      <w:r>
+        <w:rPr>
+          <w:rFonts w:ascii="Courier New" w:hAnsi="Courier New" w:cs="Courier New"/>
+          <w:color w:val="000000" w:themeColor="text1"/>
+        </w:rPr>
+        <w:t>StartCharging</w:t>
+      </w:r>
+      <w:proofErr w:type="spellEnd"/>
+      <w:r>
+        <w:rPr>
+          <w:rFonts w:ascii="Courier New" w:hAnsi="Courier New" w:cs="Courier New"/>
+          <w:color w:val="000000" w:themeColor="text1"/>
+        </w:rPr>
+        <w:t>()</w:t>
       </w:r>
       <w:r>
         <w:rPr>
@@ -1257,12 +1563,21 @@
         </w:rPr>
         <w:t>,</w:t>
       </w:r>
-      <w:r>
-        <w:rPr>
-          <w:rFonts w:ascii="Courier New" w:hAnsi="Courier New" w:cs="Courier New"/>
-          <w:color w:val="000000" w:themeColor="text1"/>
-        </w:rPr>
-        <w:t>StopCharging()</w:t>
+      <w:proofErr w:type="spellStart"/>
+      <w:r>
+        <w:rPr>
+          <w:rFonts w:ascii="Courier New" w:hAnsi="Courier New" w:cs="Courier New"/>
+          <w:color w:val="000000" w:themeColor="text1"/>
+        </w:rPr>
+        <w:t>StopCharging</w:t>
+      </w:r>
+      <w:proofErr w:type="spellEnd"/>
+      <w:r>
+        <w:rPr>
+          <w:rFonts w:ascii="Courier New" w:hAnsi="Courier New" w:cs="Courier New"/>
+          <w:color w:val="000000" w:themeColor="text1"/>
+        </w:rPr>
+        <w:t>()</w:t>
       </w:r>
       <w:r>
         <w:rPr>
@@ -1284,14 +1599,34 @@
           <w:color w:val="000000" w:themeColor="text1"/>
         </w:rPr>
       </w:pPr>
+      <w:proofErr w:type="spellStart"/>
       <w:r>
         <w:rPr>
           <w:rFonts w:ascii="Courier New" w:hAnsi="Courier New" w:cs="Courier New"/>
           <w:b/>
           <w:color w:val="00B050"/>
         </w:rPr>
-        <w:t>class ChargingSession</w:t>
-      </w:r>
+        <w:t>class</w:t>
+      </w:r>
+      <w:proofErr w:type="spellEnd"/>
+      <w:r>
+        <w:rPr>
+          <w:rFonts w:ascii="Courier New" w:hAnsi="Courier New" w:cs="Courier New"/>
+          <w:b/>
+          <w:color w:val="00B050"/>
+        </w:rPr>
+        <w:t xml:space="preserve"> </w:t>
+      </w:r>
+      <w:proofErr w:type="spellStart"/>
+      <w:r>
+        <w:rPr>
+          <w:rFonts w:ascii="Courier New" w:hAnsi="Courier New" w:cs="Courier New"/>
+          <w:b/>
+          <w:color w:val="00B050"/>
+        </w:rPr>
+        <w:t>ChargingSession</w:t>
+      </w:r>
+      <w:proofErr w:type="spellEnd"/>
       <w:r>
         <w:rPr>
           <w:rFonts w:ascii="Courier New" w:hAnsi="Courier New" w:cs="Courier New"/>
@@ -1353,13 +1688,31 @@
           <w:color w:val="000000" w:themeColor="text1"/>
         </w:rPr>
       </w:pPr>
-      <w:r>
-        <w:rPr>
-          <w:rFonts w:ascii="Courier New" w:hAnsi="Courier New" w:cs="Courier New"/>
-          <w:color w:val="000000" w:themeColor="text1"/>
-        </w:rPr>
-        <w:t>String deviceID</w:t>
-      </w:r>
+      <w:proofErr w:type="spellStart"/>
+      <w:r>
+        <w:rPr>
+          <w:rFonts w:ascii="Courier New" w:hAnsi="Courier New" w:cs="Courier New"/>
+          <w:color w:val="000000" w:themeColor="text1"/>
+        </w:rPr>
+        <w:t>String</w:t>
+      </w:r>
+      <w:proofErr w:type="spellEnd"/>
+      <w:r>
+        <w:rPr>
+          <w:rFonts w:ascii="Courier New" w:hAnsi="Courier New" w:cs="Courier New"/>
+          <w:color w:val="000000" w:themeColor="text1"/>
+        </w:rPr>
+        <w:t xml:space="preserve"> </w:t>
+      </w:r>
+      <w:proofErr w:type="spellStart"/>
+      <w:r>
+        <w:rPr>
+          <w:rFonts w:ascii="Courier New" w:hAnsi="Courier New" w:cs="Courier New"/>
+          <w:color w:val="000000" w:themeColor="text1"/>
+        </w:rPr>
+        <w:t>deviceID</w:t>
+      </w:r>
+      <w:proofErr w:type="spellEnd"/>
       <w:r>
         <w:rPr>
           <w:rFonts w:ascii="Arial" w:hAnsi="Arial" w:cs="Arial"/>
@@ -1380,13 +1733,31 @@
           <w:color w:val="000000" w:themeColor="text1"/>
         </w:rPr>
       </w:pPr>
-      <w:r>
-        <w:rPr>
-          <w:rFonts w:ascii="Courier New" w:hAnsi="Courier New" w:cs="Courier New"/>
-          <w:color w:val="000000" w:themeColor="text1"/>
-        </w:rPr>
-        <w:t>ChargingPort chargingPort</w:t>
-      </w:r>
+      <w:proofErr w:type="spellStart"/>
+      <w:r>
+        <w:rPr>
+          <w:rFonts w:ascii="Courier New" w:hAnsi="Courier New" w:cs="Courier New"/>
+          <w:color w:val="000000" w:themeColor="text1"/>
+        </w:rPr>
+        <w:t>ChargingPort</w:t>
+      </w:r>
+      <w:proofErr w:type="spellEnd"/>
+      <w:r>
+        <w:rPr>
+          <w:rFonts w:ascii="Courier New" w:hAnsi="Courier New" w:cs="Courier New"/>
+          <w:color w:val="000000" w:themeColor="text1"/>
+        </w:rPr>
+        <w:t xml:space="preserve"> </w:t>
+      </w:r>
+      <w:proofErr w:type="spellStart"/>
+      <w:r>
+        <w:rPr>
+          <w:rFonts w:ascii="Courier New" w:hAnsi="Courier New" w:cs="Courier New"/>
+          <w:color w:val="000000" w:themeColor="text1"/>
+        </w:rPr>
+        <w:t>chargingPort</w:t>
+      </w:r>
+      <w:proofErr w:type="spellEnd"/>
       <w:r>
         <w:rPr>
           <w:rFonts w:ascii="Arial" w:hAnsi="Arial" w:cs="Arial"/>
@@ -1414,20 +1785,47 @@
           <w:color w:val="000000" w:themeColor="text1"/>
         </w:rPr>
       </w:pPr>
-      <w:r>
-        <w:rPr>
-          <w:rFonts w:ascii="Courier New" w:hAnsi="Courier New" w:cs="Courier New"/>
-          <w:color w:val="000000" w:themeColor="text1"/>
-        </w:rPr>
-        <w:t>String startTime</w:t>
-      </w:r>
-      <w:r>
-        <w:rPr>
-          <w:rFonts w:ascii="Arial" w:hAnsi="Arial" w:cs="Arial"/>
-          <w:color w:val="000000" w:themeColor="text1"/>
-        </w:rPr>
-        <w:t>: A kezdési idó</w:t>
-      </w:r>
+      <w:proofErr w:type="spellStart"/>
+      <w:r>
+        <w:rPr>
+          <w:rFonts w:ascii="Courier New" w:hAnsi="Courier New" w:cs="Courier New"/>
+          <w:color w:val="000000" w:themeColor="text1"/>
+        </w:rPr>
+        <w:t>String</w:t>
+      </w:r>
+      <w:proofErr w:type="spellEnd"/>
+      <w:r>
+        <w:rPr>
+          <w:rFonts w:ascii="Courier New" w:hAnsi="Courier New" w:cs="Courier New"/>
+          <w:color w:val="000000" w:themeColor="text1"/>
+        </w:rPr>
+        <w:t xml:space="preserve"> </w:t>
+      </w:r>
+      <w:proofErr w:type="spellStart"/>
+      <w:r>
+        <w:rPr>
+          <w:rFonts w:ascii="Courier New" w:hAnsi="Courier New" w:cs="Courier New"/>
+          <w:color w:val="000000" w:themeColor="text1"/>
+        </w:rPr>
+        <w:t>startTime</w:t>
+      </w:r>
+      <w:proofErr w:type="spellEnd"/>
+      <w:r>
+        <w:rPr>
+          <w:rFonts w:ascii="Arial" w:hAnsi="Arial" w:cs="Arial"/>
+          <w:color w:val="000000" w:themeColor="text1"/>
+        </w:rPr>
+        <w:t xml:space="preserve">: A kezdési </w:t>
+      </w:r>
+      <w:proofErr w:type="spellStart"/>
+      <w:r>
+        <w:rPr>
+          <w:rFonts w:ascii="Arial" w:hAnsi="Arial" w:cs="Arial"/>
+          <w:color w:val="000000" w:themeColor="text1"/>
+        </w:rPr>
+        <w:t>idó</w:t>
+      </w:r>
+      <w:proofErr w:type="spellEnd"/>
     </w:p>
     <w:p>
       <w:pPr>
@@ -1446,8 +1844,17 @@
           <w:rFonts w:ascii="Courier New" w:hAnsi="Courier New" w:cs="Courier New"/>
           <w:color w:val="000000" w:themeColor="text1"/>
         </w:rPr>
-        <w:t>int durationMinutes</w:t>
-      </w:r>
+        <w:t xml:space="preserve">int </w:t>
+      </w:r>
+      <w:proofErr w:type="spellStart"/>
+      <w:r>
+        <w:rPr>
+          <w:rFonts w:ascii="Courier New" w:hAnsi="Courier New" w:cs="Courier New"/>
+          <w:color w:val="000000" w:themeColor="text1"/>
+        </w:rPr>
+        <w:t>durationMinutes</w:t>
+      </w:r>
+      <w:proofErr w:type="spellEnd"/>
       <w:r>
         <w:rPr>
           <w:rFonts w:ascii="Arial" w:hAnsi="Arial" w:cs="Arial"/>
@@ -1468,13 +1875,31 @@
           <w:color w:val="000000" w:themeColor="text1"/>
         </w:rPr>
       </w:pPr>
-      <w:r>
-        <w:rPr>
-          <w:rFonts w:ascii="Courier New" w:hAnsi="Courier New" w:cs="Courier New"/>
-          <w:color w:val="000000" w:themeColor="text1"/>
-        </w:rPr>
-        <w:t>String deviceBrand</w:t>
-      </w:r>
+      <w:proofErr w:type="spellStart"/>
+      <w:r>
+        <w:rPr>
+          <w:rFonts w:ascii="Courier New" w:hAnsi="Courier New" w:cs="Courier New"/>
+          <w:color w:val="000000" w:themeColor="text1"/>
+        </w:rPr>
+        <w:t>String</w:t>
+      </w:r>
+      <w:proofErr w:type="spellEnd"/>
+      <w:r>
+        <w:rPr>
+          <w:rFonts w:ascii="Courier New" w:hAnsi="Courier New" w:cs="Courier New"/>
+          <w:color w:val="000000" w:themeColor="text1"/>
+        </w:rPr>
+        <w:t xml:space="preserve"> </w:t>
+      </w:r>
+      <w:proofErr w:type="spellStart"/>
+      <w:r>
+        <w:rPr>
+          <w:rFonts w:ascii="Courier New" w:hAnsi="Courier New" w:cs="Courier New"/>
+          <w:color w:val="000000" w:themeColor="text1"/>
+        </w:rPr>
+        <w:t>deviceBrand</w:t>
+      </w:r>
+      <w:proofErr w:type="spellEnd"/>
       <w:r>
         <w:rPr>
           <w:rFonts w:ascii="Arial" w:hAnsi="Arial" w:cs="Arial"/>
@@ -1495,12 +1920,21 @@
           <w:color w:val="000000" w:themeColor="text1"/>
         </w:rPr>
       </w:pPr>
-      <w:r>
-        <w:rPr>
-          <w:rFonts w:ascii="Arial" w:hAnsi="Arial" w:cs="Arial"/>
-          <w:color w:val="000000" w:themeColor="text1"/>
-        </w:rPr>
-        <w:t xml:space="preserve">priceCalculation(): A töltés árát számolja ki. Képlete: </w:t>
+      <w:proofErr w:type="spellStart"/>
+      <w:r>
+        <w:rPr>
+          <w:rFonts w:ascii="Arial" w:hAnsi="Arial" w:cs="Arial"/>
+          <w:color w:val="000000" w:themeColor="text1"/>
+        </w:rPr>
+        <w:t>priceCalculation</w:t>
+      </w:r>
+      <w:proofErr w:type="spellEnd"/>
+      <w:r>
+        <w:rPr>
+          <w:rFonts w:ascii="Arial" w:hAnsi="Arial" w:cs="Arial"/>
+          <w:color w:val="000000" w:themeColor="text1"/>
+        </w:rPr>
+        <w:t xml:space="preserve">(): A töltés árát számolja ki. Képlete: </w:t>
       </w:r>
       <w:r>
         <w:rPr>
@@ -1553,27 +1987,104 @@
           <w:color w:val="000000" w:themeColor="text1"/>
         </w:rPr>
       </w:pPr>
+      <w:proofErr w:type="spellStart"/>
       <w:r>
         <w:rPr>
           <w:rFonts w:ascii="Courier New" w:hAnsi="Courier New" w:cs="Courier New"/>
           <w:b/>
           <w:color w:val="00B050"/>
         </w:rPr>
-        <w:t>class ChargingStation</w:t>
-      </w:r>
-      <w:r>
-        <w:rPr>
-          <w:rFonts w:ascii="Arial" w:hAnsi="Arial" w:cs="Arial"/>
-          <w:color w:val="000000" w:themeColor="text1"/>
-        </w:rPr>
-        <w:t xml:space="preserve">: A portokat tartalmazza egy ArrayList-ben. A portokat a </w:t>
-      </w:r>
-      <w:r>
-        <w:rPr>
-          <w:rFonts w:ascii="Courier New" w:hAnsi="Courier New" w:cs="Courier New"/>
-          <w:color w:val="000000" w:themeColor="text1"/>
-        </w:rPr>
-        <w:t>getPorts()</w:t>
+        <w:t>class</w:t>
+      </w:r>
+      <w:proofErr w:type="spellEnd"/>
+      <w:r>
+        <w:rPr>
+          <w:rFonts w:ascii="Courier New" w:hAnsi="Courier New" w:cs="Courier New"/>
+          <w:b/>
+          <w:color w:val="00B050"/>
+        </w:rPr>
+        <w:t xml:space="preserve"> </w:t>
+      </w:r>
+      <w:proofErr w:type="spellStart"/>
+      <w:r>
+        <w:rPr>
+          <w:rFonts w:ascii="Courier New" w:hAnsi="Courier New" w:cs="Courier New"/>
+          <w:b/>
+          <w:color w:val="00B050"/>
+        </w:rPr>
+        <w:t>ChargingStation</w:t>
+      </w:r>
+      <w:proofErr w:type="spellEnd"/>
+      <w:r>
+        <w:rPr>
+          <w:rFonts w:ascii="Arial" w:hAnsi="Arial" w:cs="Arial"/>
+          <w:color w:val="000000" w:themeColor="text1"/>
+        </w:rPr>
+        <w:t xml:space="preserve">: A </w:t>
+      </w:r>
+      <w:proofErr w:type="spellStart"/>
+      <w:r>
+        <w:rPr>
+          <w:rFonts w:ascii="Arial" w:hAnsi="Arial" w:cs="Arial"/>
+          <w:color w:val="000000" w:themeColor="text1"/>
+        </w:rPr>
+        <w:t>portokat</w:t>
+      </w:r>
+      <w:proofErr w:type="spellEnd"/>
+      <w:r>
+        <w:rPr>
+          <w:rFonts w:ascii="Arial" w:hAnsi="Arial" w:cs="Arial"/>
+          <w:color w:val="000000" w:themeColor="text1"/>
+        </w:rPr>
+        <w:t xml:space="preserve"> tartalmazza egy </w:t>
+      </w:r>
+      <w:proofErr w:type="spellStart"/>
+      <w:r>
+        <w:rPr>
+          <w:rFonts w:ascii="Arial" w:hAnsi="Arial" w:cs="Arial"/>
+          <w:color w:val="000000" w:themeColor="text1"/>
+        </w:rPr>
+        <w:t>ArrayList</w:t>
+      </w:r>
+      <w:proofErr w:type="spellEnd"/>
+      <w:r>
+        <w:rPr>
+          <w:rFonts w:ascii="Arial" w:hAnsi="Arial" w:cs="Arial"/>
+          <w:color w:val="000000" w:themeColor="text1"/>
+        </w:rPr>
+        <w:t xml:space="preserve">-ben. A </w:t>
+      </w:r>
+      <w:proofErr w:type="spellStart"/>
+      <w:r>
+        <w:rPr>
+          <w:rFonts w:ascii="Arial" w:hAnsi="Arial" w:cs="Arial"/>
+          <w:color w:val="000000" w:themeColor="text1"/>
+        </w:rPr>
+        <w:t>portokat</w:t>
+      </w:r>
+      <w:proofErr w:type="spellEnd"/>
+      <w:r>
+        <w:rPr>
+          <w:rFonts w:ascii="Arial" w:hAnsi="Arial" w:cs="Arial"/>
+          <w:color w:val="000000" w:themeColor="text1"/>
+        </w:rPr>
+        <w:t xml:space="preserve"> a </w:t>
+      </w:r>
+      <w:proofErr w:type="spellStart"/>
+      <w:r>
+        <w:rPr>
+          <w:rFonts w:ascii="Courier New" w:hAnsi="Courier New" w:cs="Courier New"/>
+          <w:color w:val="000000" w:themeColor="text1"/>
+        </w:rPr>
+        <w:t>getPorts</w:t>
+      </w:r>
+      <w:proofErr w:type="spellEnd"/>
+      <w:r>
+        <w:rPr>
+          <w:rFonts w:ascii="Courier New" w:hAnsi="Courier New" w:cs="Courier New"/>
+          <w:color w:val="000000" w:themeColor="text1"/>
+        </w:rPr>
+        <w:t>()</w:t>
       </w:r>
       <w:r>
         <w:rPr>
@@ -1596,7 +2107,23 @@
           <w:rFonts w:ascii="Arial" w:hAnsi="Arial" w:cs="Arial"/>
           <w:color w:val="000000" w:themeColor="text1"/>
         </w:rPr>
-        <w:t xml:space="preserve">Saját Exception Osztály </w:t>
+        <w:t xml:space="preserve">Saját </w:t>
+      </w:r>
+      <w:proofErr w:type="spellStart"/>
+      <w:r>
+        <w:rPr>
+          <w:rFonts w:ascii="Arial" w:hAnsi="Arial" w:cs="Arial"/>
+          <w:color w:val="000000" w:themeColor="text1"/>
+        </w:rPr>
+        <w:t>Exception</w:t>
+      </w:r>
+      <w:proofErr w:type="spellEnd"/>
+      <w:r>
+        <w:rPr>
+          <w:rFonts w:ascii="Arial" w:hAnsi="Arial" w:cs="Arial"/>
+          <w:color w:val="000000" w:themeColor="text1"/>
+        </w:rPr>
+        <w:t xml:space="preserve"> Osztály </w:t>
       </w:r>
     </w:p>
     <w:p>
@@ -1611,6 +2138,7 @@
           <w:color w:val="000000" w:themeColor="text1"/>
         </w:rPr>
       </w:pPr>
+      <w:proofErr w:type="spellStart"/>
       <w:r>
         <w:rPr>
           <w:rFonts w:ascii="Courier New" w:hAnsi="Courier New" w:cs="Courier New"/>
@@ -1618,6 +2146,7 @@
         </w:rPr>
         <w:t>InvalidInputexception</w:t>
       </w:r>
+      <w:proofErr w:type="spellEnd"/>
       <w:r>
         <w:t xml:space="preserve">: </w:t>
       </w:r>
@@ -1779,11 +2308,10 @@
       <w:r>
         <w:rPr>
           <w:noProof/>
-          <w:lang w:val="hu-HU"/>
         </w:rPr>
         <w:lastRenderedPageBreak/>
         <w:drawing>
-          <wp:inline distT="0" distB="0" distL="0" distR="0">
+          <wp:inline distT="0" distB="0" distL="0" distR="0" wp14:anchorId="62C06E7E" wp14:editId="0B5BBFC7">
             <wp:extent cx="5733415" cy="6134735"/>
             <wp:effectExtent l="19050" t="0" r="635" b="0"/>
             <wp:docPr id="2" name="Kép 1" descr="Ábra.png"/>
@@ -1843,6 +2371,14 @@
     </w:p>
     <w:p>
       <w:pPr>
+        <w:rPr>
+          <w:sz w:val="28"/>
+          <w:szCs w:val="28"/>
+        </w:rPr>
+      </w:pPr>
+    </w:p>
+    <w:p>
+      <w:pPr>
         <w:pStyle w:val="Listaszerbekezds"/>
         <w:numPr>
           <w:ilvl w:val="0"/>
@@ -1878,7 +2414,23 @@
           <w:sz w:val="24"/>
           <w:szCs w:val="24"/>
         </w:rPr>
-        <w:t xml:space="preserve">Töltési adatok mentése egy .txt fájlba. </w:t>
+        <w:t>Töltési adatok mentése egy .</w:t>
+      </w:r>
+      <w:proofErr w:type="spellStart"/>
+      <w:r>
+        <w:rPr>
+          <w:sz w:val="24"/>
+          <w:szCs w:val="24"/>
+        </w:rPr>
+        <w:t>txt</w:t>
+      </w:r>
+      <w:proofErr w:type="spellEnd"/>
+      <w:r>
+        <w:rPr>
+          <w:sz w:val="24"/>
+          <w:szCs w:val="24"/>
+        </w:rPr>
+        <w:t xml:space="preserve"> fájlba. </w:t>
       </w:r>
       <w:r>
         <w:rPr>
@@ -1969,7 +2521,6 @@
       <w:bookmarkStart w:id="18" w:name="_m7za6tlbe8an" w:colFirst="0" w:colLast="0"/>
       <w:bookmarkEnd w:id="18"/>
       <w:r>
-        <w:lastRenderedPageBreak/>
         <w:t>Dokumentációk</w:t>
       </w:r>
     </w:p>
@@ -1988,82 +2539,452 @@
       </w:pPr>
       <w:r>
         <w:rPr>
-          <w:noProof/>
           <w:sz w:val="28"/>
           <w:szCs w:val="28"/>
-          <w:lang w:val="hu-HU"/>
-        </w:rPr>
-        <w:drawing>
-          <wp:anchor distT="0" distB="0" distL="114300" distR="114300" simplePos="0" relativeHeight="251658240" behindDoc="0" locked="0" layoutInCell="1" allowOverlap="1">
-            <wp:simplePos x="0" y="0"/>
-            <wp:positionH relativeFrom="column">
-              <wp:posOffset>-438150</wp:posOffset>
-            </wp:positionH>
-            <wp:positionV relativeFrom="paragraph">
-              <wp:posOffset>454660</wp:posOffset>
-            </wp:positionV>
-            <wp:extent cx="6530340" cy="2905125"/>
-            <wp:effectExtent l="19050" t="0" r="3810" b="0"/>
-            <wp:wrapSquare wrapText="bothSides"/>
-            <wp:docPr id="1" name="Kép 1"/>
-            <wp:cNvGraphicFramePr>
-              <a:graphicFrameLocks xmlns:a="http://schemas.openxmlformats.org/drawingml/2006/main" noChangeAspect="1"/>
-            </wp:cNvGraphicFramePr>
-            <a:graphic xmlns:a="http://schemas.openxmlformats.org/drawingml/2006/main">
-              <a:graphicData uri="http://schemas.openxmlformats.org/drawingml/2006/picture">
-                <pic:pic xmlns:pic="http://schemas.openxmlformats.org/drawingml/2006/picture">
-                  <pic:nvPicPr>
-                    <pic:cNvPr id="0" name="Picture 1"/>
-                    <pic:cNvPicPr>
-                      <a:picLocks noChangeAspect="1" noChangeArrowheads="1"/>
-                    </pic:cNvPicPr>
-                  </pic:nvPicPr>
-                  <pic:blipFill>
-                    <a:blip r:embed="rId6" cstate="print"/>
-                    <a:srcRect/>
-                    <a:stretch>
-                      <a:fillRect/>
-                    </a:stretch>
-                  </pic:blipFill>
-                  <pic:spPr bwMode="auto">
-                    <a:xfrm>
-                      <a:off x="0" y="0"/>
-                      <a:ext cx="6530340" cy="2905125"/>
-                    </a:xfrm>
-                    <a:prstGeom prst="rect">
-                      <a:avLst/>
-                    </a:prstGeom>
-                    <a:noFill/>
-                    <a:ln w="9525">
-                      <a:noFill/>
-                      <a:miter lim="800000"/>
-                      <a:headEnd/>
-                      <a:tailEnd/>
-                    </a:ln>
-                  </pic:spPr>
-                </pic:pic>
-              </a:graphicData>
-            </a:graphic>
-          </wp:anchor>
-        </w:drawing>
+        </w:rPr>
+        <w:t>Erőforrás-terv</w:t>
       </w:r>
       <w:r>
         <w:rPr>
           <w:sz w:val="28"/>
           <w:szCs w:val="28"/>
         </w:rPr>
-        <w:t>Ütemterv, munkaidő nyilvántartás</w:t>
-      </w:r>
-    </w:p>
-    <w:p>
-      <w:pPr>
-        <w:spacing w:after="240"/>
+        <w:t>, munkaidő nyilvántartá</w:t>
+      </w:r>
+      <w:r>
+        <w:rPr>
+          <w:sz w:val="28"/>
+          <w:szCs w:val="28"/>
+        </w:rPr>
+        <w:t>s</w:t>
+      </w:r>
+    </w:p>
+    <w:p>
+      <w:pPr>
+        <w:pStyle w:val="Cmsor2"/>
+      </w:pPr>
+      <w:r>
+        <w:t xml:space="preserve">Erőforrás-terv </w:t>
+      </w:r>
+    </w:p>
+    <w:p>
+      <w:pPr>
+        <w:pStyle w:val="NormlWeb"/>
+        <w:rPr>
+          <w:rFonts w:ascii="Arial" w:hAnsi="Arial" w:cs="Arial"/>
+        </w:rPr>
+      </w:pPr>
+      <w:r>
+        <w:rPr>
+          <w:rFonts w:ascii="Arial" w:hAnsi="Arial" w:cs="Arial"/>
+        </w:rPr>
+        <w:t>A projekt fejlesztés</w:t>
+      </w:r>
+      <w:r>
+        <w:rPr>
+          <w:rFonts w:ascii="Arial" w:hAnsi="Arial" w:cs="Arial"/>
+        </w:rPr>
+        <w:t>e során</w:t>
+      </w:r>
+      <w:r>
+        <w:rPr>
+          <w:rFonts w:ascii="Arial" w:hAnsi="Arial" w:cs="Arial"/>
+        </w:rPr>
+        <w:t xml:space="preserve"> </w:t>
+      </w:r>
+      <w:r>
+        <w:rPr>
+          <w:rFonts w:ascii="Arial" w:hAnsi="Arial" w:cs="Arial"/>
+        </w:rPr>
+        <w:t>a</w:t>
+      </w:r>
+      <w:r>
+        <w:rPr>
+          <w:rFonts w:ascii="Arial" w:hAnsi="Arial" w:cs="Arial"/>
+        </w:rPr>
+        <w:t xml:space="preserve"> csapat agilis szemlélet szerint dolgozott, amely lehetővé tette a folyamatos egyeztetést és a rugalmas feladatmegosztást.</w:t>
+      </w:r>
+      <w:r>
+        <w:rPr>
+          <w:rFonts w:ascii="Arial" w:hAnsi="Arial" w:cs="Arial"/>
+        </w:rPr>
+        <w:t xml:space="preserve"> </w:t>
+      </w:r>
+      <w:r>
+        <w:rPr>
+          <w:rFonts w:ascii="Arial" w:hAnsi="Arial" w:cs="Arial"/>
+        </w:rPr>
+        <w:t>A csapattagok közösen vettek részt a tervezésben, a programozásban, a tesztelésben és a dokumentáció elkészítésében.</w:t>
+      </w:r>
+      <w:r>
+        <w:rPr>
+          <w:rFonts w:ascii="Arial" w:hAnsi="Arial" w:cs="Arial"/>
+        </w:rPr>
+        <w:t xml:space="preserve"> </w:t>
+      </w:r>
+      <w:r>
+        <w:rPr>
+          <w:rFonts w:ascii="Arial" w:hAnsi="Arial" w:cs="Arial"/>
+        </w:rPr>
+        <w:t>A projekt megvalósítása a specifikáció alapján, lépésről lépésre történt, a funkciók fokozatosan kerültek beépítésre és tesztelésre.</w:t>
+      </w:r>
+    </w:p>
+    <w:p>
+      <w:pPr>
+        <w:pStyle w:val="NormlWeb"/>
+        <w:numPr>
+          <w:ilvl w:val="0"/>
+          <w:numId w:val="14"/>
+        </w:numPr>
+        <w:rPr>
+          <w:rFonts w:ascii="Arial" w:hAnsi="Arial" w:cs="Arial"/>
+        </w:rPr>
+      </w:pPr>
+      <w:r>
+        <w:rPr>
+          <w:rFonts w:ascii="Arial" w:hAnsi="Arial" w:cs="Arial"/>
+        </w:rPr>
+        <w:t>A projekt fejlesztése asztali számítógépeken és laptopokon történt, Windows 10 vagy Windows 11 operációs rendszer alatt. A program Java nyelven készült, Java 19 vagy újabb verzió használatával. A fejlesztés és futtatás parancssoros környezetben zajlott.</w:t>
+      </w:r>
+    </w:p>
+    <w:p>
+      <w:pPr>
+        <w:pStyle w:val="NormlWeb"/>
         <w:ind w:left="720"/>
         <w:rPr>
-          <w:sz w:val="24"/>
-          <w:szCs w:val="24"/>
-        </w:rPr>
-      </w:pPr>
+          <w:rFonts w:ascii="Arial" w:hAnsi="Arial" w:cs="Arial"/>
+        </w:rPr>
+      </w:pPr>
+    </w:p>
+    <w:p>
+      <w:pPr>
+        <w:pStyle w:val="NormlWeb"/>
+        <w:numPr>
+          <w:ilvl w:val="0"/>
+          <w:numId w:val="14"/>
+        </w:numPr>
+        <w:rPr>
+          <w:rFonts w:ascii="Arial" w:hAnsi="Arial" w:cs="Arial"/>
+        </w:rPr>
+      </w:pPr>
+      <w:r>
+        <w:rPr>
+          <w:rFonts w:ascii="Arial" w:hAnsi="Arial" w:cs="Arial"/>
+        </w:rPr>
+        <w:t xml:space="preserve">A </w:t>
+      </w:r>
+      <w:r>
+        <w:rPr>
+          <w:rFonts w:ascii="Arial" w:hAnsi="Arial" w:cs="Arial"/>
+        </w:rPr>
+        <w:t xml:space="preserve">program </w:t>
+      </w:r>
+      <w:r>
+        <w:rPr>
+          <w:rFonts w:ascii="Arial" w:hAnsi="Arial" w:cs="Arial"/>
+        </w:rPr>
+        <w:t>készítéséhez fejlesztőkörnyez</w:t>
+      </w:r>
+      <w:r>
+        <w:rPr>
+          <w:rFonts w:ascii="Arial" w:hAnsi="Arial" w:cs="Arial"/>
+        </w:rPr>
+        <w:t xml:space="preserve">etként </w:t>
+      </w:r>
+      <w:proofErr w:type="spellStart"/>
+      <w:r>
+        <w:rPr>
+          <w:rFonts w:ascii="Arial" w:hAnsi="Arial" w:cs="Arial"/>
+        </w:rPr>
+        <w:t>IntelliJ</w:t>
+      </w:r>
+      <w:proofErr w:type="spellEnd"/>
+      <w:r>
+        <w:rPr>
+          <w:rFonts w:ascii="Arial" w:hAnsi="Arial" w:cs="Arial"/>
+        </w:rPr>
+        <w:t xml:space="preserve">-t </w:t>
+      </w:r>
+      <w:r>
+        <w:rPr>
+          <w:rFonts w:ascii="Arial" w:hAnsi="Arial" w:cs="Arial"/>
+        </w:rPr>
+        <w:t xml:space="preserve">használtunk. A verziókezeléshez </w:t>
+      </w:r>
+      <w:proofErr w:type="spellStart"/>
+      <w:r>
+        <w:rPr>
+          <w:rFonts w:ascii="Arial" w:hAnsi="Arial" w:cs="Arial"/>
+        </w:rPr>
+        <w:t>Git</w:t>
+      </w:r>
+      <w:proofErr w:type="spellEnd"/>
+      <w:r>
+        <w:rPr>
+          <w:rFonts w:ascii="Arial" w:hAnsi="Arial" w:cs="Arial"/>
+        </w:rPr>
+        <w:t xml:space="preserve"> alapú megoldás szolgált, amely támogatta a közös munkát és a változások nyomon követését. A naplófájlok kezeléséhez a Java beépített fájlkezelési megoldásait alkalmaztuk.</w:t>
+      </w:r>
+      <w:r>
+        <w:rPr>
+          <w:rFonts w:ascii="Arial" w:hAnsi="Arial" w:cs="Arial"/>
+        </w:rPr>
+        <w:t xml:space="preserve"> A feladatok nyilvántartásához a </w:t>
+      </w:r>
+      <w:proofErr w:type="spellStart"/>
+      <w:r>
+        <w:rPr>
+          <w:rFonts w:ascii="Arial" w:hAnsi="Arial" w:cs="Arial"/>
+        </w:rPr>
+        <w:t>Trello</w:t>
+      </w:r>
+      <w:proofErr w:type="spellEnd"/>
+      <w:r>
+        <w:rPr>
+          <w:rFonts w:ascii="Arial" w:hAnsi="Arial" w:cs="Arial"/>
+        </w:rPr>
+        <w:t xml:space="preserve"> alkalmazást használtuk a projekt során.</w:t>
+      </w:r>
+    </w:p>
+    <w:p>
+      <w:pPr>
+        <w:pStyle w:val="Cmsor3"/>
+        <w:rPr>
+          <w:color w:val="auto"/>
+        </w:rPr>
+      </w:pPr>
+      <w:r>
+        <w:rPr>
+          <w:color w:val="auto"/>
+        </w:rPr>
+        <w:t>Fejlesztési folyamat</w:t>
+      </w:r>
+    </w:p>
+    <w:p>
+      <w:pPr>
+        <w:pStyle w:val="HTML-kntformzott"/>
+        <w:jc w:val="center"/>
+        <w:rPr>
+          <w:rStyle w:val="HTML-kd"/>
+          <w:rFonts w:ascii="Arial" w:hAnsi="Arial" w:cs="Arial"/>
+        </w:rPr>
+      </w:pPr>
+      <w:r>
+        <w:rPr>
+          <w:rStyle w:val="HTML-kd"/>
+          <w:rFonts w:ascii="Arial" w:hAnsi="Arial" w:cs="Arial"/>
+        </w:rPr>
+        <w:t>Követelmények</w:t>
+      </w:r>
+    </w:p>
+    <w:p>
+      <w:pPr>
+        <w:pStyle w:val="HTML-kntformzott"/>
+        <w:jc w:val="center"/>
+        <w:rPr>
+          <w:rStyle w:val="hljs-code"/>
+          <w:rFonts w:ascii="Arial" w:hAnsi="Arial" w:cs="Arial"/>
+        </w:rPr>
+      </w:pPr>
+      <w:r>
+        <w:rPr>
+          <w:rStyle w:val="hljs-code"/>
+          <w:rFonts w:ascii="Arial" w:hAnsi="Arial" w:cs="Arial"/>
+        </w:rPr>
+        <w:t>↓</w:t>
+      </w:r>
+    </w:p>
+    <w:p>
+      <w:pPr>
+        <w:pStyle w:val="HTML-kntformzott"/>
+        <w:jc w:val="center"/>
+        <w:rPr>
+          <w:rStyle w:val="hljs-code"/>
+          <w:rFonts w:ascii="Arial" w:hAnsi="Arial" w:cs="Arial"/>
+        </w:rPr>
+      </w:pPr>
+      <w:r>
+        <w:rPr>
+          <w:rStyle w:val="hljs-code"/>
+          <w:rFonts w:ascii="Arial" w:hAnsi="Arial" w:cs="Arial"/>
+        </w:rPr>
+        <w:t>Tervezés</w:t>
+      </w:r>
+    </w:p>
+    <w:p>
+      <w:pPr>
+        <w:pStyle w:val="HTML-kntformzott"/>
+        <w:jc w:val="center"/>
+        <w:rPr>
+          <w:rStyle w:val="hljs-code"/>
+          <w:rFonts w:ascii="Arial" w:hAnsi="Arial" w:cs="Arial"/>
+        </w:rPr>
+      </w:pPr>
+      <w:r>
+        <w:rPr>
+          <w:rStyle w:val="hljs-code"/>
+          <w:rFonts w:ascii="Arial" w:hAnsi="Arial" w:cs="Arial"/>
+        </w:rPr>
+        <w:t>↓</w:t>
+      </w:r>
+    </w:p>
+    <w:p>
+      <w:pPr>
+        <w:pStyle w:val="HTML-kntformzott"/>
+        <w:jc w:val="center"/>
+        <w:rPr>
+          <w:rStyle w:val="hljs-code"/>
+          <w:rFonts w:ascii="Arial" w:hAnsi="Arial" w:cs="Arial"/>
+        </w:rPr>
+      </w:pPr>
+      <w:r>
+        <w:rPr>
+          <w:rStyle w:val="hljs-code"/>
+          <w:rFonts w:ascii="Arial" w:hAnsi="Arial" w:cs="Arial"/>
+        </w:rPr>
+        <w:t>Megvalósítás</w:t>
+      </w:r>
+    </w:p>
+    <w:p>
+      <w:pPr>
+        <w:pStyle w:val="HTML-kntformzott"/>
+        <w:jc w:val="center"/>
+        <w:rPr>
+          <w:rStyle w:val="hljs-code"/>
+          <w:rFonts w:ascii="Arial" w:hAnsi="Arial" w:cs="Arial"/>
+        </w:rPr>
+      </w:pPr>
+      <w:r>
+        <w:rPr>
+          <w:rStyle w:val="hljs-code"/>
+          <w:rFonts w:ascii="Arial" w:hAnsi="Arial" w:cs="Arial"/>
+        </w:rPr>
+        <w:t>↓</w:t>
+      </w:r>
+    </w:p>
+    <w:p>
+      <w:pPr>
+        <w:pStyle w:val="HTML-kntformzott"/>
+        <w:jc w:val="center"/>
+        <w:rPr>
+          <w:rStyle w:val="hljs-code"/>
+          <w:rFonts w:ascii="Arial" w:hAnsi="Arial" w:cs="Arial"/>
+        </w:rPr>
+      </w:pPr>
+      <w:r>
+        <w:rPr>
+          <w:rStyle w:val="hljs-code"/>
+          <w:rFonts w:ascii="Arial" w:hAnsi="Arial" w:cs="Arial"/>
+        </w:rPr>
+        <w:t>Tesztelés</w:t>
+      </w:r>
+    </w:p>
+    <w:p>
+      <w:pPr>
+        <w:pStyle w:val="HTML-kntformzott"/>
+        <w:jc w:val="center"/>
+        <w:rPr>
+          <w:rStyle w:val="hljs-code"/>
+          <w:rFonts w:ascii="Arial" w:hAnsi="Arial" w:cs="Arial"/>
+        </w:rPr>
+      </w:pPr>
+      <w:r>
+        <w:rPr>
+          <w:rStyle w:val="hljs-code"/>
+          <w:rFonts w:ascii="Arial" w:hAnsi="Arial" w:cs="Arial"/>
+        </w:rPr>
+        <w:t>↓</w:t>
+      </w:r>
+    </w:p>
+    <w:p>
+      <w:pPr>
+        <w:pStyle w:val="HTML-kntformzott"/>
+        <w:jc w:val="center"/>
+        <w:rPr>
+          <w:rStyle w:val="hljs-code"/>
+          <w:rFonts w:ascii="Arial" w:hAnsi="Arial" w:cs="Arial"/>
+        </w:rPr>
+      </w:pPr>
+      <w:r>
+        <w:rPr>
+          <w:rStyle w:val="hljs-code"/>
+          <w:rFonts w:ascii="Arial" w:hAnsi="Arial" w:cs="Arial"/>
+        </w:rPr>
+        <w:t>Hibák javítása</w:t>
+      </w:r>
+    </w:p>
+    <w:p>
+      <w:pPr>
+        <w:pStyle w:val="NormlWeb"/>
+        <w:rPr>
+          <w:rFonts w:ascii="Arial" w:hAnsi="Arial" w:cs="Arial"/>
+        </w:rPr>
+      </w:pPr>
+      <w:r>
+        <w:rPr>
+          <w:rFonts w:ascii="Arial" w:hAnsi="Arial" w:cs="Arial"/>
+        </w:rPr>
+        <w:t>A folyamat során a csapat többször visszalépett a korábbi lépésekhez, ha hibát talált vagy módosítás vált szükségessé</w:t>
+      </w:r>
+      <w:r>
+        <w:rPr>
+          <w:rFonts w:ascii="Arial" w:hAnsi="Arial" w:cs="Arial"/>
+        </w:rPr>
+        <w:t>.</w:t>
+      </w:r>
+    </w:p>
+    <w:p/>
+    <w:p>
+      <w:pPr>
+        <w:pStyle w:val="Cmsor3"/>
+        <w:rPr>
+          <w:color w:val="auto"/>
+        </w:rPr>
+      </w:pPr>
+    </w:p>
+    <w:p>
+      <w:pPr>
+        <w:pStyle w:val="Cmsor3"/>
+        <w:rPr>
+          <w:color w:val="auto"/>
+          <w:sz w:val="32"/>
+          <w:szCs w:val="32"/>
+        </w:rPr>
+      </w:pPr>
+      <w:r>
+        <w:rPr>
+          <w:color w:val="auto"/>
+          <w:sz w:val="32"/>
+          <w:szCs w:val="32"/>
+        </w:rPr>
+        <w:t>Munkaidő-nyilvántartás</w:t>
+      </w:r>
+    </w:p>
+    <w:p>
+      <w:pPr>
+        <w:pStyle w:val="NormlWeb"/>
+        <w:rPr>
+          <w:rFonts w:ascii="Arial" w:hAnsi="Arial" w:cs="Arial"/>
+        </w:rPr>
+      </w:pPr>
+      <w:r>
+        <w:rPr>
+          <w:rFonts w:ascii="Arial" w:hAnsi="Arial" w:cs="Arial"/>
+        </w:rPr>
+        <w:t>A munkaidő nyilvántartása nem részletes időelszámolással történt, hanem a projektmunkára fordított fejlesztési foglalkozások és az otthoni munkavégzés figyelembevételével. A csapat a ráfordított időt összesített formában követte annak érdekében, hogy a fejlesztés a rendelkezésre álló időkereten belül elkészüljön.</w:t>
+      </w:r>
+      <w:r>
+        <w:rPr>
+          <w:rFonts w:ascii="Arial" w:hAnsi="Arial" w:cs="Arial"/>
+        </w:rPr>
+        <w:t xml:space="preserve"> </w:t>
+      </w:r>
+      <w:r>
+        <w:rPr>
+          <w:rFonts w:ascii="Arial" w:hAnsi="Arial" w:cs="Arial"/>
+        </w:rPr>
+        <w:t>A feladatmegosztás rugalmasan történt, a csapattagok a projekt különböző szakaszaiban eltérő mértékben vettek részt az egyes tevékenységekben.</w:t>
+      </w:r>
     </w:p>
     <w:sectPr>
       <w:pgSz w:w="11909" w:h="16834"/>
@@ -2076,8 +2997,8 @@
 </file>
 
 <file path=word/numbering.xml><?xml version="1.0" encoding="utf-8"?>
-<w:numbering xmlns:ve="http://schemas.openxmlformats.org/markup-compatibility/2006" xmlns:o="urn:schemas-microsoft-com:office:office" xmlns:r="http://schemas.openxmlformats.org/officeDocument/2006/relationships" xmlns:m="http://schemas.openxmlformats.org/officeDocument/2006/math" xmlns:v="urn:schemas-microsoft-com:vml" xmlns:wp="http://schemas.openxmlformats.org/drawingml/2006/wordprocessingDrawing" xmlns:w10="urn:schemas-microsoft-com:office:word" xmlns:w="http://schemas.openxmlformats.org/wordprocessingml/2006/main" xmlns:wne="http://schemas.microsoft.com/office/word/2006/wordml">
-  <w:abstractNum w:abstractNumId="0">
+<w:numbering xmlns:wpc="http://schemas.microsoft.com/office/word/2010/wordprocessingCanvas" xmlns:cx="http://schemas.microsoft.com/office/drawing/2014/chartex" xmlns:cx1="http://schemas.microsoft.com/office/drawing/2015/9/8/chartex" xmlns:cx2="http://schemas.microsoft.com/office/drawing/2015/10/21/chartex" xmlns:cx3="http://schemas.microsoft.com/office/drawing/2016/5/9/chartex" xmlns:cx4="http://schemas.microsoft.com/office/drawing/2016/5/10/chartex" xmlns:cx5="http://schemas.microsoft.com/office/drawing/2016/5/11/chartex" xmlns:cx6="http://schemas.microsoft.com/office/drawing/2016/5/12/chartex" xmlns:cx7="http://schemas.microsoft.com/office/drawing/2016/5/13/chartex" xmlns:cx8="http://schemas.microsoft.com/office/drawing/2016/5/14/chartex" xmlns:mc="http://schemas.openxmlformats.org/markup-compatibility/2006" xmlns:aink="http://schemas.microsoft.com/office/drawing/2016/ink" xmlns:am3d="http://schemas.microsoft.com/office/drawing/2017/model3d" xmlns:o="urn:schemas-microsoft-com:office:office" xmlns:oel="http://schemas.microsoft.com/office/2019/extlst" xmlns:r="http://schemas.openxmlformats.org/officeDocument/2006/relationships" xmlns:m="http://schemas.openxmlformats.org/officeDocument/2006/math" xmlns:v="urn:schemas-microsoft-com:vml" xmlns:wp14="http://schemas.microsoft.com/office/word/2010/wordprocessingDrawing" xmlns:wp="http://schemas.openxmlformats.org/drawingml/2006/wordprocessingDrawing" xmlns:w10="urn:schemas-microsoft-com:office:word" xmlns:w="http://schemas.openxmlformats.org/wordprocessingml/2006/main" xmlns:w14="http://schemas.microsoft.com/office/word/2010/wordml" xmlns:w15="http://schemas.microsoft.com/office/word/2012/wordml" xmlns:w16cex="http://schemas.microsoft.com/office/word/2018/wordml/cex" xmlns:w16cid="http://schemas.microsoft.com/office/word/2016/wordml/cid" xmlns:w16="http://schemas.microsoft.com/office/word/2018/wordml" xmlns:w16du="http://schemas.microsoft.com/office/word/2023/wordml/word16du" xmlns:w16sdtdh="http://schemas.microsoft.com/office/word/2020/wordml/sdtdatahash" xmlns:w16sdtfl="http://schemas.microsoft.com/office/word/2024/wordml/sdtformatlock" xmlns:w16se="http://schemas.microsoft.com/office/word/2015/wordml/symex" xmlns:wpg="http://schemas.microsoft.com/office/word/2010/wordprocessingGroup" xmlns:wpi="http://schemas.microsoft.com/office/word/2010/wordprocessingInk" xmlns:wne="http://schemas.microsoft.com/office/word/2006/wordml" xmlns:wps="http://schemas.microsoft.com/office/word/2010/wordprocessingShape" mc:Ignorable="w14 w15 w16se w16cid w16 w16cex w16sdtdh w16sdtfl w16du wp14">
+  <w:abstractNum w:abstractNumId="0" w15:restartNumberingAfterBreak="0">
     <w:nsid w:val="02EA7FBF"/>
     <w:multiLevelType w:val="multilevel"/>
     <w:tmpl w:val="3F6EBA52"/>
@@ -2226,7 +3147,7 @@
       </w:rPr>
     </w:lvl>
   </w:abstractNum>
-  <w:abstractNum w:abstractNumId="1">
+  <w:abstractNum w:abstractNumId="1" w15:restartNumberingAfterBreak="0">
     <w:nsid w:val="093A2D4B"/>
     <w:multiLevelType w:val="multilevel"/>
     <w:tmpl w:val="7D9ADAD6"/>
@@ -2344,10 +3265,10 @@
       </w:rPr>
     </w:lvl>
   </w:abstractNum>
-  <w:abstractNum w:abstractNumId="2">
+  <w:abstractNum w:abstractNumId="2" w15:restartNumberingAfterBreak="0">
     <w:nsid w:val="0E726835"/>
     <w:multiLevelType w:val="hybridMultilevel"/>
-    <w:tmpl w:val="1CDC9B3E"/>
+    <w:tmpl w:val="836A00F4"/>
     <w:lvl w:ilvl="0" w:tplc="040E0001">
       <w:start w:val="1"/>
       <w:numFmt w:val="bullet"/>
@@ -2457,7 +3378,7 @@
       </w:rPr>
     </w:lvl>
   </w:abstractNum>
-  <w:abstractNum w:abstractNumId="3">
+  <w:abstractNum w:abstractNumId="3" w15:restartNumberingAfterBreak="0">
     <w:nsid w:val="29E31EA8"/>
     <w:multiLevelType w:val="hybridMultilevel"/>
     <w:tmpl w:val="946A2850"/>
@@ -2543,7 +3464,7 @@
       </w:pPr>
     </w:lvl>
   </w:abstractNum>
-  <w:abstractNum w:abstractNumId="4">
+  <w:abstractNum w:abstractNumId="4" w15:restartNumberingAfterBreak="0">
     <w:nsid w:val="30600E06"/>
     <w:multiLevelType w:val="multilevel"/>
     <w:tmpl w:val="80025172"/>
@@ -2656,7 +3577,7 @@
       </w:rPr>
     </w:lvl>
   </w:abstractNum>
-  <w:abstractNum w:abstractNumId="5">
+  <w:abstractNum w:abstractNumId="5" w15:restartNumberingAfterBreak="0">
     <w:nsid w:val="306306F8"/>
     <w:multiLevelType w:val="multilevel"/>
     <w:tmpl w:val="F8080C7E"/>
@@ -2769,7 +3690,7 @@
       </w:rPr>
     </w:lvl>
   </w:abstractNum>
-  <w:abstractNum w:abstractNumId="6">
+  <w:abstractNum w:abstractNumId="6" w15:restartNumberingAfterBreak="0">
     <w:nsid w:val="3591447D"/>
     <w:multiLevelType w:val="hybridMultilevel"/>
     <w:tmpl w:val="76AAB484"/>
@@ -2882,7 +3803,7 @@
       </w:rPr>
     </w:lvl>
   </w:abstractNum>
-  <w:abstractNum w:abstractNumId="7">
+  <w:abstractNum w:abstractNumId="7" w15:restartNumberingAfterBreak="0">
     <w:nsid w:val="3D941750"/>
     <w:multiLevelType w:val="hybridMultilevel"/>
     <w:tmpl w:val="2BEE901C"/>
@@ -2995,7 +3916,7 @@
       </w:rPr>
     </w:lvl>
   </w:abstractNum>
-  <w:abstractNum w:abstractNumId="8">
+  <w:abstractNum w:abstractNumId="8" w15:restartNumberingAfterBreak="0">
     <w:nsid w:val="49A5157C"/>
     <w:multiLevelType w:val="multilevel"/>
     <w:tmpl w:val="C91CE662"/>
@@ -3144,7 +4065,7 @@
       </w:rPr>
     </w:lvl>
   </w:abstractNum>
-  <w:abstractNum w:abstractNumId="9">
+  <w:abstractNum w:abstractNumId="9" w15:restartNumberingAfterBreak="0">
     <w:nsid w:val="4F9B467F"/>
     <w:multiLevelType w:val="hybridMultilevel"/>
     <w:tmpl w:val="7BB8E6D4"/>
@@ -3230,7 +4151,7 @@
       </w:pPr>
     </w:lvl>
   </w:abstractNum>
-  <w:abstractNum w:abstractNumId="10">
+  <w:abstractNum w:abstractNumId="10" w15:restartNumberingAfterBreak="0">
     <w:nsid w:val="50C54DC2"/>
     <w:multiLevelType w:val="multilevel"/>
     <w:tmpl w:val="9B3270F6"/>
@@ -3379,7 +4300,7 @@
       </w:rPr>
     </w:lvl>
   </w:abstractNum>
-  <w:abstractNum w:abstractNumId="11">
+  <w:abstractNum w:abstractNumId="11" w15:restartNumberingAfterBreak="0">
     <w:nsid w:val="56BE02C5"/>
     <w:multiLevelType w:val="hybridMultilevel"/>
     <w:tmpl w:val="3500AC52"/>
@@ -3492,7 +4413,7 @@
       </w:rPr>
     </w:lvl>
   </w:abstractNum>
-  <w:abstractNum w:abstractNumId="12">
+  <w:abstractNum w:abstractNumId="12" w15:restartNumberingAfterBreak="0">
     <w:nsid w:val="57E81CCE"/>
     <w:multiLevelType w:val="hybridMultilevel"/>
     <w:tmpl w:val="A784F6F2"/>
@@ -3578,7 +4499,7 @@
       </w:pPr>
     </w:lvl>
   </w:abstractNum>
-  <w:abstractNum w:abstractNumId="13">
+  <w:abstractNum w:abstractNumId="13" w15:restartNumberingAfterBreak="0">
     <w:nsid w:val="5FD701B2"/>
     <w:multiLevelType w:val="hybridMultilevel"/>
     <w:tmpl w:val="7340EFA4"/>
@@ -3691,7 +4612,7 @@
       </w:rPr>
     </w:lvl>
   </w:abstractNum>
-  <w:abstractNum w:abstractNumId="14">
+  <w:abstractNum w:abstractNumId="14" w15:restartNumberingAfterBreak="0">
     <w:nsid w:val="634E63B2"/>
     <w:multiLevelType w:val="multilevel"/>
     <w:tmpl w:val="C86A293E"/>
@@ -3840,7 +4761,7 @@
       </w:rPr>
     </w:lvl>
   </w:abstractNum>
-  <w:abstractNum w:abstractNumId="15">
+  <w:abstractNum w:abstractNumId="15" w15:restartNumberingAfterBreak="0">
     <w:nsid w:val="6C8278F5"/>
     <w:multiLevelType w:val="multilevel"/>
     <w:tmpl w:val="2D2661E0"/>
@@ -3953,7 +4874,7 @@
       </w:rPr>
     </w:lvl>
   </w:abstractNum>
-  <w:abstractNum w:abstractNumId="16">
+  <w:abstractNum w:abstractNumId="16" w15:restartNumberingAfterBreak="0">
     <w:nsid w:val="75D65EB0"/>
     <w:multiLevelType w:val="multilevel"/>
     <w:tmpl w:val="1EECCD6A"/>
@@ -4071,69 +4992,69 @@
       </w:rPr>
     </w:lvl>
   </w:abstractNum>
-  <w:num w:numId="1">
+  <w:num w:numId="1" w16cid:durableId="857701509">
     <w:abstractNumId w:val="15"/>
   </w:num>
-  <w:num w:numId="2">
+  <w:num w:numId="2" w16cid:durableId="578684391">
     <w:abstractNumId w:val="4"/>
   </w:num>
-  <w:num w:numId="3">
+  <w:num w:numId="3" w16cid:durableId="579944746">
     <w:abstractNumId w:val="16"/>
   </w:num>
-  <w:num w:numId="4">
+  <w:num w:numId="4" w16cid:durableId="2010597158">
     <w:abstractNumId w:val="8"/>
   </w:num>
-  <w:num w:numId="5">
+  <w:num w:numId="5" w16cid:durableId="137576593">
     <w:abstractNumId w:val="14"/>
   </w:num>
-  <w:num w:numId="6">
+  <w:num w:numId="6" w16cid:durableId="178277667">
     <w:abstractNumId w:val="10"/>
   </w:num>
-  <w:num w:numId="7">
+  <w:num w:numId="7" w16cid:durableId="1505704798">
     <w:abstractNumId w:val="0"/>
   </w:num>
-  <w:num w:numId="8">
+  <w:num w:numId="8" w16cid:durableId="1087535082">
     <w:abstractNumId w:val="9"/>
   </w:num>
-  <w:num w:numId="9">
+  <w:num w:numId="9" w16cid:durableId="1033460751">
     <w:abstractNumId w:val="3"/>
   </w:num>
-  <w:num w:numId="10">
+  <w:num w:numId="10" w16cid:durableId="41560673">
     <w:abstractNumId w:val="12"/>
   </w:num>
-  <w:num w:numId="11">
+  <w:num w:numId="11" w16cid:durableId="2036534801">
     <w:abstractNumId w:val="1"/>
   </w:num>
-  <w:num w:numId="12">
+  <w:num w:numId="12" w16cid:durableId="1279145073">
     <w:abstractNumId w:val="11"/>
   </w:num>
-  <w:num w:numId="13">
+  <w:num w:numId="13" w16cid:durableId="890380737">
     <w:abstractNumId w:val="5"/>
   </w:num>
-  <w:num w:numId="14">
+  <w:num w:numId="14" w16cid:durableId="1553662128">
     <w:abstractNumId w:val="2"/>
   </w:num>
-  <w:num w:numId="15">
+  <w:num w:numId="15" w16cid:durableId="1942836981">
     <w:abstractNumId w:val="13"/>
   </w:num>
-  <w:num w:numId="16">
+  <w:num w:numId="16" w16cid:durableId="291522517">
     <w:abstractNumId w:val="7"/>
   </w:num>
-  <w:num w:numId="17">
+  <w:num w:numId="17" w16cid:durableId="1083649303">
     <w:abstractNumId w:val="6"/>
   </w:num>
 </w:numbering>
 </file>
 
 <file path=word/styles.xml><?xml version="1.0" encoding="utf-8"?>
-<w:styles xmlns:r="http://schemas.openxmlformats.org/officeDocument/2006/relationships" xmlns:w="http://schemas.openxmlformats.org/wordprocessingml/2006/main">
+<w:styles xmlns:mc="http://schemas.openxmlformats.org/markup-compatibility/2006" xmlns:r="http://schemas.openxmlformats.org/officeDocument/2006/relationships" xmlns:w="http://schemas.openxmlformats.org/wordprocessingml/2006/main" xmlns:w14="http://schemas.microsoft.com/office/word/2010/wordml" xmlns:w15="http://schemas.microsoft.com/office/word/2012/wordml" xmlns:w16cex="http://schemas.microsoft.com/office/word/2018/wordml/cex" xmlns:w16cid="http://schemas.microsoft.com/office/word/2016/wordml/cid" xmlns:w16="http://schemas.microsoft.com/office/word/2018/wordml" xmlns:w16du="http://schemas.microsoft.com/office/word/2023/wordml/word16du" xmlns:w16sdtdh="http://schemas.microsoft.com/office/word/2020/wordml/sdtdatahash" xmlns:w16sdtfl="http://schemas.microsoft.com/office/word/2024/wordml/sdtformatlock" xmlns:w16se="http://schemas.microsoft.com/office/word/2015/wordml/symex" mc:Ignorable="w14 w15 w16se w16cid w16 w16cex w16sdtdh w16sdtfl w16du">
   <w:docDefaults>
     <w:rPrDefault>
       <w:rPr>
         <w:rFonts w:ascii="Arial" w:eastAsia="Arial" w:hAnsi="Arial" w:cs="Arial"/>
         <w:sz w:val="22"/>
         <w:szCs w:val="22"/>
-        <w:lang w:eastAsia="hu-HU" w:bidi="ar-SA"/>
+        <w:lang w:val="hu-HU" w:eastAsia="hu-HU" w:bidi="ar-SA"/>
       </w:rPr>
     </w:rPrDefault>
     <w:pPrDefault>
@@ -4142,144 +5063,383 @@
       </w:pPr>
     </w:pPrDefault>
   </w:docDefaults>
-  <w:latentStyles w:defLockedState="0" w:defUIPriority="99" w:defSemiHidden="1" w:defUnhideWhenUsed="1" w:defQFormat="0" w:count="267">
-    <w:lsdException w:name="Normal" w:semiHidden="0" w:uiPriority="0" w:unhideWhenUsed="0" w:qFormat="1"/>
-    <w:lsdException w:name="heading 1" w:semiHidden="0" w:uiPriority="9" w:unhideWhenUsed="0" w:qFormat="1"/>
-    <w:lsdException w:name="heading 2" w:uiPriority="9" w:qFormat="1"/>
-    <w:lsdException w:name="heading 3" w:uiPriority="9" w:qFormat="1"/>
-    <w:lsdException w:name="heading 4" w:uiPriority="9" w:qFormat="1"/>
-    <w:lsdException w:name="heading 5" w:uiPriority="9" w:qFormat="1"/>
-    <w:lsdException w:name="heading 6" w:uiPriority="9" w:qFormat="1"/>
-    <w:lsdException w:name="heading 7" w:uiPriority="9" w:qFormat="1"/>
-    <w:lsdException w:name="heading 8" w:uiPriority="9" w:qFormat="1"/>
-    <w:lsdException w:name="heading 9" w:uiPriority="9" w:qFormat="1"/>
-    <w:lsdException w:name="toc 1" w:uiPriority="39"/>
-    <w:lsdException w:name="toc 2" w:uiPriority="39"/>
-    <w:lsdException w:name="toc 3" w:uiPriority="39"/>
-    <w:lsdException w:name="toc 4" w:uiPriority="39"/>
-    <w:lsdException w:name="toc 5" w:uiPriority="39"/>
-    <w:lsdException w:name="toc 6" w:uiPriority="39"/>
-    <w:lsdException w:name="toc 7" w:uiPriority="39"/>
-    <w:lsdException w:name="toc 8" w:uiPriority="39"/>
-    <w:lsdException w:name="toc 9" w:uiPriority="39"/>
-    <w:lsdException w:name="caption" w:uiPriority="35" w:qFormat="1"/>
-    <w:lsdException w:name="Title" w:semiHidden="0" w:uiPriority="10" w:unhideWhenUsed="0" w:qFormat="1"/>
-    <w:lsdException w:name="Default Paragraph Font" w:uiPriority="1"/>
-    <w:lsdException w:name="Subtitle" w:semiHidden="0" w:uiPriority="11" w:unhideWhenUsed="0" w:qFormat="1"/>
-    <w:lsdException w:name="Strong" w:semiHidden="0" w:uiPriority="22" w:unhideWhenUsed="0" w:qFormat="1"/>
-    <w:lsdException w:name="Emphasis" w:semiHidden="0" w:uiPriority="20" w:unhideWhenUsed="0" w:qFormat="1"/>
-    <w:lsdException w:name="Table Grid" w:semiHidden="0" w:uiPriority="39" w:unhideWhenUsed="0"/>
-    <w:lsdException w:name="Placeholder Text" w:unhideWhenUsed="0"/>
-    <w:lsdException w:name="No Spacing" w:semiHidden="0" w:uiPriority="1" w:unhideWhenUsed="0" w:qFormat="1"/>
-    <w:lsdException w:name="Light Shading" w:semiHidden="0" w:uiPriority="60" w:unhideWhenUsed="0"/>
-    <w:lsdException w:name="Light List" w:semiHidden="0" w:uiPriority="61" w:unhideWhenUsed="0"/>
-    <w:lsdException w:name="Light Grid" w:semiHidden="0" w:uiPriority="62" w:unhideWhenUsed="0"/>
-    <w:lsdException w:name="Medium Shading 1" w:semiHidden="0" w:uiPriority="63" w:unhideWhenUsed="0"/>
-    <w:lsdException w:name="Medium Shading 2" w:semiHidden="0" w:uiPriority="64" w:unhideWhenUsed="0"/>
-    <w:lsdException w:name="Medium List 1" w:semiHidden="0" w:uiPriority="65" w:unhideWhenUsed="0"/>
-    <w:lsdException w:name="Medium List 2" w:semiHidden="0" w:uiPriority="66" w:unhideWhenUsed="0"/>
-    <w:lsdException w:name="Medium Grid 1" w:semiHidden="0" w:uiPriority="67" w:unhideWhenUsed="0"/>
-    <w:lsdException w:name="Medium Grid 2" w:semiHidden="0" w:uiPriority="68" w:unhideWhenUsed="0"/>
-    <w:lsdException w:name="Medium Grid 3" w:semiHidden="0" w:uiPriority="69" w:unhideWhenUsed="0"/>
-    <w:lsdException w:name="Dark List" w:semiHidden="0" w:uiPriority="70" w:unhideWhenUsed="0"/>
-    <w:lsdException w:name="Colorful Shading" w:semiHidden="0" w:uiPriority="71" w:unhideWhenUsed="0"/>
-    <w:lsdException w:name="Colorful List" w:semiHidden="0" w:uiPriority="72" w:unhideWhenUsed="0"/>
-    <w:lsdException w:name="Colorful Grid" w:semiHidden="0" w:uiPriority="73" w:unhideWhenUsed="0"/>
-    <w:lsdException w:name="Light Shading Accent 1" w:semiHidden="0" w:uiPriority="60" w:unhideWhenUsed="0"/>
-    <w:lsdException w:name="Light List Accent 1" w:semiHidden="0" w:uiPriority="61" w:unhideWhenUsed="0"/>
-    <w:lsdException w:name="Light Grid Accent 1" w:semiHidden="0" w:uiPriority="62" w:unhideWhenUsed="0"/>
-    <w:lsdException w:name="Medium Shading 1 Accent 1" w:semiHidden="0" w:uiPriority="63" w:unhideWhenUsed="0"/>
-    <w:lsdException w:name="Medium Shading 2 Accent 1" w:semiHidden="0" w:uiPriority="64" w:unhideWhenUsed="0"/>
-    <w:lsdException w:name="Medium List 1 Accent 1" w:semiHidden="0" w:uiPriority="65" w:unhideWhenUsed="0"/>
-    <w:lsdException w:name="Revision" w:unhideWhenUsed="0"/>
-    <w:lsdException w:name="List Paragraph" w:semiHidden="0" w:uiPriority="34" w:unhideWhenUsed="0" w:qFormat="1"/>
-    <w:lsdException w:name="Quote" w:semiHidden="0" w:uiPriority="29" w:unhideWhenUsed="0" w:qFormat="1"/>
-    <w:lsdException w:name="Intense Quote" w:semiHidden="0" w:uiPriority="30" w:unhideWhenUsed="0" w:qFormat="1"/>
-    <w:lsdException w:name="Medium List 2 Accent 1" w:semiHidden="0" w:uiPriority="66" w:unhideWhenUsed="0"/>
-    <w:lsdException w:name="Medium Grid 1 Accent 1" w:semiHidden="0" w:uiPriority="67" w:unhideWhenUsed="0"/>
-    <w:lsdException w:name="Medium Grid 2 Accent 1" w:semiHidden="0" w:uiPriority="68" w:unhideWhenUsed="0"/>
-    <w:lsdException w:name="Medium Grid 3 Accent 1" w:semiHidden="0" w:uiPriority="69" w:unhideWhenUsed="0"/>
-    <w:lsdException w:name="Dark List Accent 1" w:semiHidden="0" w:uiPriority="70" w:unhideWhenUsed="0"/>
-    <w:lsdException w:name="Colorful Shading Accent 1" w:semiHidden="0" w:uiPriority="71" w:unhideWhenUsed="0"/>
-    <w:lsdException w:name="Colorful List Accent 1" w:semiHidden="0" w:uiPriority="72" w:unhideWhenUsed="0"/>
-    <w:lsdException w:name="Colorful Grid Accent 1" w:semiHidden="0" w:uiPriority="73" w:unhideWhenUsed="0"/>
-    <w:lsdException w:name="Light Shading Accent 2" w:semiHidden="0" w:uiPriority="60" w:unhideWhenUsed="0"/>
-    <w:lsdException w:name="Light List Accent 2" w:semiHidden="0" w:uiPriority="61" w:unhideWhenUsed="0"/>
-    <w:lsdException w:name="Light Grid Accent 2" w:semiHidden="0" w:uiPriority="62" w:unhideWhenUsed="0"/>
-    <w:lsdException w:name="Medium Shading 1 Accent 2" w:semiHidden="0" w:uiPriority="63" w:unhideWhenUsed="0"/>
-    <w:lsdException w:name="Medium Shading 2 Accent 2" w:semiHidden="0" w:uiPriority="64" w:unhideWhenUsed="0"/>
-    <w:lsdException w:name="Medium List 1 Accent 2" w:semiHidden="0" w:uiPriority="65" w:unhideWhenUsed="0"/>
-    <w:lsdException w:name="Medium List 2 Accent 2" w:semiHidden="0" w:uiPriority="66" w:unhideWhenUsed="0"/>
-    <w:lsdException w:name="Medium Grid 1 Accent 2" w:semiHidden="0" w:uiPriority="67" w:unhideWhenUsed="0"/>
-    <w:lsdException w:name="Medium Grid 2 Accent 2" w:semiHidden="0" w:uiPriority="68" w:unhideWhenUsed="0"/>
-    <w:lsdException w:name="Medium Grid 3 Accent 2" w:semiHidden="0" w:uiPriority="69" w:unhideWhenUsed="0"/>
-    <w:lsdException w:name="Dark List Accent 2" w:semiHidden="0" w:uiPriority="70" w:unhideWhenUsed="0"/>
-    <w:lsdException w:name="Colorful Shading Accent 2" w:semiHidden="0" w:uiPriority="71" w:unhideWhenUsed="0"/>
-    <w:lsdException w:name="Colorful List Accent 2" w:semiHidden="0" w:uiPriority="72" w:unhideWhenUsed="0"/>
-    <w:lsdException w:name="Colorful Grid Accent 2" w:semiHidden="0" w:uiPriority="73" w:unhideWhenUsed="0"/>
-    <w:lsdException w:name="Light Shading Accent 3" w:semiHidden="0" w:uiPriority="60" w:unhideWhenUsed="0"/>
-    <w:lsdException w:name="Light List Accent 3" w:semiHidden="0" w:uiPriority="61" w:unhideWhenUsed="0"/>
-    <w:lsdException w:name="Light Grid Accent 3" w:semiHidden="0" w:uiPriority="62" w:unhideWhenUsed="0"/>
-    <w:lsdException w:name="Medium Shading 1 Accent 3" w:semiHidden="0" w:uiPriority="63" w:unhideWhenUsed="0"/>
-    <w:lsdException w:name="Medium Shading 2 Accent 3" w:semiHidden="0" w:uiPriority="64" w:unhideWhenUsed="0"/>
-    <w:lsdException w:name="Medium List 1 Accent 3" w:semiHidden="0" w:uiPriority="65" w:unhideWhenUsed="0"/>
-    <w:lsdException w:name="Medium List 2 Accent 3" w:semiHidden="0" w:uiPriority="66" w:unhideWhenUsed="0"/>
-    <w:lsdException w:name="Medium Grid 1 Accent 3" w:semiHidden="0" w:uiPriority="67" w:unhideWhenUsed="0"/>
-    <w:lsdException w:name="Medium Grid 2 Accent 3" w:semiHidden="0" w:uiPriority="68" w:unhideWhenUsed="0"/>
-    <w:lsdException w:name="Medium Grid 3 Accent 3" w:semiHidden="0" w:uiPriority="69" w:unhideWhenUsed="0"/>
-    <w:lsdException w:name="Dark List Accent 3" w:semiHidden="0" w:uiPriority="70" w:unhideWhenUsed="0"/>
-    <w:lsdException w:name="Colorful Shading Accent 3" w:semiHidden="0" w:uiPriority="71" w:unhideWhenUsed="0"/>
-    <w:lsdException w:name="Colorful List Accent 3" w:semiHidden="0" w:uiPriority="72" w:unhideWhenUsed="0"/>
-    <w:lsdException w:name="Colorful Grid Accent 3" w:semiHidden="0" w:uiPriority="73" w:unhideWhenUsed="0"/>
-    <w:lsdException w:name="Light Shading Accent 4" w:semiHidden="0" w:uiPriority="60" w:unhideWhenUsed="0"/>
-    <w:lsdException w:name="Light List Accent 4" w:semiHidden="0" w:uiPriority="61" w:unhideWhenUsed="0"/>
-    <w:lsdException w:name="Light Grid Accent 4" w:semiHidden="0" w:uiPriority="62" w:unhideWhenUsed="0"/>
-    <w:lsdException w:name="Medium Shading 1 Accent 4" w:semiHidden="0" w:uiPriority="63" w:unhideWhenUsed="0"/>
-    <w:lsdException w:name="Medium Shading 2 Accent 4" w:semiHidden="0" w:uiPriority="64" w:unhideWhenUsed="0"/>
-    <w:lsdException w:name="Medium List 1 Accent 4" w:semiHidden="0" w:uiPriority="65" w:unhideWhenUsed="0"/>
-    <w:lsdException w:name="Medium List 2 Accent 4" w:semiHidden="0" w:uiPriority="66" w:unhideWhenUsed="0"/>
-    <w:lsdException w:name="Medium Grid 1 Accent 4" w:semiHidden="0" w:uiPriority="67" w:unhideWhenUsed="0"/>
-    <w:lsdException w:name="Medium Grid 2 Accent 4" w:semiHidden="0" w:uiPriority="68" w:unhideWhenUsed="0"/>
-    <w:lsdException w:name="Medium Grid 3 Accent 4" w:semiHidden="0" w:uiPriority="69" w:unhideWhenUsed="0"/>
-    <w:lsdException w:name="Dark List Accent 4" w:semiHidden="0" w:uiPriority="70" w:unhideWhenUsed="0"/>
-    <w:lsdException w:name="Colorful Shading Accent 4" w:semiHidden="0" w:uiPriority="71" w:unhideWhenUsed="0"/>
-    <w:lsdException w:name="Colorful List Accent 4" w:semiHidden="0" w:uiPriority="72" w:unhideWhenUsed="0"/>
-    <w:lsdException w:name="Colorful Grid Accent 4" w:semiHidden="0" w:uiPriority="73" w:unhideWhenUsed="0"/>
-    <w:lsdException w:name="Light Shading Accent 5" w:semiHidden="0" w:uiPriority="60" w:unhideWhenUsed="0"/>
-    <w:lsdException w:name="Light List Accent 5" w:semiHidden="0" w:uiPriority="61" w:unhideWhenUsed="0"/>
-    <w:lsdException w:name="Light Grid Accent 5" w:semiHidden="0" w:uiPriority="62" w:unhideWhenUsed="0"/>
-    <w:lsdException w:name="Medium Shading 1 Accent 5" w:semiHidden="0" w:uiPriority="63" w:unhideWhenUsed="0"/>
-    <w:lsdException w:name="Medium Shading 2 Accent 5" w:semiHidden="0" w:uiPriority="64" w:unhideWhenUsed="0"/>
-    <w:lsdException w:name="Medium List 1 Accent 5" w:semiHidden="0" w:uiPriority="65" w:unhideWhenUsed="0"/>
-    <w:lsdException w:name="Medium List 2 Accent 5" w:semiHidden="0" w:uiPriority="66" w:unhideWhenUsed="0"/>
-    <w:lsdException w:name="Medium Grid 1 Accent 5" w:semiHidden="0" w:uiPriority="67" w:unhideWhenUsed="0"/>
-    <w:lsdException w:name="Medium Grid 2 Accent 5" w:semiHidden="0" w:uiPriority="68" w:unhideWhenUsed="0"/>
-    <w:lsdException w:name="Medium Grid 3 Accent 5" w:semiHidden="0" w:uiPriority="69" w:unhideWhenUsed="0"/>
-    <w:lsdException w:name="Dark List Accent 5" w:semiHidden="0" w:uiPriority="70" w:unhideWhenUsed="0"/>
-    <w:lsdException w:name="Colorful Shading Accent 5" w:semiHidden="0" w:uiPriority="71" w:unhideWhenUsed="0"/>
-    <w:lsdException w:name="Colorful List Accent 5" w:semiHidden="0" w:uiPriority="72" w:unhideWhenUsed="0"/>
-    <w:lsdException w:name="Colorful Grid Accent 5" w:semiHidden="0" w:uiPriority="73" w:unhideWhenUsed="0"/>
-    <w:lsdException w:name="Light Shading Accent 6" w:semiHidden="0" w:uiPriority="60" w:unhideWhenUsed="0"/>
-    <w:lsdException w:name="Light List Accent 6" w:semiHidden="0" w:uiPriority="61" w:unhideWhenUsed="0"/>
-    <w:lsdException w:name="Light Grid Accent 6" w:semiHidden="0" w:uiPriority="62" w:unhideWhenUsed="0"/>
-    <w:lsdException w:name="Medium Shading 1 Accent 6" w:semiHidden="0" w:uiPriority="63" w:unhideWhenUsed="0"/>
-    <w:lsdException w:name="Medium Shading 2 Accent 6" w:semiHidden="0" w:uiPriority="64" w:unhideWhenUsed="0"/>
-    <w:lsdException w:name="Medium List 1 Accent 6" w:semiHidden="0" w:uiPriority="65" w:unhideWhenUsed="0"/>
-    <w:lsdException w:name="Medium List 2 Accent 6" w:semiHidden="0" w:uiPriority="66" w:unhideWhenUsed="0"/>
-    <w:lsdException w:name="Medium Grid 1 Accent 6" w:semiHidden="0" w:uiPriority="67" w:unhideWhenUsed="0"/>
-    <w:lsdException w:name="Medium Grid 2 Accent 6" w:semiHidden="0" w:uiPriority="68" w:unhideWhenUsed="0"/>
-    <w:lsdException w:name="Medium Grid 3 Accent 6" w:semiHidden="0" w:uiPriority="69" w:unhideWhenUsed="0"/>
-    <w:lsdException w:name="Dark List Accent 6" w:semiHidden="0" w:uiPriority="70" w:unhideWhenUsed="0"/>
-    <w:lsdException w:name="Colorful Shading Accent 6" w:semiHidden="0" w:uiPriority="71" w:unhideWhenUsed="0"/>
-    <w:lsdException w:name="Colorful List Accent 6" w:semiHidden="0" w:uiPriority="72" w:unhideWhenUsed="0"/>
-    <w:lsdException w:name="Colorful Grid Accent 6" w:semiHidden="0" w:uiPriority="73" w:unhideWhenUsed="0"/>
-    <w:lsdException w:name="Subtle Emphasis" w:semiHidden="0" w:uiPriority="19" w:unhideWhenUsed="0" w:qFormat="1"/>
-    <w:lsdException w:name="Intense Emphasis" w:semiHidden="0" w:uiPriority="21" w:unhideWhenUsed="0" w:qFormat="1"/>
-    <w:lsdException w:name="Subtle Reference" w:semiHidden="0" w:uiPriority="31" w:unhideWhenUsed="0" w:qFormat="1"/>
-    <w:lsdException w:name="Intense Reference" w:semiHidden="0" w:uiPriority="32" w:unhideWhenUsed="0" w:qFormat="1"/>
-    <w:lsdException w:name="Book Title" w:semiHidden="0" w:uiPriority="33" w:unhideWhenUsed="0" w:qFormat="1"/>
-    <w:lsdException w:name="Bibliography" w:uiPriority="37"/>
-    <w:lsdException w:name="TOC Heading" w:uiPriority="39" w:qFormat="1"/>
+  <w:latentStyles w:defLockedState="0" w:defUIPriority="99" w:defSemiHidden="0" w:defUnhideWhenUsed="0" w:defQFormat="0" w:count="376">
+    <w:lsdException w:name="Normal" w:uiPriority="0" w:qFormat="1"/>
+    <w:lsdException w:name="heading 1" w:uiPriority="9" w:qFormat="1"/>
+    <w:lsdException w:name="heading 2" w:semiHidden="1" w:uiPriority="9" w:unhideWhenUsed="1" w:qFormat="1"/>
+    <w:lsdException w:name="heading 3" w:semiHidden="1" w:uiPriority="9" w:unhideWhenUsed="1" w:qFormat="1"/>
+    <w:lsdException w:name="heading 4" w:semiHidden="1" w:uiPriority="9" w:unhideWhenUsed="1" w:qFormat="1"/>
+    <w:lsdException w:name="heading 5" w:semiHidden="1" w:uiPriority="9" w:unhideWhenUsed="1" w:qFormat="1"/>
+    <w:lsdException w:name="heading 6" w:semiHidden="1" w:uiPriority="9" w:unhideWhenUsed="1" w:qFormat="1"/>
+    <w:lsdException w:name="heading 7" w:semiHidden="1" w:uiPriority="9" w:unhideWhenUsed="1" w:qFormat="1"/>
+    <w:lsdException w:name="heading 8" w:semiHidden="1" w:uiPriority="9" w:unhideWhenUsed="1" w:qFormat="1"/>
+    <w:lsdException w:name="heading 9" w:semiHidden="1" w:uiPriority="9" w:unhideWhenUsed="1" w:qFormat="1"/>
+    <w:lsdException w:name="index 1" w:semiHidden="1" w:unhideWhenUsed="1"/>
+    <w:lsdException w:name="index 2" w:semiHidden="1" w:unhideWhenUsed="1"/>
+    <w:lsdException w:name="index 3" w:semiHidden="1" w:unhideWhenUsed="1"/>
+    <w:lsdException w:name="index 4" w:semiHidden="1" w:unhideWhenUsed="1"/>
+    <w:lsdException w:name="index 5" w:semiHidden="1" w:unhideWhenUsed="1"/>
+    <w:lsdException w:name="index 6" w:semiHidden="1" w:unhideWhenUsed="1"/>
+    <w:lsdException w:name="index 7" w:semiHidden="1" w:unhideWhenUsed="1"/>
+    <w:lsdException w:name="index 8" w:semiHidden="1" w:unhideWhenUsed="1"/>
+    <w:lsdException w:name="index 9" w:semiHidden="1" w:unhideWhenUsed="1"/>
+    <w:lsdException w:name="toc 1" w:semiHidden="1" w:uiPriority="39" w:unhideWhenUsed="1"/>
+    <w:lsdException w:name="toc 2" w:semiHidden="1" w:uiPriority="39" w:unhideWhenUsed="1"/>
+    <w:lsdException w:name="toc 3" w:semiHidden="1" w:uiPriority="39" w:unhideWhenUsed="1"/>
+    <w:lsdException w:name="toc 4" w:semiHidden="1" w:uiPriority="39" w:unhideWhenUsed="1"/>
+    <w:lsdException w:name="toc 5" w:semiHidden="1" w:uiPriority="39" w:unhideWhenUsed="1"/>
+    <w:lsdException w:name="toc 6" w:semiHidden="1" w:uiPriority="39" w:unhideWhenUsed="1"/>
+    <w:lsdException w:name="toc 7" w:semiHidden="1" w:uiPriority="39" w:unhideWhenUsed="1"/>
+    <w:lsdException w:name="toc 8" w:semiHidden="1" w:uiPriority="39" w:unhideWhenUsed="1"/>
+    <w:lsdException w:name="toc 9" w:semiHidden="1" w:uiPriority="39" w:unhideWhenUsed="1"/>
+    <w:lsdException w:name="Normal Indent" w:semiHidden="1" w:unhideWhenUsed="1"/>
+    <w:lsdException w:name="footnote text" w:semiHidden="1" w:unhideWhenUsed="1"/>
+    <w:lsdException w:name="annotation text" w:semiHidden="1" w:unhideWhenUsed="1"/>
+    <w:lsdException w:name="header" w:semiHidden="1" w:unhideWhenUsed="1"/>
+    <w:lsdException w:name="footer" w:semiHidden="1" w:unhideWhenUsed="1"/>
+    <w:lsdException w:name="index heading" w:semiHidden="1" w:unhideWhenUsed="1"/>
+    <w:lsdException w:name="caption" w:semiHidden="1" w:uiPriority="35" w:unhideWhenUsed="1" w:qFormat="1"/>
+    <w:lsdException w:name="table of figures" w:semiHidden="1" w:unhideWhenUsed="1"/>
+    <w:lsdException w:name="envelope address" w:semiHidden="1" w:unhideWhenUsed="1"/>
+    <w:lsdException w:name="envelope return" w:semiHidden="1" w:unhideWhenUsed="1"/>
+    <w:lsdException w:name="footnote reference" w:semiHidden="1" w:unhideWhenUsed="1"/>
+    <w:lsdException w:name="annotation reference" w:semiHidden="1" w:unhideWhenUsed="1"/>
+    <w:lsdException w:name="line number" w:semiHidden="1" w:unhideWhenUsed="1"/>
+    <w:lsdException w:name="page number" w:semiHidden="1" w:unhideWhenUsed="1"/>
+    <w:lsdException w:name="endnote reference" w:semiHidden="1" w:unhideWhenUsed="1"/>
+    <w:lsdException w:name="endnote text" w:semiHidden="1" w:unhideWhenUsed="1"/>
+    <w:lsdException w:name="table of authorities" w:semiHidden="1" w:unhideWhenUsed="1"/>
+    <w:lsdException w:name="macro" w:semiHidden="1" w:unhideWhenUsed="1"/>
+    <w:lsdException w:name="toa heading" w:semiHidden="1" w:unhideWhenUsed="1"/>
+    <w:lsdException w:name="List" w:semiHidden="1" w:unhideWhenUsed="1"/>
+    <w:lsdException w:name="List Bullet" w:semiHidden="1" w:unhideWhenUsed="1"/>
+    <w:lsdException w:name="List Number" w:semiHidden="1" w:unhideWhenUsed="1"/>
+    <w:lsdException w:name="List 2" w:semiHidden="1" w:unhideWhenUsed="1"/>
+    <w:lsdException w:name="List 3" w:semiHidden="1" w:unhideWhenUsed="1"/>
+    <w:lsdException w:name="List 4" w:semiHidden="1" w:unhideWhenUsed="1"/>
+    <w:lsdException w:name="List 5" w:semiHidden="1" w:unhideWhenUsed="1"/>
+    <w:lsdException w:name="List Bullet 2" w:semiHidden="1" w:unhideWhenUsed="1"/>
+    <w:lsdException w:name="List Bullet 3" w:semiHidden="1" w:unhideWhenUsed="1"/>
+    <w:lsdException w:name="List Bullet 4" w:semiHidden="1" w:unhideWhenUsed="1"/>
+    <w:lsdException w:name="List Bullet 5" w:semiHidden="1" w:unhideWhenUsed="1"/>
+    <w:lsdException w:name="List Number 2" w:semiHidden="1" w:unhideWhenUsed="1"/>
+    <w:lsdException w:name="List Number 3" w:semiHidden="1" w:unhideWhenUsed="1"/>
+    <w:lsdException w:name="List Number 4" w:semiHidden="1" w:unhideWhenUsed="1"/>
+    <w:lsdException w:name="List Number 5" w:semiHidden="1" w:unhideWhenUsed="1"/>
+    <w:lsdException w:name="Title" w:uiPriority="10" w:qFormat="1"/>
+    <w:lsdException w:name="Closing" w:semiHidden="1" w:unhideWhenUsed="1"/>
+    <w:lsdException w:name="Signature" w:semiHidden="1" w:unhideWhenUsed="1"/>
+    <w:lsdException w:name="Default Paragraph Font" w:semiHidden="1" w:uiPriority="1" w:unhideWhenUsed="1"/>
+    <w:lsdException w:name="Body Text" w:semiHidden="1" w:unhideWhenUsed="1"/>
+    <w:lsdException w:name="Body Text Indent" w:semiHidden="1" w:unhideWhenUsed="1"/>
+    <w:lsdException w:name="List Continue" w:semiHidden="1" w:unhideWhenUsed="1"/>
+    <w:lsdException w:name="List Continue 2" w:semiHidden="1" w:unhideWhenUsed="1"/>
+    <w:lsdException w:name="List Continue 3" w:semiHidden="1" w:unhideWhenUsed="1"/>
+    <w:lsdException w:name="List Continue 4" w:semiHidden="1" w:unhideWhenUsed="1"/>
+    <w:lsdException w:name="List Continue 5" w:semiHidden="1" w:unhideWhenUsed="1"/>
+    <w:lsdException w:name="Message Header" w:semiHidden="1" w:unhideWhenUsed="1"/>
+    <w:lsdException w:name="Subtitle" w:uiPriority="11" w:qFormat="1"/>
+    <w:lsdException w:name="Salutation" w:semiHidden="1" w:unhideWhenUsed="1"/>
+    <w:lsdException w:name="Date" w:semiHidden="1" w:unhideWhenUsed="1"/>
+    <w:lsdException w:name="Body Text First Indent" w:semiHidden="1" w:unhideWhenUsed="1"/>
+    <w:lsdException w:name="Body Text First Indent 2" w:semiHidden="1" w:unhideWhenUsed="1"/>
+    <w:lsdException w:name="Note Heading" w:semiHidden="1" w:unhideWhenUsed="1"/>
+    <w:lsdException w:name="Body Text 2" w:semiHidden="1" w:unhideWhenUsed="1"/>
+    <w:lsdException w:name="Body Text 3" w:semiHidden="1" w:unhideWhenUsed="1"/>
+    <w:lsdException w:name="Body Text Indent 2" w:semiHidden="1" w:unhideWhenUsed="1"/>
+    <w:lsdException w:name="Body Text Indent 3" w:semiHidden="1" w:unhideWhenUsed="1"/>
+    <w:lsdException w:name="Block Text" w:semiHidden="1" w:unhideWhenUsed="1"/>
+    <w:lsdException w:name="Hyperlink" w:semiHidden="1" w:unhideWhenUsed="1"/>
+    <w:lsdException w:name="FollowedHyperlink" w:semiHidden="1" w:unhideWhenUsed="1"/>
+    <w:lsdException w:name="Strong" w:uiPriority="22" w:qFormat="1"/>
+    <w:lsdException w:name="Emphasis" w:uiPriority="20" w:qFormat="1"/>
+    <w:lsdException w:name="Document Map" w:semiHidden="1" w:unhideWhenUsed="1"/>
+    <w:lsdException w:name="Plain Text" w:semiHidden="1" w:unhideWhenUsed="1"/>
+    <w:lsdException w:name="E-mail Signature" w:semiHidden="1" w:unhideWhenUsed="1"/>
+    <w:lsdException w:name="HTML Top of Form" w:semiHidden="1" w:unhideWhenUsed="1"/>
+    <w:lsdException w:name="HTML Bottom of Form" w:semiHidden="1" w:unhideWhenUsed="1"/>
+    <w:lsdException w:name="Normal (Web)" w:semiHidden="1" w:unhideWhenUsed="1"/>
+    <w:lsdException w:name="HTML Acronym" w:semiHidden="1" w:unhideWhenUsed="1"/>
+    <w:lsdException w:name="HTML Address" w:semiHidden="1" w:unhideWhenUsed="1"/>
+    <w:lsdException w:name="HTML Cite" w:semiHidden="1" w:unhideWhenUsed="1"/>
+    <w:lsdException w:name="HTML Code" w:semiHidden="1" w:unhideWhenUsed="1"/>
+    <w:lsdException w:name="HTML Definition" w:semiHidden="1" w:unhideWhenUsed="1"/>
+    <w:lsdException w:name="HTML Keyboard" w:semiHidden="1" w:unhideWhenUsed="1"/>
+    <w:lsdException w:name="HTML Preformatted" w:semiHidden="1" w:unhideWhenUsed="1"/>
+    <w:lsdException w:name="HTML Sample" w:semiHidden="1" w:unhideWhenUsed="1"/>
+    <w:lsdException w:name="HTML Typewriter" w:semiHidden="1" w:unhideWhenUsed="1"/>
+    <w:lsdException w:name="HTML Variable" w:semiHidden="1" w:unhideWhenUsed="1"/>
+    <w:lsdException w:name="Normal Table" w:semiHidden="1" w:unhideWhenUsed="1"/>
+    <w:lsdException w:name="annotation subject" w:semiHidden="1" w:unhideWhenUsed="1"/>
+    <w:lsdException w:name="No List" w:semiHidden="1" w:unhideWhenUsed="1"/>
+    <w:lsdException w:name="Outline List 1" w:semiHidden="1" w:unhideWhenUsed="1"/>
+    <w:lsdException w:name="Outline List 2" w:semiHidden="1" w:unhideWhenUsed="1"/>
+    <w:lsdException w:name="Outline List 3" w:semiHidden="1" w:unhideWhenUsed="1"/>
+    <w:lsdException w:name="Table Simple 1" w:semiHidden="1" w:unhideWhenUsed="1"/>
+    <w:lsdException w:name="Table Simple 2" w:semiHidden="1" w:unhideWhenUsed="1"/>
+    <w:lsdException w:name="Table Simple 3" w:semiHidden="1" w:unhideWhenUsed="1"/>
+    <w:lsdException w:name="Table Classic 1" w:semiHidden="1" w:unhideWhenUsed="1"/>
+    <w:lsdException w:name="Table Classic 2" w:semiHidden="1" w:unhideWhenUsed="1"/>
+    <w:lsdException w:name="Table Classic 3" w:semiHidden="1" w:unhideWhenUsed="1"/>
+    <w:lsdException w:name="Table Classic 4" w:semiHidden="1" w:unhideWhenUsed="1"/>
+    <w:lsdException w:name="Table Colorful 1" w:semiHidden="1" w:unhideWhenUsed="1"/>
+    <w:lsdException w:name="Table Colorful 2" w:semiHidden="1" w:unhideWhenUsed="1"/>
+    <w:lsdException w:name="Table Colorful 3" w:semiHidden="1" w:unhideWhenUsed="1"/>
+    <w:lsdException w:name="Table Columns 1" w:semiHidden="1" w:unhideWhenUsed="1"/>
+    <w:lsdException w:name="Table Columns 2" w:semiHidden="1" w:unhideWhenUsed="1"/>
+    <w:lsdException w:name="Table Columns 3" w:semiHidden="1" w:unhideWhenUsed="1"/>
+    <w:lsdException w:name="Table Columns 4" w:semiHidden="1" w:unhideWhenUsed="1"/>
+    <w:lsdException w:name="Table Columns 5" w:semiHidden="1" w:unhideWhenUsed="1"/>
+    <w:lsdException w:name="Table Grid 1" w:semiHidden="1" w:unhideWhenUsed="1"/>
+    <w:lsdException w:name="Table Grid 2" w:semiHidden="1" w:unhideWhenUsed="1"/>
+    <w:lsdException w:name="Table Grid 3" w:semiHidden="1" w:unhideWhenUsed="1"/>
+    <w:lsdException w:name="Table Grid 4" w:semiHidden="1" w:unhideWhenUsed="1"/>
+    <w:lsdException w:name="Table Grid 5" w:semiHidden="1" w:unhideWhenUsed="1"/>
+    <w:lsdException w:name="Table Grid 6" w:semiHidden="1" w:unhideWhenUsed="1"/>
+    <w:lsdException w:name="Table Grid 7" w:semiHidden="1" w:unhideWhenUsed="1"/>
+    <w:lsdException w:name="Table Grid 8" w:semiHidden="1" w:unhideWhenUsed="1"/>
+    <w:lsdException w:name="Table List 1" w:semiHidden="1" w:unhideWhenUsed="1"/>
+    <w:lsdException w:name="Table List 2" w:semiHidden="1" w:unhideWhenUsed="1"/>
+    <w:lsdException w:name="Table List 3" w:semiHidden="1" w:unhideWhenUsed="1"/>
+    <w:lsdException w:name="Table List 4" w:semiHidden="1" w:unhideWhenUsed="1"/>
+    <w:lsdException w:name="Table List 5" w:semiHidden="1" w:unhideWhenUsed="1"/>
+    <w:lsdException w:name="Table List 6" w:semiHidden="1" w:unhideWhenUsed="1"/>
+    <w:lsdException w:name="Table List 7" w:semiHidden="1" w:unhideWhenUsed="1"/>
+    <w:lsdException w:name="Table List 8" w:semiHidden="1" w:unhideWhenUsed="1"/>
+    <w:lsdException w:name="Table 3D effects 1" w:semiHidden="1" w:unhideWhenUsed="1"/>
+    <w:lsdException w:name="Table 3D effects 2" w:semiHidden="1" w:unhideWhenUsed="1"/>
+    <w:lsdException w:name="Table 3D effects 3" w:semiHidden="1" w:unhideWhenUsed="1"/>
+    <w:lsdException w:name="Table Contemporary" w:semiHidden="1" w:unhideWhenUsed="1"/>
+    <w:lsdException w:name="Table Elegant" w:semiHidden="1" w:unhideWhenUsed="1"/>
+    <w:lsdException w:name="Table Professional" w:semiHidden="1" w:unhideWhenUsed="1"/>
+    <w:lsdException w:name="Table Subtle 1" w:semiHidden="1" w:unhideWhenUsed="1"/>
+    <w:lsdException w:name="Table Subtle 2" w:semiHidden="1" w:unhideWhenUsed="1"/>
+    <w:lsdException w:name="Table Web 1" w:semiHidden="1" w:unhideWhenUsed="1"/>
+    <w:lsdException w:name="Table Web 2" w:semiHidden="1" w:unhideWhenUsed="1"/>
+    <w:lsdException w:name="Table Web 3" w:semiHidden="1" w:unhideWhenUsed="1"/>
+    <w:lsdException w:name="Balloon Text" w:semiHidden="1" w:unhideWhenUsed="1"/>
+    <w:lsdException w:name="Table Grid" w:uiPriority="39"/>
+    <w:lsdException w:name="Table Theme" w:semiHidden="1" w:unhideWhenUsed="1"/>
+    <w:lsdException w:name="Placeholder Text" w:semiHidden="1"/>
+    <w:lsdException w:name="No Spacing" w:uiPriority="1" w:qFormat="1"/>
+    <w:lsdException w:name="Light Shading" w:uiPriority="60"/>
+    <w:lsdException w:name="Light List" w:uiPriority="61"/>
+    <w:lsdException w:name="Light Grid" w:uiPriority="62"/>
+    <w:lsdException w:name="Medium Shading 1" w:uiPriority="63"/>
+    <w:lsdException w:name="Medium Shading 2" w:uiPriority="64"/>
+    <w:lsdException w:name="Medium List 1" w:uiPriority="65"/>
+    <w:lsdException w:name="Medium List 2" w:uiPriority="66"/>
+    <w:lsdException w:name="Medium Grid 1" w:uiPriority="67"/>
+    <w:lsdException w:name="Medium Grid 2" w:uiPriority="68"/>
+    <w:lsdException w:name="Medium Grid 3" w:uiPriority="69"/>
+    <w:lsdException w:name="Dark List" w:uiPriority="70"/>
+    <w:lsdException w:name="Colorful Shading" w:uiPriority="71"/>
+    <w:lsdException w:name="Colorful List" w:uiPriority="72"/>
+    <w:lsdException w:name="Colorful Grid" w:uiPriority="73"/>
+    <w:lsdException w:name="Light Shading Accent 1" w:uiPriority="60"/>
+    <w:lsdException w:name="Light List Accent 1" w:uiPriority="61"/>
+    <w:lsdException w:name="Light Grid Accent 1" w:uiPriority="62"/>
+    <w:lsdException w:name="Medium Shading 1 Accent 1" w:uiPriority="63"/>
+    <w:lsdException w:name="Medium Shading 2 Accent 1" w:uiPriority="64"/>
+    <w:lsdException w:name="Medium List 1 Accent 1" w:uiPriority="65"/>
+    <w:lsdException w:name="Revision" w:semiHidden="1"/>
+    <w:lsdException w:name="List Paragraph" w:uiPriority="34" w:qFormat="1"/>
+    <w:lsdException w:name="Quote" w:uiPriority="29" w:qFormat="1"/>
+    <w:lsdException w:name="Intense Quote" w:uiPriority="30" w:qFormat="1"/>
+    <w:lsdException w:name="Medium List 2 Accent 1" w:uiPriority="66"/>
+    <w:lsdException w:name="Medium Grid 1 Accent 1" w:uiPriority="67"/>
+    <w:lsdException w:name="Medium Grid 2 Accent 1" w:uiPriority="68"/>
+    <w:lsdException w:name="Medium Grid 3 Accent 1" w:uiPriority="69"/>
+    <w:lsdException w:name="Dark List Accent 1" w:uiPriority="70"/>
+    <w:lsdException w:name="Colorful Shading Accent 1" w:uiPriority="71"/>
+    <w:lsdException w:name="Colorful List Accent 1" w:uiPriority="72"/>
+    <w:lsdException w:name="Colorful Grid Accent 1" w:uiPriority="73"/>
+    <w:lsdException w:name="Light Shading Accent 2" w:uiPriority="60"/>
+    <w:lsdException w:name="Light List Accent 2" w:uiPriority="61"/>
+    <w:lsdException w:name="Light Grid Accent 2" w:uiPriority="62"/>
+    <w:lsdException w:name="Medium Shading 1 Accent 2" w:uiPriority="63"/>
+    <w:lsdException w:name="Medium Shading 2 Accent 2" w:uiPriority="64"/>
+    <w:lsdException w:name="Medium List 1 Accent 2" w:uiPriority="65"/>
+    <w:lsdException w:name="Medium List 2 Accent 2" w:uiPriority="66"/>
+    <w:lsdException w:name="Medium Grid 1 Accent 2" w:uiPriority="67"/>
+    <w:lsdException w:name="Medium Grid 2 Accent 2" w:uiPriority="68"/>
+    <w:lsdException w:name="Medium Grid 3 Accent 2" w:uiPriority="69"/>
+    <w:lsdException w:name="Dark List Accent 2" w:uiPriority="70"/>
+    <w:lsdException w:name="Colorful Shading Accent 2" w:uiPriority="71"/>
+    <w:lsdException w:name="Colorful List Accent 2" w:uiPriority="72"/>
+    <w:lsdException w:name="Colorful Grid Accent 2" w:uiPriority="73"/>
+    <w:lsdException w:name="Light Shading Accent 3" w:uiPriority="60"/>
+    <w:lsdException w:name="Light List Accent 3" w:uiPriority="61"/>
+    <w:lsdException w:name="Light Grid Accent 3" w:uiPriority="62"/>
+    <w:lsdException w:name="Medium Shading 1 Accent 3" w:uiPriority="63"/>
+    <w:lsdException w:name="Medium Shading 2 Accent 3" w:uiPriority="64"/>
+    <w:lsdException w:name="Medium List 1 Accent 3" w:uiPriority="65"/>
+    <w:lsdException w:name="Medium List 2 Accent 3" w:uiPriority="66"/>
+    <w:lsdException w:name="Medium Grid 1 Accent 3" w:uiPriority="67"/>
+    <w:lsdException w:name="Medium Grid 2 Accent 3" w:uiPriority="68"/>
+    <w:lsdException w:name="Medium Grid 3 Accent 3" w:uiPriority="69"/>
+    <w:lsdException w:name="Dark List Accent 3" w:uiPriority="70"/>
+    <w:lsdException w:name="Colorful Shading Accent 3" w:uiPriority="71"/>
+    <w:lsdException w:name="Colorful List Accent 3" w:uiPriority="72"/>
+    <w:lsdException w:name="Colorful Grid Accent 3" w:uiPriority="73"/>
+    <w:lsdException w:name="Light Shading Accent 4" w:uiPriority="60"/>
+    <w:lsdException w:name="Light List Accent 4" w:uiPriority="61"/>
+    <w:lsdException w:name="Light Grid Accent 4" w:uiPriority="62"/>
+    <w:lsdException w:name="Medium Shading 1 Accent 4" w:uiPriority="63"/>
+    <w:lsdException w:name="Medium Shading 2 Accent 4" w:uiPriority="64"/>
+    <w:lsdException w:name="Medium List 1 Accent 4" w:uiPriority="65"/>
+    <w:lsdException w:name="Medium List 2 Accent 4" w:uiPriority="66"/>
+    <w:lsdException w:name="Medium Grid 1 Accent 4" w:uiPriority="67"/>
+    <w:lsdException w:name="Medium Grid 2 Accent 4" w:uiPriority="68"/>
+    <w:lsdException w:name="Medium Grid 3 Accent 4" w:uiPriority="69"/>
+    <w:lsdException w:name="Dark List Accent 4" w:uiPriority="70"/>
+    <w:lsdException w:name="Colorful Shading Accent 4" w:uiPriority="71"/>
+    <w:lsdException w:name="Colorful List Accent 4" w:uiPriority="72"/>
+    <w:lsdException w:name="Colorful Grid Accent 4" w:uiPriority="73"/>
+    <w:lsdException w:name="Light Shading Accent 5" w:uiPriority="60"/>
+    <w:lsdException w:name="Light List Accent 5" w:uiPriority="61"/>
+    <w:lsdException w:name="Light Grid Accent 5" w:uiPriority="62"/>
+    <w:lsdException w:name="Medium Shading 1 Accent 5" w:uiPriority="63"/>
+    <w:lsdException w:name="Medium Shading 2 Accent 5" w:uiPriority="64"/>
+    <w:lsdException w:name="Medium List 1 Accent 5" w:uiPriority="65"/>
+    <w:lsdException w:name="Medium List 2 Accent 5" w:uiPriority="66"/>
+    <w:lsdException w:name="Medium Grid 1 Accent 5" w:uiPriority="67"/>
+    <w:lsdException w:name="Medium Grid 2 Accent 5" w:uiPriority="68"/>
+    <w:lsdException w:name="Medium Grid 3 Accent 5" w:uiPriority="69"/>
+    <w:lsdException w:name="Dark List Accent 5" w:uiPriority="70"/>
+    <w:lsdException w:name="Colorful Shading Accent 5" w:uiPriority="71"/>
+    <w:lsdException w:name="Colorful List Accent 5" w:uiPriority="72"/>
+    <w:lsdException w:name="Colorful Grid Accent 5" w:uiPriority="73"/>
+    <w:lsdException w:name="Light Shading Accent 6" w:uiPriority="60"/>
+    <w:lsdException w:name="Light List Accent 6" w:uiPriority="61"/>
+    <w:lsdException w:name="Light Grid Accent 6" w:uiPriority="62"/>
+    <w:lsdException w:name="Medium Shading 1 Accent 6" w:uiPriority="63"/>
+    <w:lsdException w:name="Medium Shading 2 Accent 6" w:uiPriority="64"/>
+    <w:lsdException w:name="Medium List 1 Accent 6" w:uiPriority="65"/>
+    <w:lsdException w:name="Medium List 2 Accent 6" w:uiPriority="66"/>
+    <w:lsdException w:name="Medium Grid 1 Accent 6" w:uiPriority="67"/>
+    <w:lsdException w:name="Medium Grid 2 Accent 6" w:uiPriority="68"/>
+    <w:lsdException w:name="Medium Grid 3 Accent 6" w:uiPriority="69"/>
+    <w:lsdException w:name="Dark List Accent 6" w:uiPriority="70"/>
+    <w:lsdException w:name="Colorful Shading Accent 6" w:uiPriority="71"/>
+    <w:lsdException w:name="Colorful List Accent 6" w:uiPriority="72"/>
+    <w:lsdException w:name="Colorful Grid Accent 6" w:uiPriority="73"/>
+    <w:lsdException w:name="Subtle Emphasis" w:uiPriority="19" w:qFormat="1"/>
+    <w:lsdException w:name="Intense Emphasis" w:uiPriority="21" w:qFormat="1"/>
+    <w:lsdException w:name="Subtle Reference" w:uiPriority="31" w:qFormat="1"/>
+    <w:lsdException w:name="Intense Reference" w:uiPriority="32" w:qFormat="1"/>
+    <w:lsdException w:name="Book Title" w:uiPriority="33" w:qFormat="1"/>
+    <w:lsdException w:name="Bibliography" w:semiHidden="1" w:uiPriority="37" w:unhideWhenUsed="1"/>
+    <w:lsdException w:name="TOC Heading" w:semiHidden="1" w:uiPriority="39" w:unhideWhenUsed="1" w:qFormat="1"/>
+    <w:lsdException w:name="Plain Table 1" w:uiPriority="41"/>
+    <w:lsdException w:name="Plain Table 2" w:uiPriority="42"/>
+    <w:lsdException w:name="Plain Table 3" w:uiPriority="43"/>
+    <w:lsdException w:name="Plain Table 4" w:uiPriority="44"/>
+    <w:lsdException w:name="Plain Table 5" w:uiPriority="45"/>
+    <w:lsdException w:name="Grid Table Light" w:uiPriority="40"/>
+    <w:lsdException w:name="Grid Table 1 Light" w:uiPriority="46"/>
+    <w:lsdException w:name="Grid Table 2" w:uiPriority="47"/>
+    <w:lsdException w:name="Grid Table 3" w:uiPriority="48"/>
+    <w:lsdException w:name="Grid Table 4" w:uiPriority="49"/>
+    <w:lsdException w:name="Grid Table 5 Dark" w:uiPriority="50"/>
+    <w:lsdException w:name="Grid Table 6 Colorful" w:uiPriority="51"/>
+    <w:lsdException w:name="Grid Table 7 Colorful" w:uiPriority="52"/>
+    <w:lsdException w:name="Grid Table 1 Light Accent 1" w:uiPriority="46"/>
+    <w:lsdException w:name="Grid Table 2 Accent 1" w:uiPriority="47"/>
+    <w:lsdException w:name="Grid Table 3 Accent 1" w:uiPriority="48"/>
+    <w:lsdException w:name="Grid Table 4 Accent 1" w:uiPriority="49"/>
+    <w:lsdException w:name="Grid Table 5 Dark Accent 1" w:uiPriority="50"/>
+    <w:lsdException w:name="Grid Table 6 Colorful Accent 1" w:uiPriority="51"/>
+    <w:lsdException w:name="Grid Table 7 Colorful Accent 1" w:uiPriority="52"/>
+    <w:lsdException w:name="Grid Table 1 Light Accent 2" w:uiPriority="46"/>
+    <w:lsdException w:name="Grid Table 2 Accent 2" w:uiPriority="47"/>
+    <w:lsdException w:name="Grid Table 3 Accent 2" w:uiPriority="48"/>
+    <w:lsdException w:name="Grid Table 4 Accent 2" w:uiPriority="49"/>
+    <w:lsdException w:name="Grid Table 5 Dark Accent 2" w:uiPriority="50"/>
+    <w:lsdException w:name="Grid Table 6 Colorful Accent 2" w:uiPriority="51"/>
+    <w:lsdException w:name="Grid Table 7 Colorful Accent 2" w:uiPriority="52"/>
+    <w:lsdException w:name="Grid Table 1 Light Accent 3" w:uiPriority="46"/>
+    <w:lsdException w:name="Grid Table 2 Accent 3" w:uiPriority="47"/>
+    <w:lsdException w:name="Grid Table 3 Accent 3" w:uiPriority="48"/>
+    <w:lsdException w:name="Grid Table 4 Accent 3" w:uiPriority="49"/>
+    <w:lsdException w:name="Grid Table 5 Dark Accent 3" w:uiPriority="50"/>
+    <w:lsdException w:name="Grid Table 6 Colorful Accent 3" w:uiPriority="51"/>
+    <w:lsdException w:name="Grid Table 7 Colorful Accent 3" w:uiPriority="52"/>
+    <w:lsdException w:name="Grid Table 1 Light Accent 4" w:uiPriority="46"/>
+    <w:lsdException w:name="Grid Table 2 Accent 4" w:uiPriority="47"/>
+    <w:lsdException w:name="Grid Table 3 Accent 4" w:uiPriority="48"/>
+    <w:lsdException w:name="Grid Table 4 Accent 4" w:uiPriority="49"/>
+    <w:lsdException w:name="Grid Table 5 Dark Accent 4" w:uiPriority="50"/>
+    <w:lsdException w:name="Grid Table 6 Colorful Accent 4" w:uiPriority="51"/>
+    <w:lsdException w:name="Grid Table 7 Colorful Accent 4" w:uiPriority="52"/>
+    <w:lsdException w:name="Grid Table 1 Light Accent 5" w:uiPriority="46"/>
+    <w:lsdException w:name="Grid Table 2 Accent 5" w:uiPriority="47"/>
+    <w:lsdException w:name="Grid Table 3 Accent 5" w:uiPriority="48"/>
+    <w:lsdException w:name="Grid Table 4 Accent 5" w:uiPriority="49"/>
+    <w:lsdException w:name="Grid Table 5 Dark Accent 5" w:uiPriority="50"/>
+    <w:lsdException w:name="Grid Table 6 Colorful Accent 5" w:uiPriority="51"/>
+    <w:lsdException w:name="Grid Table 7 Colorful Accent 5" w:uiPriority="52"/>
+    <w:lsdException w:name="Grid Table 1 Light Accent 6" w:uiPriority="46"/>
+    <w:lsdException w:name="Grid Table 2 Accent 6" w:uiPriority="47"/>
+    <w:lsdException w:name="Grid Table 3 Accent 6" w:uiPriority="48"/>
+    <w:lsdException w:name="Grid Table 4 Accent 6" w:uiPriority="49"/>
+    <w:lsdException w:name="Grid Table 5 Dark Accent 6" w:uiPriority="50"/>
+    <w:lsdException w:name="Grid Table 6 Colorful Accent 6" w:uiPriority="51"/>
+    <w:lsdException w:name="Grid Table 7 Colorful Accent 6" w:uiPriority="52"/>
+    <w:lsdException w:name="List Table 1 Light" w:uiPriority="46"/>
+    <w:lsdException w:name="List Table 2" w:uiPriority="47"/>
+    <w:lsdException w:name="List Table 3" w:uiPriority="48"/>
+    <w:lsdException w:name="List Table 4" w:uiPriority="49"/>
+    <w:lsdException w:name="List Table 5 Dark" w:uiPriority="50"/>
+    <w:lsdException w:name="List Table 6 Colorful" w:uiPriority="51"/>
+    <w:lsdException w:name="List Table 7 Colorful" w:uiPriority="52"/>
+    <w:lsdException w:name="List Table 1 Light Accent 1" w:uiPriority="46"/>
+    <w:lsdException w:name="List Table 2 Accent 1" w:uiPriority="47"/>
+    <w:lsdException w:name="List Table 3 Accent 1" w:uiPriority="48"/>
+    <w:lsdException w:name="List Table 4 Accent 1" w:uiPriority="49"/>
+    <w:lsdException w:name="List Table 5 Dark Accent 1" w:uiPriority="50"/>
+    <w:lsdException w:name="List Table 6 Colorful Accent 1" w:uiPriority="51"/>
+    <w:lsdException w:name="List Table 7 Colorful Accent 1" w:uiPriority="52"/>
+    <w:lsdException w:name="List Table 1 Light Accent 2" w:uiPriority="46"/>
+    <w:lsdException w:name="List Table 2 Accent 2" w:uiPriority="47"/>
+    <w:lsdException w:name="List Table 3 Accent 2" w:uiPriority="48"/>
+    <w:lsdException w:name="List Table 4 Accent 2" w:uiPriority="49"/>
+    <w:lsdException w:name="List Table 5 Dark Accent 2" w:uiPriority="50"/>
+    <w:lsdException w:name="List Table 6 Colorful Accent 2" w:uiPriority="51"/>
+    <w:lsdException w:name="List Table 7 Colorful Accent 2" w:uiPriority="52"/>
+    <w:lsdException w:name="List Table 1 Light Accent 3" w:uiPriority="46"/>
+    <w:lsdException w:name="List Table 2 Accent 3" w:uiPriority="47"/>
+    <w:lsdException w:name="List Table 3 Accent 3" w:uiPriority="48"/>
+    <w:lsdException w:name="List Table 4 Accent 3" w:uiPriority="49"/>
+    <w:lsdException w:name="List Table 5 Dark Accent 3" w:uiPriority="50"/>
+    <w:lsdException w:name="List Table 6 Colorful Accent 3" w:uiPriority="51"/>
+    <w:lsdException w:name="List Table 7 Colorful Accent 3" w:uiPriority="52"/>
+    <w:lsdException w:name="List Table 1 Light Accent 4" w:uiPriority="46"/>
+    <w:lsdException w:name="List Table 2 Accent 4" w:uiPriority="47"/>
+    <w:lsdException w:name="List Table 3 Accent 4" w:uiPriority="48"/>
+    <w:lsdException w:name="List Table 4 Accent 4" w:uiPriority="49"/>
+    <w:lsdException w:name="List Table 5 Dark Accent 4" w:uiPriority="50"/>
+    <w:lsdException w:name="List Table 6 Colorful Accent 4" w:uiPriority="51"/>
+    <w:lsdException w:name="List Table 7 Colorful Accent 4" w:uiPriority="52"/>
+    <w:lsdException w:name="List Table 1 Light Accent 5" w:uiPriority="46"/>
+    <w:lsdException w:name="List Table 2 Accent 5" w:uiPriority="47"/>
+    <w:lsdException w:name="List Table 3 Accent 5" w:uiPriority="48"/>
+    <w:lsdException w:name="List Table 4 Accent 5" w:uiPriority="49"/>
+    <w:lsdException w:name="List Table 5 Dark Accent 5" w:uiPriority="50"/>
+    <w:lsdException w:name="List Table 6 Colorful Accent 5" w:uiPriority="51"/>
+    <w:lsdException w:name="List Table 7 Colorful Accent 5" w:uiPriority="52"/>
+    <w:lsdException w:name="List Table 1 Light Accent 6" w:uiPriority="46"/>
+    <w:lsdException w:name="List Table 2 Accent 6" w:uiPriority="47"/>
+    <w:lsdException w:name="List Table 3 Accent 6" w:uiPriority="48"/>
+    <w:lsdException w:name="List Table 4 Accent 6" w:uiPriority="49"/>
+    <w:lsdException w:name="List Table 5 Dark Accent 6" w:uiPriority="50"/>
+    <w:lsdException w:name="List Table 6 Colorful Accent 6" w:uiPriority="51"/>
+    <w:lsdException w:name="List Table 7 Colorful Accent 6" w:uiPriority="52"/>
+    <w:lsdException w:name="Mention" w:semiHidden="1" w:unhideWhenUsed="1"/>
+    <w:lsdException w:name="Smart Hyperlink" w:semiHidden="1" w:unhideWhenUsed="1"/>
+    <w:lsdException w:name="Hashtag" w:semiHidden="1" w:unhideWhenUsed="1"/>
+    <w:lsdException w:name="Unresolved Mention" w:semiHidden="1" w:unhideWhenUsed="1"/>
+    <w:lsdException w:name="Smart Link" w:semiHidden="1" w:unhideWhenUsed="1"/>
   </w:latentStyles>
   <w:style w:type="paragraph" w:default="1" w:styleId="Norml">
     <w:name w:val="Normal"/>
@@ -4414,7 +5574,6 @@
     <w:uiPriority w:val="99"/>
     <w:semiHidden/>
     <w:unhideWhenUsed/>
-    <w:qFormat/>
     <w:tblPr>
       <w:tblInd w:w="0" w:type="dxa"/>
       <w:tblCellMar>
@@ -4491,7 +5650,6 @@
       <w:rFonts w:ascii="Times New Roman" w:eastAsia="Times New Roman" w:hAnsi="Times New Roman" w:cs="Times New Roman"/>
       <w:sz w:val="24"/>
       <w:szCs w:val="24"/>
-      <w:lang w:val="hu-HU"/>
     </w:rPr>
   </w:style>
   <w:style w:type="character" w:styleId="Kiemels2">
@@ -4558,6 +5716,64 @@
       <w:ind w:left="720"/>
       <w:contextualSpacing/>
     </w:pPr>
+  </w:style>
+  <w:style w:type="paragraph" w:styleId="HTML-kntformzott">
+    <w:name w:val="HTML Preformatted"/>
+    <w:basedOn w:val="Norml"/>
+    <w:link w:val="HTML-kntformzottChar"/>
+    <w:uiPriority w:val="99"/>
+    <w:semiHidden/>
+    <w:unhideWhenUsed/>
+    <w:rsid w:val="00A463CF"/>
+    <w:pPr>
+      <w:tabs>
+        <w:tab w:val="left" w:pos="916"/>
+        <w:tab w:val="left" w:pos="1832"/>
+        <w:tab w:val="left" w:pos="2748"/>
+        <w:tab w:val="left" w:pos="3664"/>
+        <w:tab w:val="left" w:pos="4580"/>
+        <w:tab w:val="left" w:pos="5496"/>
+        <w:tab w:val="left" w:pos="6412"/>
+        <w:tab w:val="left" w:pos="7328"/>
+        <w:tab w:val="left" w:pos="8244"/>
+        <w:tab w:val="left" w:pos="9160"/>
+        <w:tab w:val="left" w:pos="10076"/>
+        <w:tab w:val="left" w:pos="10992"/>
+        <w:tab w:val="left" w:pos="11908"/>
+        <w:tab w:val="left" w:pos="12824"/>
+        <w:tab w:val="left" w:pos="13740"/>
+        <w:tab w:val="left" w:pos="14656"/>
+      </w:tabs>
+      <w:spacing w:line="240" w:lineRule="auto"/>
+    </w:pPr>
+    <w:rPr>
+      <w:rFonts w:ascii="Courier New" w:eastAsia="Times New Roman" w:hAnsi="Courier New" w:cs="Courier New"/>
+      <w:sz w:val="20"/>
+      <w:szCs w:val="20"/>
+    </w:rPr>
+  </w:style>
+  <w:style w:type="character" w:customStyle="1" w:styleId="HTML-kntformzottChar">
+    <w:name w:val="HTML-ként formázott Char"/>
+    <w:basedOn w:val="Bekezdsalapbettpusa"/>
+    <w:link w:val="HTML-kntformzott"/>
+    <w:uiPriority w:val="99"/>
+    <w:semiHidden/>
+    <w:rsid w:val="00A463CF"/>
+    <w:rPr>
+      <w:rFonts w:ascii="Courier New" w:eastAsia="Times New Roman" w:hAnsi="Courier New" w:cs="Courier New"/>
+      <w:sz w:val="20"/>
+      <w:szCs w:val="20"/>
+    </w:rPr>
+  </w:style>
+  <w:style w:type="character" w:customStyle="1" w:styleId="hljs-code">
+    <w:name w:val="hljs-code"/>
+    <w:basedOn w:val="Bekezdsalapbettpusa"/>
+    <w:rsid w:val="00A463CF"/>
+  </w:style>
+  <w:style w:type="character" w:customStyle="1" w:styleId="hljs-attribute">
+    <w:name w:val="hljs-attribute"/>
+    <w:basedOn w:val="Bekezdsalapbettpusa"/>
+    <w:rsid w:val="00A463CF"/>
   </w:style>
 </w:styles>
 </file>
